--- a/downloads/workbook/ai-6-week-22.docx
+++ b/downloads/workbook/ai-6-week-22.docx
@@ -961,6 +961,178 @@
         <w:t>Project connection: For the Grounded Learning Service, retain an annotated trace and the changed-case result. Name the contract or evidence that makes the deciding step valid, so another team can review it.</w:t>
       </w:r>
     </w:p>
+    <w:p>
+      <w:pPr>
+        <w:pStyle w:val="Heading1"/>
+      </w:pPr>
+      <w:r>
+        <w:t>13. Project portfolio milestone</w:t>
+      </w:r>
+    </w:p>
+    <w:p>
+      <w:r>
+        <w:t>Project: Grounded Learning Service</w:t>
+      </w:r>
+    </w:p>
+    <w:p>
+      <w:r>
+        <w:t>Current milestone: Evaluate and revise. Compare with your starting method, explain errors and record a justified revision.</w:t>
+      </w:r>
+    </w:p>
+    <w:p>
+      <w:r>
+        <w:t>For the Grounded Learning Service, retain an annotated trace and the changed-case result. Name the contract or evidence that makes the deciding step valid, so another team can review it.</w:t>
+      </w:r>
+    </w:p>
+    <w:tbl>
+      <w:tblPr>
+        <w:tblStyle w:val="LightShading-Accent1"/>
+        <w:tblW w:type="auto" w:w="0"/>
+        <w:tblLook w:firstColumn="1" w:firstRow="1" w:lastColumn="0" w:lastRow="0" w:noHBand="0" w:noVBand="1" w:val="04A0"/>
+      </w:tblPr>
+      <w:tblGrid>
+        <w:gridCol w:w="5112"/>
+        <w:gridCol w:w="5112"/>
+      </w:tblGrid>
+      <w:tr>
+        <w:trPr>
+          <w:tblHeader/>
+        </w:trPr>
+        <w:tc>
+          <w:tcPr>
+            <w:tcW w:type="dxa" w:w="5112"/>
+          </w:tcPr>
+          <w:p>
+            <w:r>
+              <w:t>Evidence to keep</w:t>
+            </w:r>
+          </w:p>
+        </w:tc>
+        <w:tc>
+          <w:tcPr>
+            <w:tcW w:type="dxa" w:w="5112"/>
+          </w:tcPr>
+          <w:p>
+            <w:r>
+              <w:t>My record</w:t>
+            </w:r>
+          </w:p>
+        </w:tc>
+      </w:tr>
+      <w:tr>
+        <w:tc>
+          <w:tcPr>
+            <w:tcW w:type="dxa" w:w="5112"/>
+          </w:tcPr>
+          <w:p>
+            <w:r>
+              <w:t>This week’s input and deciding step</w:t>
+            </w:r>
+          </w:p>
+        </w:tc>
+        <w:tc>
+          <w:tcPr>
+            <w:tcW w:type="dxa" w:w="5112"/>
+          </w:tcPr>
+          <w:p>
+            <w:r/>
+          </w:p>
+        </w:tc>
+      </w:tr>
+      <w:tr>
+        <w:tc>
+          <w:tcPr>
+            <w:tcW w:type="dxa" w:w="5112"/>
+          </w:tcPr>
+          <w:p>
+            <w:r>
+              <w:t>Prediction and actual result (or labelled paper trace)</w:t>
+            </w:r>
+          </w:p>
+        </w:tc>
+        <w:tc>
+          <w:tcPr>
+            <w:tcW w:type="dxa" w:w="5112"/>
+          </w:tcPr>
+          <w:p>
+            <w:r/>
+          </w:p>
+        </w:tc>
+      </w:tr>
+      <w:tr>
+        <w:tc>
+          <w:tcPr>
+            <w:tcW w:type="dxa" w:w="5112"/>
+          </w:tcPr>
+          <w:p>
+            <w:r>
+              <w:t>One change since the previous checkpoint and why</w:t>
+            </w:r>
+          </w:p>
+        </w:tc>
+        <w:tc>
+          <w:tcPr>
+            <w:tcW w:type="dxa" w:w="5112"/>
+          </w:tcPr>
+          <w:p>
+            <w:r/>
+          </w:p>
+        </w:tc>
+      </w:tr>
+      <w:tr>
+        <w:tc>
+          <w:tcPr>
+            <w:tcW w:type="dxa" w:w="5112"/>
+          </w:tcPr>
+          <w:p>
+            <w:r>
+              <w:t>One error or limit and the next test</w:t>
+            </w:r>
+          </w:p>
+        </w:tc>
+        <w:tc>
+          <w:tcPr>
+            <w:tcW w:type="dxa" w:w="5112"/>
+          </w:tcPr>
+          <w:p>
+            <w:r/>
+          </w:p>
+        </w:tc>
+      </w:tr>
+    </w:tbl>
+    <w:p>
+      <w:pPr>
+        <w:pStyle w:val="Heading3"/>
+      </w:pPr>
+      <w:r>
+        <w:t>Explain what this week adds to your project. Reuse last week’s record rather than starting again.</w:t>
+      </w:r>
+    </w:p>
+    <w:p>
+      <w:r>
+        <w:t>________________________________________________________________</w:t>
+      </w:r>
+    </w:p>
+    <w:p>
+      <w:r>
+        <w:t>________________________________________________________________</w:t>
+      </w:r>
+    </w:p>
+    <w:p>
+      <w:r>
+        <w:t>________________________________________________________________</w:t>
+      </w:r>
+    </w:p>
+    <w:p>
+      <w:r>
+        <w:t>________________________________________________________________</w:t>
+      </w:r>
+    </w:p>
+    <w:p>
+      <w:r>
+        <w:t>________________________________________________________________</w:t>
+      </w:r>
+    </w:p>
     <w:sectPr>
       <w:pgSz w:w="12240" w:h="15840"/>
       <w:pgMar w:top="936" w:right="1008" w:bottom="936" w:left="1008" w:header="720" w:footer="720" w:gutter="0"/>

--- a/downloads/workbook/ai-6-week-22.docx
+++ b/downloads/workbook/ai-6-week-22.docx
@@ -1133,6 +1133,235 @@
         <w:t>________________________________________________________________</w:t>
       </w:r>
     </w:p>
+    <w:p>
+      <w:pPr>
+        <w:pStyle w:val="Heading1"/>
+      </w:pPr>
+      <w:r>
+        <w:t>14. Supported practice and learning evidence</w:t>
+      </w:r>
+    </w:p>
+    <w:p>
+      <w:r>
+        <w:t>Use this supported practice once, in the browser or on paper. Keep the reserved independent assessment for a separate first attempt before teacher feedback.</w:t>
+      </w:r>
+    </w:p>
+    <w:p>
+      <w:r>
+        <w:t>Queued is not complete. A conversion service queues job J12 rather than processing it during submission.</w:t>
+      </w:r>
+    </w:p>
+    <w:p>
+      <w:pPr>
+        <w:pStyle w:val="Heading3"/>
+      </w:pPr>
+      <w:r>
+        <w:t>Practice 1: explain the deciding evidence</w:t>
+      </w:r>
+    </w:p>
+    <w:p>
+      <w:r>
+        <w:t>Which labelled step matches this detail? Only a checked output permits succeeded status.</w:t>
+      </w:r>
+    </w:p>
+    <w:p>
+      <w:r>
+        <w:t>1. Start worker</w:t>
+      </w:r>
+    </w:p>
+    <w:p>
+      <w:r>
+        <w:t>2. Publish checked result</w:t>
+      </w:r>
+    </w:p>
+    <w:p>
+      <w:r>
+        <w:t>3. Accept request</w:t>
+      </w:r>
+    </w:p>
+    <w:p>
+      <w:pPr>
+        <w:pStyle w:val="Heading3"/>
+      </w:pPr>
+      <w:r>
+        <w:t>My selected conclusion, deciding fact and explanation</w:t>
+      </w:r>
+    </w:p>
+    <w:p>
+      <w:r>
+        <w:t>________________________________________________________________</w:t>
+      </w:r>
+    </w:p>
+    <w:p>
+      <w:r>
+        <w:t>________________________________________________________________</w:t>
+      </w:r>
+    </w:p>
+    <w:p>
+      <w:r>
+        <w:t>________________________________________________________________</w:t>
+      </w:r>
+    </w:p>
+    <w:p>
+      <w:r>
+        <w:t>________________________________________________________________</w:t>
+      </w:r>
+    </w:p>
+    <w:p>
+      <w:r>
+        <w:t>________________________________________________________________</w:t>
+      </w:r>
+    </w:p>
+    <w:p>
+      <w:r>
+        <w:t>Hint if needed: Read the steps in the pictorial case. Match the supplied detail to the stage that performs or records it.</w:t>
+      </w:r>
+    </w:p>
+    <w:p>
+      <w:r>
+        <w:t>After your attempt, compare with the supported explanation: Publish checked result Only a checked output permits succeeded status. Asynchronous work separates submission from completion. Honest status and a job identifier let users track that difference.</w:t>
+      </w:r>
+    </w:p>
+    <w:p>
+      <w:pPr>
+        <w:pStyle w:val="Heading3"/>
+      </w:pPr>
+      <w:r>
+        <w:t>Practice 2: explain the deciding evidence</w:t>
+      </w:r>
+    </w:p>
+    <w:p>
+      <w:r>
+        <w:t>Changed-case practice: The worker crashes before producing checked output. Which conclusion is supported by the supplied facts?</w:t>
+      </w:r>
+    </w:p>
+    <w:p>
+      <w:r>
+        <w:t>1. We can decide the result without examining the changed input or the procedure.</w:t>
+      </w:r>
+    </w:p>
+    <w:p>
+      <w:r>
+        <w:t>2. The job is failed or awaiting a controlled retry, not succeeded.</w:t>
+      </w:r>
+    </w:p>
+    <w:p>
+      <w:r>
+        <w:t>3. This one example guarantees correct results for every future input.</w:t>
+      </w:r>
+    </w:p>
+    <w:p>
+      <w:pPr>
+        <w:pStyle w:val="Heading3"/>
+      </w:pPr>
+      <w:r>
+        <w:t>My selected conclusion, deciding fact and explanation</w:t>
+      </w:r>
+    </w:p>
+    <w:p>
+      <w:r>
+        <w:t>________________________________________________________________</w:t>
+      </w:r>
+    </w:p>
+    <w:p>
+      <w:r>
+        <w:t>________________________________________________________________</w:t>
+      </w:r>
+    </w:p>
+    <w:p>
+      <w:r>
+        <w:t>________________________________________________________________</w:t>
+      </w:r>
+    </w:p>
+    <w:p>
+      <w:r>
+        <w:t>________________________________________________________________</w:t>
+      </w:r>
+    </w:p>
+    <w:p>
+      <w:r>
+        <w:t>________________________________________________________________</w:t>
+      </w:r>
+    </w:p>
+    <w:p>
+      <w:r>
+        <w:t>Hint if needed: Use the changed condition and the deciding step in the pictorial trace. The answer must say what follows from those facts.</w:t>
+      </w:r>
+    </w:p>
+    <w:p>
+      <w:r>
+        <w:t>After your attempt, compare with the supported explanation: The job is failed or awaiting a controlled retry, not succeeded. Receipt is not evidence that conversion finished.</w:t>
+      </w:r>
+    </w:p>
+    <w:p>
+      <w:pPr>
+        <w:pStyle w:val="Heading3"/>
+      </w:pPr>
+      <w:r>
+        <w:t>Repair a missing building block</w:t>
+      </w:r>
+    </w:p>
+    <w:p>
+      <w:r>
+        <w:t>Review Caching and stale information (ai-6/21). Goal: Explain the mechanism and terminology of caching and stale information. Short practice: Identify the version mismatch in the cached 09:00 answer. What should the first version-5 request return, and what permits a later version-5 cache hit?. Return to this week and explain what you changed.</w:t>
+      </w:r>
+    </w:p>
+    <w:p>
+      <w:r>
+        <w:t>Review Sandboxing and resource limits (ai-6/19). Goal: Explain the mechanism and terminology of sandboxing and resource limits. Short practice: Check A against both resource limits and B against network isolation. Why must A stop after three seconds even if its output remains only 2 MB?. Return to this week and explain what you changed.</w:t>
+      </w:r>
+    </w:p>
+    <w:p>
+      <w:r>
+        <w:t>Review Timeouts retries and cancellation (ai-6/16). Goal: Explain the mechanism and terminology of timeouts retries and cancellation. Short practice: Calculate waiting time for a one-second timeout followed by a 0.4-second success. What changes if cancellation arrives after the first attempt but before the retry?. Return to this week and explain what you changed.</w:t>
+      </w:r>
+    </w:p>
+    <w:p>
+      <w:pPr>
+        <w:pStyle w:val="Heading3"/>
+      </w:pPr>
+      <w:r>
+        <w:t>Keep your completed work</w:t>
+      </w:r>
+    </w:p>
+    <w:p>
+      <w:r>
+        <w:t>Use Download completed work in the hosted lesson to export your answers, reflections, practice feedback and code-run evidence. Open the HTML copy to read or print it. Drafts stay in this browser when storage is available; clear drafts on a shared device.</w:t>
+      </w:r>
+    </w:p>
+    <w:p>
+      <w:pPr>
+        <w:pStyle w:val="Heading3"/>
+      </w:pPr>
+      <w:r>
+        <w:t>What I repaired, the evidence I kept and the next test</w:t>
+      </w:r>
+    </w:p>
+    <w:p>
+      <w:r>
+        <w:t>________________________________________________________________</w:t>
+      </w:r>
+    </w:p>
+    <w:p>
+      <w:r>
+        <w:t>________________________________________________________________</w:t>
+      </w:r>
+    </w:p>
+    <w:p>
+      <w:r>
+        <w:t>________________________________________________________________</w:t>
+      </w:r>
+    </w:p>
+    <w:p>
+      <w:r>
+        <w:t>________________________________________________________________</w:t>
+      </w:r>
+    </w:p>
+    <w:p>
+      <w:r>
+        <w:t>________________________________________________________________</w:t>
+      </w:r>
+    </w:p>
     <w:sectPr>
       <w:pgSz w:w="12240" w:h="15840"/>
       <w:pgMar w:top="936" w:right="1008" w:bottom="936" w:left="1008" w:header="720" w:footer="720" w:gutter="0"/>

--- a/downloads/workbook/ai-6-week-22.docx
+++ b/downloads/workbook/ai-6-week-22.docx
@@ -30,33 +30,45 @@
     </w:p>
     <w:p>
       <w:r>
-        <w:t>Try the recall before opening notes. Then use a different colour or a labelled second line to correct your explanation.</w:t>
+        <w:t>Record your starting explanation for Queues and asynchronous work before opening notes. Show any later correction separately.</w:t>
       </w:r>
     </w:p>
     <w:p>
       <w:pPr>
-        <w:pStyle w:val="Heading3"/>
-      </w:pPr>
-      <w:r>
-        <w:t>Caching and stale information</w:t>
+        <w:spacing w:line="336" w:lineRule="auto" w:after="180"/>
+      </w:pPr>
+      <w:r>
+        <w:rPr>
+          <w:b w:val="0"/>
+        </w:rPr>
+        <w:t>Try the recall before opening notes. Then use a different colour or a labelled second line to correct your explanation.</w:t>
       </w:r>
     </w:p>
     <w:p>
-      <w:r>
-        <w:t>Without opening the old lesson, explain one key idea from Caching and stale information. Give an example and a mistake that the idea helps you avoid.</w:t>
+      <w:pPr>
+        <w:pStyle w:val="Heading3"/>
+      </w:pPr>
+      <w:r>
+        <w:t>Caching and stale information</w:t>
       </w:r>
     </w:p>
     <w:p>
       <w:pPr>
-        <w:pStyle w:val="Heading3"/>
-      </w:pPr>
-      <w:r>
-        <w:t>My remembered idea, example and correction</w:t>
+        <w:spacing w:line="336" w:lineRule="auto" w:after="180"/>
+      </w:pPr>
+      <w:r>
+        <w:rPr>
+          <w:b w:val="0"/>
+        </w:rPr>
+        <w:t>Without opening the old lesson, explain one key idea from Caching and stale information. Give an example and a mistake that the idea helps you avoid.</w:t>
       </w:r>
     </w:p>
     <w:p>
-      <w:r>
-        <w:t>________________________________________________________________</w:t>
+      <w:pPr>
+        <w:pStyle w:val="Heading3"/>
+      </w:pPr>
+      <w:r>
+        <w:t>My remembered idea, example and correction</w:t>
       </w:r>
     </w:p>
     <w:p>
@@ -70,29 +82,35 @@
       </w:r>
     </w:p>
     <w:p>
-      <w:pPr>
-        <w:pStyle w:val="Heading3"/>
-      </w:pPr>
-      <w:r>
-        <w:t>Sandboxing and resource limits</w:t>
+      <w:r>
+        <w:t>________________________________________________________________</w:t>
       </w:r>
     </w:p>
     <w:p>
-      <w:r>
-        <w:t>Without opening the old lesson, explain one key idea from Sandboxing and resource limits. Give an example and a mistake that the idea helps you avoid.</w:t>
+      <w:pPr>
+        <w:pStyle w:val="Heading3"/>
+      </w:pPr>
+      <w:r>
+        <w:t>Sandboxing and resource limits</w:t>
       </w:r>
     </w:p>
     <w:p>
       <w:pPr>
-        <w:pStyle w:val="Heading3"/>
-      </w:pPr>
-      <w:r>
-        <w:t>My remembered idea, example and correction</w:t>
+        <w:spacing w:line="336" w:lineRule="auto" w:after="180"/>
+      </w:pPr>
+      <w:r>
+        <w:rPr>
+          <w:b w:val="0"/>
+        </w:rPr>
+        <w:t>Without opening the old lesson, explain one key idea from Sandboxing and resource limits. Give an example and a mistake that the idea helps you avoid.</w:t>
       </w:r>
     </w:p>
     <w:p>
-      <w:r>
-        <w:t>________________________________________________________________</w:t>
+      <w:pPr>
+        <w:pStyle w:val="Heading3"/>
+      </w:pPr>
+      <w:r>
+        <w:t>My remembered idea, example and correction</w:t>
       </w:r>
     </w:p>
     <w:p>
@@ -106,29 +124,35 @@
       </w:r>
     </w:p>
     <w:p>
-      <w:pPr>
-        <w:pStyle w:val="Heading3"/>
-      </w:pPr>
-      <w:r>
-        <w:t>Timeouts retries and cancellation</w:t>
+      <w:r>
+        <w:t>________________________________________________________________</w:t>
       </w:r>
     </w:p>
     <w:p>
-      <w:r>
-        <w:t>Without opening the old lesson, explain one key idea from Timeouts retries and cancellation. Give an example and a mistake that the idea helps you avoid.</w:t>
+      <w:pPr>
+        <w:pStyle w:val="Heading3"/>
+      </w:pPr>
+      <w:r>
+        <w:t>Timeouts retries and cancellation</w:t>
       </w:r>
     </w:p>
     <w:p>
       <w:pPr>
-        <w:pStyle w:val="Heading3"/>
-      </w:pPr>
-      <w:r>
-        <w:t>My remembered idea, example and correction</w:t>
+        <w:spacing w:line="336" w:lineRule="auto" w:after="180"/>
+      </w:pPr>
+      <w:r>
+        <w:rPr>
+          <w:b w:val="0"/>
+        </w:rPr>
+        <w:t>Without opening the old lesson, explain one key idea from Timeouts retries and cancellation. Give an example and a mistake that the idea helps you avoid.</w:t>
       </w:r>
     </w:p>
     <w:p>
-      <w:r>
-        <w:t>________________________________________________________________</w:t>
+      <w:pPr>
+        <w:pStyle w:val="Heading3"/>
+      </w:pPr>
+      <w:r>
+        <w:t>My remembered idea, example and correction</w:t>
       </w:r>
     </w:p>
     <w:p>
@@ -142,16 +166,44 @@
       </w:r>
     </w:p>
     <w:p>
-      <w:pPr>
-        <w:pStyle w:val="Heading1"/>
-      </w:pPr>
-      <w:r>
-        <w:t>02. Practise with fading help</w:t>
+      <w:r>
+        <w:t>________________________________________________________________</w:t>
       </w:r>
     </w:p>
     <w:p>
-      <w:r>
-        <w:t>Use W2: Trace the worked case for Queues and asynchronous work. Record the answer once; the lesson and workbook refer to the same attempt.</w:t>
+      <w:pPr>
+        <w:pStyle w:val="Heading1"/>
+      </w:pPr>
+      <w:r>
+        <w:t>02. Practise with fading help</w:t>
+      </w:r>
+    </w:p>
+    <w:p>
+      <w:r>
+        <w:t>Complete the supported Queues and asynchronous work trace and record the first step you can explain without help.</w:t>
+      </w:r>
+    </w:p>
+    <w:p>
+      <w:pPr>
+        <w:spacing w:line="336" w:lineRule="auto" w:after="180"/>
+      </w:pPr>
+      <w:r>
+        <w:rPr>
+          <w:b w:val="0"/>
+        </w:rPr>
+        <w:t xml:space="preserve">Use W2: Trace the worked case for </w:t>
+      </w:r>
+      <w:r>
+        <w:rPr>
+          <w:b/>
+        </w:rPr>
+        <w:t>Queue</w:t>
+      </w:r>
+      <w:r>
+        <w:rPr>
+          <w:b w:val="0"/>
+        </w:rPr>
+        <w:t>s and asynchronous work. Record the answer once; the lesson and workbook refer to the same attempt.</w:t>
       </w:r>
     </w:p>
     <w:tbl>
@@ -279,25 +331,49 @@
     </w:p>
     <w:p>
       <w:r>
-        <w:t>Use the worked case for Queues and asynchronous work. Proposed explanation: “The worked result establishes every future case”. Decide whether this explanation is supported. Point to the step or supplied fact that decides; explain your repair if needed.</w:t>
+        <w:t>Check the proposed Queues and asynchronous work explanation against the supplied facts before discussing it.</w:t>
       </w:r>
     </w:p>
     <w:p>
       <w:pPr>
-        <w:pStyle w:val="Heading3"/>
-      </w:pPr>
-      <w:r>
-        <w:t>My explanation before partner discussion</w:t>
+        <w:spacing w:line="336" w:lineRule="auto" w:after="180"/>
+      </w:pPr>
+      <w:r>
+        <w:rPr>
+          <w:b w:val="0"/>
+        </w:rPr>
+        <w:t xml:space="preserve">Use the worked case for </w:t>
+      </w:r>
+      <w:r>
+        <w:rPr>
+          <w:b/>
+        </w:rPr>
+        <w:t>Queue</w:t>
+      </w:r>
+      <w:r>
+        <w:rPr>
+          <w:b w:val="0"/>
+        </w:rPr>
+        <w:t>s and asynchronous work. Proposed explanation: “The worked result establishes every future case”. Decide whether this explanation is supported.</w:t>
       </w:r>
     </w:p>
     <w:p>
-      <w:r>
-        <w:t>________________________________________________________________</w:t>
+      <w:pPr>
+        <w:spacing w:line="336" w:lineRule="auto" w:after="180"/>
+      </w:pPr>
+      <w:r>
+        <w:rPr>
+          <w:b w:val="0"/>
+        </w:rPr>
+        <w:t>Point to the step or supplied fact that decides; explain your repair if needed.</w:t>
       </w:r>
     </w:p>
     <w:p>
-      <w:r>
-        <w:t>________________________________________________________________</w:t>
+      <w:pPr>
+        <w:pStyle w:val="Heading3"/>
+      </w:pPr>
+      <w:r>
+        <w:t>My explanation before partner discussion</w:t>
       </w:r>
     </w:p>
     <w:p>
@@ -311,47 +387,54 @@
       </w:r>
     </w:p>
     <w:p>
-      <w:pPr>
-        <w:pStyle w:val="Heading1"/>
-      </w:pPr>
-      <w:r>
-        <w:t>04. Independent transfer case</w:t>
+      <w:r>
+        <w:t>________________________________________________________________</w:t>
       </w:r>
     </w:p>
     <w:p>
-      <w:pPr>
-        <w:pStyle w:val="Heading3"/>
-      </w:pPr>
-      <w:r>
-        <w:t>Independent case: Apply a new case independently</w:t>
+      <w:r>
+        <w:t>________________________________________________________________</w:t>
       </w:r>
     </w:p>
     <w:p>
-      <w:r>
-        <w:t>Jobs A, B, C accepted; A completed, B failed, C pending. How many completed, and may success be claimed for all accepted?</w:t>
+      <w:pPr>
+        <w:pStyle w:val="Heading1"/>
+      </w:pPr>
+      <w:r>
+        <w:t>04. Independent transfer case</w:t>
       </w:r>
     </w:p>
     <w:p>
-      <w:pPr>
-        <w:pStyle w:val="Heading3"/>
-      </w:pPr>
-      <w:r>
-        <w:t>My independent explanation, trace and limits</w:t>
+      <w:r>
+        <w:t>Write one first attempt at the reserved independent case before feedback. Repeated copies of that case refer to the same recorded attempt.</w:t>
       </w:r>
     </w:p>
     <w:p>
-      <w:r>
-        <w:t>________________________________________________________________</w:t>
+      <w:pPr>
+        <w:pStyle w:val="Heading3"/>
+      </w:pPr>
+      <w:r>
+        <w:t>Independent case: Apply a new case independently</w:t>
       </w:r>
     </w:p>
     <w:p>
-      <w:r>
-        <w:t>________________________________________________________________</w:t>
+      <w:pPr>
+        <w:spacing w:line="336" w:lineRule="auto" w:after="180"/>
+        <w:shd w:fill="F5F1FB"/>
+      </w:pPr>
+      <w:r>
+        <w:rPr>
+          <w:b w:val="0"/>
+        </w:rPr>
+        <w:t>Jobs A, B, C accepted; A completed, B failed, C pending. How many completed, and may success be claimed for all accepted?</w:t>
       </w:r>
     </w:p>
     <w:p>
-      <w:r>
-        <w:t>________________________________________________________________</w:t>
+      <w:pPr>
+        <w:pStyle w:val="Heading3"/>
+      </w:pPr>
+      <w:r>
+        <w:t>My independent explanation, trace and limits</w:t>
       </w:r>
     </w:p>
     <w:p>
@@ -376,48 +459,96 @@
     </w:p>
     <w:p>
       <w:r>
-        <w:t>Attempt this case before feedback. Record any help. Earlier examples below are further practice; a case already practised with feedback cannot establish fresh transfer.</w:t>
+        <w:t>________________________________________________________________</w:t>
       </w:r>
     </w:p>
     <w:p>
-      <w:pPr>
-        <w:pStyle w:val="Heading1"/>
-      </w:pPr>
-      <w:r>
-        <w:t>05. W1 Explain the mechanism</w:t>
+      <w:r>
+        <w:t>________________________________________________________________</w:t>
       </w:r>
     </w:p>
     <w:p>
       <w:r>
-        <w:t>Explain the weekly mechanism in your own words. Use the worked scenario to name its input, decision rule and output.</w:t>
+        <w:t>________________________________________________________________</w:t>
       </w:r>
     </w:p>
     <w:p>
       <w:pPr>
-        <w:pStyle w:val="Heading3"/>
-      </w:pPr>
-      <w:r>
-        <w:t>My reasoning and evidence</w:t>
+        <w:spacing w:line="336" w:lineRule="auto" w:after="180"/>
+      </w:pPr>
+      <w:r>
+        <w:rPr>
+          <w:b w:val="0"/>
+        </w:rPr>
+        <w:t>Attempt this case before feedback. Record any help. Earlier examples below are further practice; a case already practised with feedback cannot establish fresh transfer.</w:t>
       </w:r>
     </w:p>
     <w:p>
-      <w:r>
-        <w:t>________________________________________________________________</w:t>
+      <w:pPr>
+        <w:pStyle w:val="Heading1"/>
+      </w:pPr>
+      <w:r>
+        <w:t>05. W1 Explain the mechanism</w:t>
       </w:r>
     </w:p>
     <w:p>
       <w:r>
-        <w:t>________________________________________________________________</w:t>
+        <w:t>Explain the mechanism. Apply the supplied Queues and asynchronous work facts and keep your reasoning.</w:t>
       </w:r>
     </w:p>
     <w:p>
-      <w:r>
-        <w:t>________________________________________________________________</w:t>
+      <w:pPr>
+        <w:spacing w:line="336" w:lineRule="auto" w:after="180"/>
+      </w:pPr>
+      <w:r>
+        <w:rPr>
+          <w:b w:val="0"/>
+        </w:rPr>
+        <w:t xml:space="preserve">Explain the weekly </w:t>
+      </w:r>
+      <w:r>
+        <w:rPr>
+          <w:b/>
+        </w:rPr>
+        <w:t>mechanism</w:t>
+      </w:r>
+      <w:r>
+        <w:rPr>
+          <w:b w:val="0"/>
+        </w:rPr>
+        <w:t xml:space="preserve"> in your own words. Use the worked scenario to name its </w:t>
+      </w:r>
+      <w:r>
+        <w:rPr>
+          <w:b/>
+        </w:rPr>
+        <w:t>input</w:t>
+      </w:r>
+      <w:r>
+        <w:rPr>
+          <w:b w:val="0"/>
+        </w:rPr>
+        <w:t xml:space="preserve">, decision rule and </w:t>
+      </w:r>
+      <w:r>
+        <w:rPr>
+          <w:b/>
+        </w:rPr>
+        <w:t>output</w:t>
+      </w:r>
+      <w:r>
+        <w:rPr>
+          <w:b w:val="0"/>
+        </w:rPr>
+        <w:t>.</w:t>
       </w:r>
     </w:p>
     <w:p>
-      <w:r>
-        <w:t>________________________________________________________________</w:t>
+      <w:pPr>
+        <w:pStyle w:val="Heading3"/>
+      </w:pPr>
+      <w:r>
+        <w:t>My reasoning and evidence</w:t>
       </w:r>
     </w:p>
     <w:p>
@@ -431,24 +562,18 @@
       </w:r>
     </w:p>
     <w:p>
-      <w:pPr>
-        <w:pStyle w:val="Heading1"/>
-      </w:pPr>
-      <w:r>
-        <w:t>06. W2 Trace the worked case</w:t>
+      <w:r>
+        <w:t>________________________________________________________________</w:t>
       </w:r>
     </w:p>
     <w:p>
       <w:r>
-        <w:t>Worker commits job J then crashes before queue acknowledgement. J is delivered again. Show the intermediate steps and give the conclusion with its scope.</w:t>
+        <w:t>________________________________________________________________</w:t>
       </w:r>
     </w:p>
     <w:p>
-      <w:pPr>
-        <w:pStyle w:val="Heading3"/>
-      </w:pPr>
-      <w:r>
-        <w:t>My reasoning and evidence</w:t>
+      <w:r>
+        <w:t>________________________________________________________________</w:t>
       </w:r>
     </w:p>
     <w:p>
@@ -457,23 +582,59 @@
       </w:r>
     </w:p>
     <w:p>
-      <w:r>
-        <w:t>________________________________________________________________</w:t>
+      <w:pPr>
+        <w:pStyle w:val="Heading1"/>
+      </w:pPr>
+      <w:r>
+        <w:t>06. W2 Trace the worked case</w:t>
       </w:r>
     </w:p>
     <w:p>
       <w:r>
-        <w:t>________________________________________________________________</w:t>
+        <w:t>Trace the worked case. Apply the supplied Queues and asynchronous work facts and keep your reasoning.</w:t>
       </w:r>
     </w:p>
     <w:p>
-      <w:r>
-        <w:t>________________________________________________________________</w:t>
+      <w:pPr>
+        <w:spacing w:line="336" w:lineRule="auto" w:after="180"/>
+      </w:pPr>
+      <w:r>
+        <w:rPr>
+          <w:b w:val="0"/>
+        </w:rPr>
+        <w:t xml:space="preserve">Worker commits job J then crashes before </w:t>
+      </w:r>
+      <w:r>
+        <w:rPr>
+          <w:b/>
+        </w:rPr>
+        <w:t>queue</w:t>
+      </w:r>
+      <w:r>
+        <w:rPr>
+          <w:b w:val="0"/>
+        </w:rPr>
+        <w:t xml:space="preserve"> </w:t>
+      </w:r>
+      <w:r>
+        <w:rPr>
+          <w:b/>
+        </w:rPr>
+        <w:t>acknowledgement</w:t>
+      </w:r>
+      <w:r>
+        <w:rPr>
+          <w:b w:val="0"/>
+        </w:rPr>
+        <w:t>. J is delivered again. Show the intermediate steps and give the conclusion with its scope.</w:t>
       </w:r>
     </w:p>
     <w:p>
-      <w:r>
-        <w:t>________________________________________________________________</w:t>
+      <w:pPr>
+        <w:pStyle w:val="Heading3"/>
+      </w:pPr>
+      <w:r>
+        <w:t>My reasoning and evidence</w:t>
       </w:r>
     </w:p>
     <w:p>
@@ -487,24 +648,18 @@
       </w:r>
     </w:p>
     <w:p>
-      <w:pPr>
-        <w:pStyle w:val="Heading1"/>
-      </w:pPr>
-      <w:r>
-        <w:t>07. W3 Audit the limit</w:t>
+      <w:r>
+        <w:t>________________________________________________________________</w:t>
       </w:r>
     </w:p>
     <w:p>
       <w:r>
-        <w:t>A report omits this qualification: Queue ordering and exactly-once properties must be declared, not assumed from a simple mock. Explain how omitting it could change a reader's interpretation, and write an accurate replacement.</w:t>
+        <w:t>________________________________________________________________</w:t>
       </w:r>
     </w:p>
     <w:p>
-      <w:pPr>
-        <w:pStyle w:val="Heading3"/>
-      </w:pPr>
-      <w:r>
-        <w:t>My reasoning and evidence</w:t>
+      <w:r>
+        <w:t>________________________________________________________________</w:t>
       </w:r>
     </w:p>
     <w:p>
@@ -518,44 +673,62 @@
       </w:r>
     </w:p>
     <w:p>
-      <w:r>
-        <w:t>________________________________________________________________</w:t>
+      <w:pPr>
+        <w:pStyle w:val="Heading1"/>
+      </w:pPr>
+      <w:r>
+        <w:t>07. W3 Audit the limit</w:t>
       </w:r>
     </w:p>
     <w:p>
       <w:r>
-        <w:t>________________________________________________________________</w:t>
+        <w:t>Audit the limit. Apply the supplied Queues and asynchronous work facts and keep your reasoning.</w:t>
       </w:r>
     </w:p>
     <w:p>
-      <w:r>
-        <w:t>________________________________________________________________</w:t>
+      <w:pPr>
+        <w:spacing w:line="336" w:lineRule="auto" w:after="180"/>
+      </w:pPr>
+      <w:r>
+        <w:rPr>
+          <w:b w:val="0"/>
+        </w:rPr>
+        <w:t xml:space="preserve">A report omits this qualification: </w:t>
+      </w:r>
+      <w:r>
+        <w:rPr>
+          <w:b/>
+        </w:rPr>
+        <w:t>Queue</w:t>
+      </w:r>
+      <w:r>
+        <w:rPr>
+          <w:b w:val="0"/>
+        </w:rPr>
+        <w:t xml:space="preserve"> ordering and exactly-once properties must be declared, not assumed from a simple mock. Explain how omitting it could change a reader's interpretation, and write an accurate replacement.</w:t>
       </w:r>
     </w:p>
     <w:p>
-      <w:r>
-        <w:t>________________________________________________________________</w:t>
+      <w:pPr>
+        <w:pStyle w:val="Heading3"/>
+      </w:pPr>
+      <w:r>
+        <w:t>My reasoning and evidence</w:t>
       </w:r>
     </w:p>
     <w:p>
-      <w:pPr>
-        <w:pStyle w:val="Heading1"/>
-      </w:pPr>
-      <w:r>
-        <w:t>08. W4 Apply a new case independently</w:t>
+      <w:r>
+        <w:t>________________________________________________________________</w:t>
       </w:r>
     </w:p>
     <w:p>
       <w:r>
-        <w:t>Jobs A, B, C accepted; A completed, B failed, C pending. How many completed, and may success be claimed for all accepted?</w:t>
+        <w:t>________________________________________________________________</w:t>
       </w:r>
     </w:p>
     <w:p>
-      <w:pPr>
-        <w:pStyle w:val="Heading3"/>
-      </w:pPr>
-      <w:r>
-        <w:t>My reasoning and evidence</w:t>
+      <w:r>
+        <w:t>________________________________________________________________</w:t>
       </w:r>
     </w:p>
     <w:p>
@@ -574,23 +747,36 @@
       </w:r>
     </w:p>
     <w:p>
-      <w:r>
-        <w:t>________________________________________________________________</w:t>
+      <w:pPr>
+        <w:pStyle w:val="Heading1"/>
+      </w:pPr>
+      <w:r>
+        <w:t>08. W4 Apply a new case independently</w:t>
       </w:r>
     </w:p>
     <w:p>
       <w:r>
-        <w:t>________________________________________________________________</w:t>
+        <w:t>Attempt before feedback. If this repeats the selected independent case, reuse that first attempt; otherwise keep a separate record. Apply a new case independently. Apply the supplied Queues and asynchronous work facts and keep your reasoning.</w:t>
       </w:r>
     </w:p>
     <w:p>
-      <w:r>
-        <w:t>________________________________________________________________</w:t>
+      <w:pPr>
+        <w:spacing w:line="336" w:lineRule="auto" w:after="180"/>
+        <w:shd w:fill="F5F1FB"/>
+      </w:pPr>
+      <w:r>
+        <w:rPr>
+          <w:b w:val="0"/>
+        </w:rPr>
+        <w:t>Jobs A, B, C accepted; A completed, B failed, C pending. How many completed, and may success be claimed for all accepted?</w:t>
       </w:r>
     </w:p>
     <w:p>
-      <w:r>
-        <w:t>________________________________________________________________</w:t>
+      <w:pPr>
+        <w:pStyle w:val="Heading3"/>
+      </w:pPr>
+      <w:r>
+        <w:t>My reasoning and evidence</w:t>
       </w:r>
     </w:p>
     <w:p>
@@ -599,24 +785,18 @@
       </w:r>
     </w:p>
     <w:p>
-      <w:pPr>
-        <w:pStyle w:val="Heading1"/>
-      </w:pPr>
-      <w:r>
-        <w:t>09. W5 Design a revealing follow-up</w:t>
+      <w:r>
+        <w:t>________________________________________________________________</w:t>
       </w:r>
     </w:p>
     <w:p>
       <w:r>
-        <w:t>For the worked scenario, propose one additional case that could reveal a failure, describe its expected outcome before running it, and explain what would need to remain fixed for a fair comparison. Do not reuse W4 as a new final test after receiving feedback.</w:t>
+        <w:t>________________________________________________________________</w:t>
       </w:r>
     </w:p>
     <w:p>
-      <w:pPr>
-        <w:pStyle w:val="Heading3"/>
-      </w:pPr>
-      <w:r>
-        <w:t>My reasoning and evidence</w:t>
+      <w:r>
+        <w:t>________________________________________________________________</w:t>
       </w:r>
     </w:p>
     <w:p>
@@ -640,39 +820,51 @@
       </w:r>
     </w:p>
     <w:p>
-      <w:r>
-        <w:t>________________________________________________________________</w:t>
+      <w:pPr>
+        <w:pStyle w:val="Heading1"/>
+      </w:pPr>
+      <w:r>
+        <w:t>09. W5 Design a revealing follow-up</w:t>
       </w:r>
     </w:p>
     <w:p>
       <w:r>
-        <w:t>________________________________________________________________</w:t>
+        <w:t>Design a revealing follow-up. Apply the supplied Queues and asynchronous work facts and keep your reasoning.</w:t>
       </w:r>
     </w:p>
     <w:p>
-      <w:r>
-        <w:t>________________________________________________________________</w:t>
+      <w:pPr>
+        <w:spacing w:line="336" w:lineRule="auto" w:after="180"/>
+      </w:pPr>
+      <w:r>
+        <w:rPr>
+          <w:b w:val="0"/>
+        </w:rPr>
+        <w:t>For the worked scenario, propose one additional case that could reveal a failure, describe its expected outcome before running it, and explain what would need to remain fixed for a fair comparison.</w:t>
       </w:r>
     </w:p>
     <w:p>
       <w:pPr>
-        <w:pStyle w:val="Heading1"/>
-      </w:pPr>
-      <w:r>
-        <w:t>10. Project checkpoint and reflection</w:t>
+        <w:spacing w:line="336" w:lineRule="auto" w:after="180"/>
+      </w:pPr>
+      <w:r>
+        <w:rPr>
+          <w:b w:val="0"/>
+        </w:rPr>
+        <w:t>Do not reuse W4 as a new final test after receiving feedback.</w:t>
       </w:r>
     </w:p>
     <w:p>
-      <w:r>
-        <w:t>Add a labelled queues and asynchronous work evidence sheet to Grounded Learning Service. Show how you can explain the mechanism and terminology of queues and asynchronous work. Use the supplied fictional case and keep its inputs, intermediate steps, calculation or prediction, and limitation. Connect this record to last week’s record; a matching answer without a trace is insufficient.</w:t>
+      <w:pPr>
+        <w:pStyle w:val="Heading3"/>
+      </w:pPr>
+      <w:r>
+        <w:t>My reasoning and evidence</w:t>
       </w:r>
     </w:p>
     <w:p>
-      <w:pPr>
-        <w:pStyle w:val="Heading3"/>
-      </w:pPr>
-      <w:r>
-        <w:t>My project change, supporting evidence and remaining limit</w:t>
+      <w:r>
+        <w:t>________________________________________________________________</w:t>
       </w:r>
     </w:p>
     <w:p>
@@ -710,7 +902,157 @@
         <w:pStyle w:val="Heading1"/>
       </w:pPr>
       <w:r>
+        <w:t>10. Project checkpoint and reflection</w:t>
+      </w:r>
+    </w:p>
+    <w:p>
+      <w:r>
+        <w:t>Connect Queues and asynchronous work to Grounded Learning Service, identify a limit and choose the next useful test.</w:t>
+      </w:r>
+    </w:p>
+    <w:p>
+      <w:pPr>
+        <w:spacing w:line="336" w:lineRule="auto" w:after="180"/>
+      </w:pPr>
+      <w:r>
+        <w:rPr>
+          <w:b w:val="0"/>
+        </w:rPr>
+        <w:t xml:space="preserve">Add a labelled </w:t>
+      </w:r>
+      <w:r>
+        <w:rPr>
+          <w:b/>
+        </w:rPr>
+        <w:t>queue</w:t>
+      </w:r>
+      <w:r>
+        <w:rPr>
+          <w:b w:val="0"/>
+        </w:rPr>
+        <w:t xml:space="preserve">s and asynchronous work </w:t>
+      </w:r>
+      <w:r>
+        <w:rPr>
+          <w:b/>
+        </w:rPr>
+        <w:t>evidence</w:t>
+      </w:r>
+      <w:r>
+        <w:rPr>
+          <w:b w:val="0"/>
+        </w:rPr>
+        <w:t xml:space="preserve"> sheet to Grounded Learning Service. Show how you can explain the </w:t>
+      </w:r>
+      <w:r>
+        <w:rPr>
+          <w:b/>
+        </w:rPr>
+        <w:t>mechanism</w:t>
+      </w:r>
+      <w:r>
+        <w:rPr>
+          <w:b w:val="0"/>
+        </w:rPr>
+        <w:t xml:space="preserve"> and terminology of </w:t>
+      </w:r>
+      <w:r>
+        <w:rPr>
+          <w:b/>
+        </w:rPr>
+        <w:t>queue</w:t>
+      </w:r>
+      <w:r>
+        <w:rPr>
+          <w:b w:val="0"/>
+        </w:rPr>
+        <w:t>s and asynchronous work.</w:t>
+      </w:r>
+    </w:p>
+    <w:p>
+      <w:pPr>
+        <w:spacing w:line="336" w:lineRule="auto" w:after="180"/>
+      </w:pPr>
+      <w:r>
+        <w:rPr>
+          <w:b w:val="0"/>
+        </w:rPr>
+        <w:t xml:space="preserve">Use the supplied fictional case and keep its </w:t>
+      </w:r>
+      <w:r>
+        <w:rPr>
+          <w:b/>
+        </w:rPr>
+        <w:t>input</w:t>
+      </w:r>
+      <w:r>
+        <w:rPr>
+          <w:b w:val="0"/>
+        </w:rPr>
+        <w:t xml:space="preserve">s, intermediate steps, calculation or </w:t>
+      </w:r>
+      <w:r>
+        <w:rPr>
+          <w:b/>
+        </w:rPr>
+        <w:t>prediction</w:t>
+      </w:r>
+      <w:r>
+        <w:rPr>
+          <w:b w:val="0"/>
+        </w:rPr>
+        <w:t>, and limitation. Connect this record to last week’s record; a matching answer without a trace is insufficient.</w:t>
+      </w:r>
+    </w:p>
+    <w:p>
+      <w:pPr>
+        <w:pStyle w:val="Heading3"/>
+      </w:pPr>
+      <w:r>
+        <w:t>My project change, supporting evidence and remaining limit</w:t>
+      </w:r>
+    </w:p>
+    <w:p>
+      <w:r>
+        <w:t>________________________________________________________________</w:t>
+      </w:r>
+    </w:p>
+    <w:p>
+      <w:r>
+        <w:t>________________________________________________________________</w:t>
+      </w:r>
+    </w:p>
+    <w:p>
+      <w:r>
+        <w:t>________________________________________________________________</w:t>
+      </w:r>
+    </w:p>
+    <w:p>
+      <w:r>
+        <w:t>________________________________________________________________</w:t>
+      </w:r>
+    </w:p>
+    <w:p>
+      <w:r>
+        <w:t>________________________________________________________________</w:t>
+      </w:r>
+    </w:p>
+    <w:p>
+      <w:r>
+        <w:t>________________________________________________________________</w:t>
+      </w:r>
+    </w:p>
+    <w:p>
+      <w:pPr>
+        <w:pStyle w:val="Heading1"/>
+      </w:pPr>
+      <w:r>
         <w:t>11. Feedback, return check and learning record</w:t>
+      </w:r>
+    </w:p>
+    <w:p>
+      <w:r>
+        <w:t>Record the first repaired step and a different case to revisit after a delay.</w:t>
       </w:r>
     </w:p>
     <w:tbl>
@@ -850,7 +1192,13 @@
       </w:tr>
     </w:tbl>
     <w:p>
-      <w:r>
+      <w:pPr>
+        <w:spacing w:line="336" w:lineRule="auto" w:after="180"/>
+      </w:pPr>
+      <w:r>
+        <w:rPr>
+          <w:b w:val="0"/>
+        </w:rPr>
         <w:t>Revisit this idea with your teacher after a delay. Familiarity is different from explaining and using it on a changed case.</w:t>
       </w:r>
     </w:p>
@@ -864,12 +1212,83 @@
     </w:p>
     <w:p>
       <w:r>
-        <w:t>Queued is not complete. A conversion service queues job J12 rather than processing it during submission.</w:t>
+        <w:t>Queued is not complete. A conversion service queues job J12 rather than processing it during submission. Explain the labelled step before checking the changed condition.</w:t>
       </w:r>
     </w:p>
     <w:p>
-      <w:r>
-        <w:t>States: queued, running, succeeded, failed. Submission returns J12 with queued status.</w:t>
+      <w:pPr>
+        <w:spacing w:line="336" w:lineRule="auto" w:after="180"/>
+      </w:pPr>
+      <w:r>
+        <w:rPr>
+          <w:b/>
+        </w:rPr>
+        <w:t>Queue</w:t>
+      </w:r>
+      <w:r>
+        <w:rPr>
+          <w:b w:val="0"/>
+        </w:rPr>
+        <w:t xml:space="preserve">d is not complete. A conversion service </w:t>
+      </w:r>
+      <w:r>
+        <w:rPr>
+          <w:b/>
+        </w:rPr>
+        <w:t>queue</w:t>
+      </w:r>
+      <w:r>
+        <w:rPr>
+          <w:b w:val="0"/>
+        </w:rPr>
+        <w:t xml:space="preserve">s job J12 rather than </w:t>
+      </w:r>
+      <w:r>
+        <w:rPr>
+          <w:b/>
+        </w:rPr>
+        <w:t>process</w:t>
+      </w:r>
+      <w:r>
+        <w:rPr>
+          <w:b w:val="0"/>
+        </w:rPr>
+        <w:t>ing it during submission.</w:t>
+      </w:r>
+    </w:p>
+    <w:p>
+      <w:pPr>
+        <w:spacing w:line="336" w:lineRule="auto" w:after="180"/>
+      </w:pPr>
+      <w:r>
+        <w:rPr>
+          <w:b w:val="0"/>
+        </w:rPr>
+        <w:t xml:space="preserve">States: </w:t>
+      </w:r>
+      <w:r>
+        <w:rPr>
+          <w:b/>
+        </w:rPr>
+        <w:t>queue</w:t>
+      </w:r>
+      <w:r>
+        <w:rPr>
+          <w:b w:val="0"/>
+        </w:rPr>
+        <w:t xml:space="preserve">d, running, succeeded, failed. Submission returns J12 with </w:t>
+      </w:r>
+      <w:r>
+        <w:rPr>
+          <w:b/>
+        </w:rPr>
+        <w:t>queue</w:t>
+      </w:r>
+      <w:r>
+        <w:rPr>
+          <w:b w:val="0"/>
+        </w:rPr>
+        <w:t>d status.</w:t>
       </w:r>
     </w:p>
     <w:p>
@@ -909,8 +1328,27 @@
       </w:r>
     </w:p>
     <w:p>
-      <w:r>
-        <w:t>Explain what the queued J12 submission response proves and what it does not. Which event permits succeeded status, and what status is honest after a worker crash?</w:t>
+      <w:pPr>
+        <w:spacing w:line="336" w:lineRule="auto" w:after="180"/>
+        <w:shd w:fill="F5F1FB"/>
+      </w:pPr>
+      <w:r>
+        <w:rPr>
+          <w:b w:val="0"/>
+        </w:rPr>
+        <w:t xml:space="preserve">Explain what the </w:t>
+      </w:r>
+      <w:r>
+        <w:rPr>
+          <w:b/>
+        </w:rPr>
+        <w:t>queue</w:t>
+      </w:r>
+      <w:r>
+        <w:rPr>
+          <w:b w:val="0"/>
+        </w:rPr>
+        <w:t>d J12 submission response proves and what it does not. Which event permits succeeded status, and what status is honest after a worker crash?</w:t>
       </w:r>
     </w:p>
     <w:p>
@@ -952,36 +1390,116 @@
       </w:r>
     </w:p>
     <w:p>
-      <w:r>
-        <w:t>Support used: alone / hint / worked example. This record is practice evidence.</w:t>
+      <w:pPr>
+        <w:pStyle w:val="Heading3"/>
+      </w:pPr>
+      <w:r>
+        <w:t>Record the help used</w:t>
       </w:r>
     </w:p>
     <w:p>
-      <w:r>
-        <w:t>Project connection: For the Grounded Learning Service, retain an annotated trace and the changed-case result. Name the contract or evidence that makes the deciding step valid, so another team can review it.</w:t>
+      <w:pPr>
+        <w:spacing w:line="336" w:lineRule="auto" w:after="180"/>
+        <w:shd w:fill="F1F6F8"/>
+      </w:pPr>
+      <w:r>
+        <w:rPr>
+          <w:b w:val="0"/>
+        </w:rPr>
+        <w:t xml:space="preserve">Support used: alone / hint / worked example. This record is practice </w:t>
+      </w:r>
+      <w:r>
+        <w:rPr>
+          <w:b/>
+        </w:rPr>
+        <w:t>evidence</w:t>
+      </w:r>
+      <w:r>
+        <w:rPr>
+          <w:b w:val="0"/>
+        </w:rPr>
+        <w:t>.</w:t>
       </w:r>
     </w:p>
     <w:p>
       <w:pPr>
-        <w:pStyle w:val="Heading1"/>
-      </w:pPr>
-      <w:r>
-        <w:t>13. Project portfolio milestone</w:t>
+        <w:spacing w:line="336" w:lineRule="auto" w:after="180"/>
+      </w:pPr>
+      <w:r>
+        <w:rPr>
+          <w:b w:val="0"/>
+        </w:rPr>
+        <w:t xml:space="preserve">Project connection: For the Grounded Learning Service, retain an annotated trace and the changed-case result. Name the contract or </w:t>
+      </w:r>
+      <w:r>
+        <w:rPr>
+          <w:b/>
+        </w:rPr>
+        <w:t>evidence</w:t>
+      </w:r>
+      <w:r>
+        <w:rPr>
+          <w:b w:val="0"/>
+        </w:rPr>
+        <w:t xml:space="preserve"> that makes the deciding step valid, so another team can review it.</w:t>
       </w:r>
     </w:p>
     <w:p>
-      <w:r>
-        <w:t>Project: Grounded Learning Service</w:t>
+      <w:pPr>
+        <w:pStyle w:val="Heading1"/>
+      </w:pPr>
+      <w:r>
+        <w:t>13. Project portfolio milestone</w:t>
       </w:r>
     </w:p>
     <w:p>
       <w:r>
-        <w:t>Current milestone: Evaluate and revise. Compare with your starting method, explain errors and record a justified revision.</w:t>
+        <w:t>Keep this week’s input, deciding step, result and limit together in the Grounded Learning Service record.</w:t>
       </w:r>
     </w:p>
     <w:p>
-      <w:r>
-        <w:t>For the Grounded Learning Service, retain an annotated trace and the changed-case result. Name the contract or evidence that makes the deciding step valid, so another team can review it.</w:t>
+      <w:pPr>
+        <w:spacing w:line="336" w:lineRule="auto" w:after="180"/>
+      </w:pPr>
+      <w:r>
+        <w:rPr>
+          <w:b w:val="0"/>
+        </w:rPr>
+        <w:t>Project: Grounded Learning Service</w:t>
+      </w:r>
+    </w:p>
+    <w:p>
+      <w:pPr>
+        <w:spacing w:line="336" w:lineRule="auto" w:after="180"/>
+      </w:pPr>
+      <w:r>
+        <w:rPr>
+          <w:b w:val="0"/>
+        </w:rPr>
+        <w:t>Current milestone: Evaluate and revise. Compare with your starting method, explain errors and record a justified revision.</w:t>
+      </w:r>
+    </w:p>
+    <w:p>
+      <w:pPr>
+        <w:spacing w:line="336" w:lineRule="auto" w:after="180"/>
+      </w:pPr>
+      <w:r>
+        <w:rPr>
+          <w:b w:val="0"/>
+        </w:rPr>
+        <w:t xml:space="preserve">For the Grounded Learning Service, retain an annotated trace and the changed-case result. Name the contract or </w:t>
+      </w:r>
+      <w:r>
+        <w:rPr>
+          <w:b/>
+        </w:rPr>
+        <w:t>evidence</w:t>
+      </w:r>
+      <w:r>
+        <w:rPr>
+          <w:b w:val="0"/>
+        </w:rPr>
+        <w:t xml:space="preserve"> that makes the deciding step valid, so another team can review it.</w:t>
       </w:r>
     </w:p>
     <w:tbl>
@@ -1143,53 +1661,134 @@
     </w:p>
     <w:p>
       <w:r>
-        <w:t>Use this supported practice once, in the browser or on paper. Keep the reserved independent assessment for a separate first attempt before teacher feedback.</w:t>
+        <w:t>Try the supported questions before comparing with hints and feedback. Record what you repaired and the evidence you retained.</w:t>
       </w:r>
     </w:p>
     <w:p>
-      <w:r>
-        <w:t>Queued is not complete. A conversion service queues job J12 rather than processing it during submission.</w:t>
+      <w:pPr>
+        <w:spacing w:line="336" w:lineRule="auto" w:after="180"/>
+      </w:pPr>
+      <w:r>
+        <w:rPr>
+          <w:b w:val="0"/>
+        </w:rPr>
+        <w:t>Use this supported practice once, in the browser or on paper. Keep the reserved independent assessment for a separate first attempt before teacher feedback.</w:t>
       </w:r>
     </w:p>
     <w:p>
       <w:pPr>
-        <w:pStyle w:val="Heading3"/>
-      </w:pPr>
-      <w:r>
-        <w:t>Practice 1: explain the deciding evidence</w:t>
+        <w:spacing w:line="336" w:lineRule="auto" w:after="180"/>
+      </w:pPr>
+      <w:r>
+        <w:rPr>
+          <w:b/>
+        </w:rPr>
+        <w:t>Queue</w:t>
+      </w:r>
+      <w:r>
+        <w:rPr>
+          <w:b w:val="0"/>
+        </w:rPr>
+        <w:t xml:space="preserve">d is not complete. A conversion service </w:t>
+      </w:r>
+      <w:r>
+        <w:rPr>
+          <w:b/>
+        </w:rPr>
+        <w:t>queue</w:t>
+      </w:r>
+      <w:r>
+        <w:rPr>
+          <w:b w:val="0"/>
+        </w:rPr>
+        <w:t xml:space="preserve">s job J12 rather than </w:t>
+      </w:r>
+      <w:r>
+        <w:rPr>
+          <w:b/>
+        </w:rPr>
+        <w:t>process</w:t>
+      </w:r>
+      <w:r>
+        <w:rPr>
+          <w:b w:val="0"/>
+        </w:rPr>
+        <w:t>ing it during submission.</w:t>
       </w:r>
     </w:p>
     <w:p>
-      <w:r>
-        <w:t>Which labelled step matches this detail? Only a checked output permits succeeded status.</w:t>
+      <w:pPr>
+        <w:pStyle w:val="Heading3"/>
+      </w:pPr>
+      <w:r>
+        <w:t>Practice 1: explain the deciding evidence</w:t>
       </w:r>
     </w:p>
     <w:p>
-      <w:r>
-        <w:t>1. Start worker</w:t>
+      <w:pPr>
+        <w:spacing w:line="336" w:lineRule="auto" w:after="180"/>
+      </w:pPr>
+      <w:r>
+        <w:rPr>
+          <w:b w:val="0"/>
+        </w:rPr>
+        <w:t xml:space="preserve">Which labelled step matches this detail? Only a checked </w:t>
+      </w:r>
+      <w:r>
+        <w:rPr>
+          <w:b/>
+        </w:rPr>
+        <w:t>output</w:t>
+      </w:r>
+      <w:r>
+        <w:rPr>
+          <w:b w:val="0"/>
+        </w:rPr>
+        <w:t xml:space="preserve"> permits succeeded status.</w:t>
       </w:r>
     </w:p>
     <w:p>
-      <w:r>
-        <w:t>2. Publish checked result</w:t>
+      <w:pPr>
+        <w:spacing w:line="336" w:lineRule="auto" w:after="180"/>
+        <w:shd w:fill="F4F9FC"/>
+      </w:pPr>
+      <w:r>
+        <w:rPr>
+          <w:b w:val="0"/>
+        </w:rPr>
+        <w:t>1. Start worker</w:t>
       </w:r>
     </w:p>
     <w:p>
-      <w:r>
-        <w:t>3. Accept request</w:t>
+      <w:pPr>
+        <w:spacing w:line="336" w:lineRule="auto" w:after="180"/>
+        <w:shd w:fill="F4F9FC"/>
+      </w:pPr>
+      <w:r>
+        <w:rPr>
+          <w:b w:val="0"/>
+        </w:rPr>
+        <w:t>2. Publish checked result</w:t>
       </w:r>
     </w:p>
     <w:p>
       <w:pPr>
-        <w:pStyle w:val="Heading3"/>
-      </w:pPr>
-      <w:r>
-        <w:t>My selected conclusion, deciding fact and explanation</w:t>
+        <w:spacing w:line="336" w:lineRule="auto" w:after="180"/>
+        <w:shd w:fill="F4F9FC"/>
+      </w:pPr>
+      <w:r>
+        <w:rPr>
+          <w:b w:val="0"/>
+        </w:rPr>
+        <w:t>3. Accept request</w:t>
       </w:r>
     </w:p>
     <w:p>
-      <w:r>
-        <w:t>________________________________________________________________</w:t>
+      <w:pPr>
+        <w:pStyle w:val="Heading3"/>
+      </w:pPr>
+      <w:r>
+        <w:t>My selected conclusion, deciding fact and explanation</w:t>
       </w:r>
     </w:p>
     <w:p>
@@ -1214,40 +1813,79 @@
     </w:p>
     <w:p>
       <w:r>
-        <w:t>Hint if needed: Read the steps in the pictorial case. Match the supplied detail to the stage that performs or records it.</w:t>
+        <w:t>________________________________________________________________</w:t>
       </w:r>
     </w:p>
     <w:p>
-      <w:r>
-        <w:t>After your attempt, compare with the supported explanation: Publish checked result Only a checked output permits succeeded status. Asynchronous work separates submission from completion. Honest status and a job identifier let users track that difference.</w:t>
+      <w:pPr>
+        <w:pStyle w:val="Heading3"/>
+      </w:pPr>
+      <w:r>
+        <w:t>Hint · try first</w:t>
       </w:r>
     </w:p>
     <w:p>
       <w:pPr>
-        <w:pStyle w:val="Heading3"/>
-      </w:pPr>
-      <w:r>
-        <w:t>Practice 2: explain the deciding evidence</w:t>
+        <w:spacing w:line="336" w:lineRule="auto" w:after="180"/>
+        <w:shd w:fill="F1F6F8"/>
+      </w:pPr>
+      <w:r>
+        <w:rPr>
+          <w:b w:val="0"/>
+        </w:rPr>
+        <w:t>Hint if needed: Read the steps in the pictorial case. Match the supplied detail to the stage that performs or records it.</w:t>
       </w:r>
     </w:p>
     <w:p>
-      <w:r>
-        <w:t>Changed-case practice: The worker crashes before producing checked output. Which conclusion is supported by the supplied facts?</w:t>
+      <w:pPr>
+        <w:pStyle w:val="Heading3"/>
+      </w:pPr>
+      <w:r>
+        <w:t>Feedback · compare after trying</w:t>
       </w:r>
     </w:p>
     <w:p>
-      <w:r>
-        <w:t>1. We can decide the result without examining the changed input or the procedure.</w:t>
+      <w:pPr>
+        <w:spacing w:line="336" w:lineRule="auto" w:after="180"/>
+        <w:shd w:fill="F1F6FC"/>
+      </w:pPr>
+      <w:r>
+        <w:rPr>
+          <w:b w:val="0"/>
+        </w:rPr>
+        <w:t xml:space="preserve">After your attempt, compare with the supported explanation: Publish checked result Only a checked </w:t>
+      </w:r>
+      <w:r>
+        <w:rPr>
+          <w:b/>
+        </w:rPr>
+        <w:t>output</w:t>
+      </w:r>
+      <w:r>
+        <w:rPr>
+          <w:b w:val="0"/>
+        </w:rPr>
+        <w:t xml:space="preserve"> permits succeeded status. Asynchronous work separates submission from completion.</w:t>
       </w:r>
     </w:p>
     <w:p>
-      <w:r>
-        <w:t>2. The job is failed or awaiting a controlled retry, not succeeded.</w:t>
+      <w:pPr>
+        <w:spacing w:line="336" w:lineRule="auto" w:after="180"/>
+        <w:shd w:fill="F1F6FC"/>
+      </w:pPr>
+      <w:r>
+        <w:rPr>
+          <w:b w:val="0"/>
+        </w:rPr>
+        <w:t>Honest status and a job identifier let users track that difference.</w:t>
       </w:r>
     </w:p>
     <w:p>
-      <w:r>
-        <w:t>3. This one example guarantees correct results for every future input.</w:t>
+      <w:pPr>
+        <w:pStyle w:val="Heading3"/>
+      </w:pPr>
+      <w:r>
+        <w:t>Practice 2: explain the deciding evidence</w:t>
       </w:r>
     </w:p>
     <w:p>
@@ -1255,91 +1893,1253 @@
         <w:pStyle w:val="Heading3"/>
       </w:pPr>
       <w:r>
-        <w:t>My selected conclusion, deciding fact and explanation</w:t>
+        <w:t>Changed case · predict first</w:t>
       </w:r>
     </w:p>
     <w:p>
-      <w:r>
-        <w:t>________________________________________________________________</w:t>
+      <w:pPr>
+        <w:spacing w:line="336" w:lineRule="auto" w:after="180"/>
+        <w:shd w:fill="F5F1FB"/>
+      </w:pPr>
+      <w:r>
+        <w:rPr>
+          <w:b w:val="0"/>
+        </w:rPr>
+        <w:t xml:space="preserve">Changed-case practice: The worker crashes before producing checked </w:t>
+      </w:r>
+      <w:r>
+        <w:rPr>
+          <w:b/>
+        </w:rPr>
+        <w:t>output</w:t>
+      </w:r>
+      <w:r>
+        <w:rPr>
+          <w:b w:val="0"/>
+        </w:rPr>
+        <w:t>. Which conclusion is supported by the supplied facts?</w:t>
       </w:r>
     </w:p>
     <w:p>
-      <w:r>
-        <w:t>________________________________________________________________</w:t>
+      <w:pPr>
+        <w:spacing w:line="336" w:lineRule="auto" w:after="180"/>
+        <w:shd w:fill="F4F9FC"/>
+      </w:pPr>
+      <w:r>
+        <w:rPr>
+          <w:b w:val="0"/>
+        </w:rPr>
+        <w:t xml:space="preserve">1. We can decide the result without examining the changed </w:t>
+      </w:r>
+      <w:r>
+        <w:rPr>
+          <w:b/>
+        </w:rPr>
+        <w:t>input</w:t>
+      </w:r>
+      <w:r>
+        <w:rPr>
+          <w:b w:val="0"/>
+        </w:rPr>
+        <w:t xml:space="preserve"> or the procedure.</w:t>
       </w:r>
     </w:p>
     <w:p>
-      <w:r>
-        <w:t>________________________________________________________________</w:t>
+      <w:pPr>
+        <w:spacing w:line="336" w:lineRule="auto" w:after="180"/>
+        <w:shd w:fill="F4F9FC"/>
+      </w:pPr>
+      <w:r>
+        <w:rPr>
+          <w:b w:val="0"/>
+        </w:rPr>
+        <w:t>2. The job is failed or awaiting a controlled retry, not succeeded.</w:t>
       </w:r>
     </w:p>
     <w:p>
-      <w:r>
-        <w:t>________________________________________________________________</w:t>
+      <w:pPr>
+        <w:spacing w:line="336" w:lineRule="auto" w:after="180"/>
+        <w:shd w:fill="F4F9FC"/>
+      </w:pPr>
+      <w:r>
+        <w:rPr>
+          <w:b w:val="0"/>
+        </w:rPr>
+        <w:t xml:space="preserve">3. This one example guarantees correct results for every future </w:t>
+      </w:r>
+      <w:r>
+        <w:rPr>
+          <w:b/>
+        </w:rPr>
+        <w:t>input</w:t>
+      </w:r>
+      <w:r>
+        <w:rPr>
+          <w:b w:val="0"/>
+        </w:rPr>
+        <w:t>.</w:t>
       </w:r>
     </w:p>
     <w:p>
-      <w:r>
-        <w:t>________________________________________________________________</w:t>
+      <w:pPr>
+        <w:pStyle w:val="Heading3"/>
+      </w:pPr>
+      <w:r>
+        <w:t>My selected conclusion, deciding fact and explanation</w:t>
       </w:r>
     </w:p>
     <w:p>
       <w:r>
-        <w:t>Hint if needed: Use the changed condition and the deciding step in the pictorial trace. The answer must say what follows from those facts.</w:t>
+        <w:t>________________________________________________________________</w:t>
       </w:r>
     </w:p>
     <w:p>
       <w:r>
-        <w:t>After your attempt, compare with the supported explanation: The job is failed or awaiting a controlled retry, not succeeded. Receipt is not evidence that conversion finished.</w:t>
+        <w:t>________________________________________________________________</w:t>
       </w:r>
     </w:p>
     <w:p>
-      <w:pPr>
-        <w:pStyle w:val="Heading3"/>
-      </w:pPr>
-      <w:r>
-        <w:t>Repair a missing building block</w:t>
+      <w:r>
+        <w:t>________________________________________________________________</w:t>
       </w:r>
     </w:p>
     <w:p>
       <w:r>
-        <w:t>Review Caching and stale information (ai-6/21). Goal: Explain the mechanism and terminology of caching and stale information. Short practice: Identify the version mismatch in the cached 09:00 answer. What should the first version-5 request return, and what permits a later version-5 cache hit?. Return to this week and explain what you changed.</w:t>
+        <w:t>________________________________________________________________</w:t>
       </w:r>
     </w:p>
     <w:p>
       <w:r>
-        <w:t>Review Sandboxing and resource limits (ai-6/19). Goal: Explain the mechanism and terminology of sandboxing and resource limits. Short practice: Check A against both resource limits and B against network isolation. Why must A stop after three seconds even if its output remains only 2 MB?. Return to this week and explain what you changed.</w:t>
+        <w:t>________________________________________________________________</w:t>
       </w:r>
     </w:p>
     <w:p>
-      <w:r>
-        <w:t>Review Timeouts retries and cancellation (ai-6/16). Goal: Explain the mechanism and terminology of timeouts retries and cancellation. Short practice: Calculate waiting time for a one-second timeout followed by a 0.4-second success. What changes if cancellation arrives after the first attempt but before the retry?. Return to this week and explain what you changed.</w:t>
+      <w:pPr>
+        <w:pStyle w:val="Heading3"/>
+      </w:pPr>
+      <w:r>
+        <w:t>Hint · try first</w:t>
       </w:r>
     </w:p>
     <w:p>
       <w:pPr>
-        <w:pStyle w:val="Heading3"/>
-      </w:pPr>
-      <w:r>
-        <w:t>Keep your completed work</w:t>
+        <w:spacing w:line="336" w:lineRule="auto" w:after="180"/>
+        <w:shd w:fill="F1F6F8"/>
+      </w:pPr>
+      <w:r>
+        <w:rPr>
+          <w:b w:val="0"/>
+        </w:rPr>
+        <w:t>Hint if needed: Use the changed condition and the deciding step in the pictorial trace. The answer must say what follows from those facts.</w:t>
       </w:r>
     </w:p>
     <w:p>
-      <w:r>
-        <w:t>Use Download completed work in the hosted lesson to export your answers, reflections, practice feedback and code-run evidence. Open the HTML copy to read or print it. Drafts stay in this browser when storage is available; clear drafts on a shared device.</w:t>
+      <w:pPr>
+        <w:pStyle w:val="Heading3"/>
+      </w:pPr>
+      <w:r>
+        <w:t>Feedback · compare after trying</w:t>
       </w:r>
     </w:p>
     <w:p>
       <w:pPr>
-        <w:pStyle w:val="Heading3"/>
-      </w:pPr>
-      <w:r>
-        <w:t>What I repaired, the evidence I kept and the next test</w:t>
+        <w:spacing w:line="336" w:lineRule="auto" w:after="180"/>
+        <w:shd w:fill="F1F6FC"/>
+      </w:pPr>
+      <w:r>
+        <w:rPr>
+          <w:b w:val="0"/>
+        </w:rPr>
+        <w:t xml:space="preserve">After your attempt, compare with the supported explanation: The job is failed or awaiting a controlled retry, not succeeded. Receipt is not </w:t>
+      </w:r>
+      <w:r>
+        <w:rPr>
+          <w:b/>
+        </w:rPr>
+        <w:t>evidence</w:t>
+      </w:r>
+      <w:r>
+        <w:rPr>
+          <w:b w:val="0"/>
+        </w:rPr>
+        <w:t xml:space="preserve"> that conversion finished.</w:t>
       </w:r>
     </w:p>
     <w:p>
+      <w:pPr>
+        <w:pStyle w:val="Heading3"/>
+      </w:pPr>
+      <w:r>
+        <w:t>Repair a missing building block</w:t>
+      </w:r>
+    </w:p>
+    <w:p>
+      <w:pPr>
+        <w:spacing w:line="336" w:lineRule="auto" w:after="180"/>
+      </w:pPr>
+      <w:r>
+        <w:rPr>
+          <w:b w:val="0"/>
+        </w:rPr>
+        <w:t xml:space="preserve">Review Caching and stale information (ai-6/21). Goal: Explain the </w:t>
+      </w:r>
+      <w:r>
+        <w:rPr>
+          <w:b/>
+        </w:rPr>
+        <w:t>mechanism</w:t>
+      </w:r>
+      <w:r>
+        <w:rPr>
+          <w:b w:val="0"/>
+        </w:rPr>
+        <w:t xml:space="preserve"> and terminology of caching and stale information. Short practice: Identify the version mismatch in the cached 09:00 answer.</w:t>
+      </w:r>
+    </w:p>
+    <w:p>
+      <w:pPr>
+        <w:spacing w:line="336" w:lineRule="auto" w:after="180"/>
+      </w:pPr>
+      <w:r>
+        <w:rPr>
+          <w:b w:val="0"/>
+        </w:rPr>
+        <w:t>What should the first version-5 request return, and what permits a later version-5 cache hit?. Return to this week and explain what you changed.</w:t>
+      </w:r>
+    </w:p>
+    <w:p>
+      <w:pPr>
+        <w:spacing w:line="336" w:lineRule="auto" w:after="180"/>
+      </w:pPr>
+      <w:r>
+        <w:rPr>
+          <w:b w:val="0"/>
+        </w:rPr>
+        <w:t xml:space="preserve">Review Sandboxing and resource limits (ai-6/19). Goal: Explain the </w:t>
+      </w:r>
+      <w:r>
+        <w:rPr>
+          <w:b/>
+        </w:rPr>
+        <w:t>mechanism</w:t>
+      </w:r>
+      <w:r>
+        <w:rPr>
+          <w:b w:val="0"/>
+        </w:rPr>
+        <w:t xml:space="preserve"> and terminology of sandboxing and resource limits. Short practice: Check A against both resource limits and B against network isolation.</w:t>
+      </w:r>
+    </w:p>
+    <w:p>
+      <w:pPr>
+        <w:spacing w:line="336" w:lineRule="auto" w:after="180"/>
+      </w:pPr>
+      <w:r>
+        <w:rPr>
+          <w:b w:val="0"/>
+        </w:rPr>
+        <w:t xml:space="preserve">Why must A stop after three seconds even if its </w:t>
+      </w:r>
+      <w:r>
+        <w:rPr>
+          <w:b/>
+        </w:rPr>
+        <w:t>output</w:t>
+      </w:r>
+      <w:r>
+        <w:rPr>
+          <w:b w:val="0"/>
+        </w:rPr>
+        <w:t xml:space="preserve"> remains only 2 MB?. Return to this week and explain what you changed.</w:t>
+      </w:r>
+    </w:p>
+    <w:p>
+      <w:pPr>
+        <w:spacing w:line="336" w:lineRule="auto" w:after="180"/>
+      </w:pPr>
+      <w:r>
+        <w:rPr>
+          <w:b w:val="0"/>
+        </w:rPr>
+        <w:t xml:space="preserve">Review Timeouts retries and cancellation (ai-6/16). Goal: Explain the </w:t>
+      </w:r>
+      <w:r>
+        <w:rPr>
+          <w:b/>
+        </w:rPr>
+        <w:t>mechanism</w:t>
+      </w:r>
+      <w:r>
+        <w:rPr>
+          <w:b w:val="0"/>
+        </w:rPr>
+        <w:t xml:space="preserve"> and terminology of timeouts retries and cancellation.</w:t>
+      </w:r>
+    </w:p>
+    <w:p>
+      <w:pPr>
+        <w:spacing w:line="336" w:lineRule="auto" w:after="180"/>
+      </w:pPr>
+      <w:r>
+        <w:rPr>
+          <w:b w:val="0"/>
+        </w:rPr>
+        <w:t>Short practice: Calculate waiting time for a one-second timeout followed by a 0.4-second success. What changes if cancellation arrives after the first attempt but before the retry?.</w:t>
+      </w:r>
+    </w:p>
+    <w:p>
+      <w:pPr>
+        <w:spacing w:line="336" w:lineRule="auto" w:after="180"/>
+      </w:pPr>
+      <w:r>
+        <w:rPr>
+          <w:b w:val="0"/>
+        </w:rPr>
+        <w:t>Return to this week and explain what you changed.</w:t>
+      </w:r>
+    </w:p>
+    <w:p>
+      <w:pPr>
+        <w:pStyle w:val="Heading3"/>
+      </w:pPr>
+      <w:r>
+        <w:t>Keep your completed work</w:t>
+      </w:r>
+    </w:p>
+    <w:p>
+      <w:pPr>
+        <w:spacing w:line="336" w:lineRule="auto" w:after="180"/>
+      </w:pPr>
+      <w:r>
+        <w:rPr>
+          <w:b w:val="0"/>
+        </w:rPr>
+        <w:t xml:space="preserve">Use Download completed work in the hosted lesson to export your answers, reflections, practice feedback and code-run </w:t>
+      </w:r>
+      <w:r>
+        <w:rPr>
+          <w:b/>
+        </w:rPr>
+        <w:t>evidence</w:t>
+      </w:r>
+      <w:r>
+        <w:rPr>
+          <w:b w:val="0"/>
+        </w:rPr>
+        <w:t>. Open the HTML copy to read or print it.</w:t>
+      </w:r>
+    </w:p>
+    <w:p>
+      <w:pPr>
+        <w:spacing w:line="336" w:lineRule="auto" w:after="180"/>
+      </w:pPr>
+      <w:r>
+        <w:rPr>
+          <w:b w:val="0"/>
+        </w:rPr>
+        <w:t>Drafts stay in this browser when storage is available; clear drafts on a shared device.</w:t>
+      </w:r>
+    </w:p>
+    <w:p>
+      <w:pPr>
+        <w:pStyle w:val="Heading3"/>
+      </w:pPr>
+      <w:r>
+        <w:t>What I repaired, the evidence I kept and the next test</w:t>
+      </w:r>
+    </w:p>
+    <w:p>
       <w:r>
         <w:t>________________________________________________________________</w:t>
+      </w:r>
+    </w:p>
+    <w:p>
+      <w:r>
+        <w:t>________________________________________________________________</w:t>
+      </w:r>
+    </w:p>
+    <w:p>
+      <w:r>
+        <w:t>________________________________________________________________</w:t>
+      </w:r>
+    </w:p>
+    <w:p>
+      <w:r>
+        <w:t>________________________________________________________________</w:t>
+      </w:r>
+    </w:p>
+    <w:p>
+      <w:r>
+        <w:t>________________________________________________________________</w:t>
+      </w:r>
+    </w:p>
+    <w:p>
+      <w:pPr>
+        <w:pStyle w:val="Heading1"/>
+      </w:pPr>
+      <w:r>
+        <w:t>15. Visual concept journey</w:t>
+      </w:r>
+    </w:p>
+    <w:p>
+      <w:r>
+        <w:t>Explain each Queues and asynchronous work picture from its labels, then record a relevant limit.</w:t>
+      </w:r>
+    </w:p>
+    <w:p>
+      <w:pPr>
+        <w:pStyle w:val="Heading3"/>
+      </w:pPr>
+      <w:r>
+        <w:t>01. Queues and asynchronous work: the case</w:t>
+      </w:r>
+    </w:p>
+    <w:p>
+      <w:r>
+        <w:drawing>
+          <wp:inline xmlns:a="http://schemas.openxmlformats.org/drawingml/2006/main" xmlns:pic="http://schemas.openxmlformats.org/drawingml/2006/picture">
+            <wp:extent cx="5486400" cy="2834640"/>
+            <wp:docPr id="2" name="Picture 2" descr="Queued is not complete. A conversion service queues job J12 rather than processing it during submission. Supplied facts: States: queued, running, succeeded, failed. Submission returns J12 with queued status."/>
+            <wp:cNvGraphicFramePr>
+              <a:graphicFrameLocks noChangeAspect="1"/>
+            </wp:cNvGraphicFramePr>
+            <a:graphic>
+              <a:graphicData uri="http://schemas.openxmlformats.org/drawingml/2006/picture">
+                <pic:pic>
+                  <pic:nvPicPr>
+                    <pic:cNvPr id="0" name="academy-story-ai-6-22-01.png"/>
+                    <pic:cNvPicPr/>
+                  </pic:nvPicPr>
+                  <pic:blipFill>
+                    <a:blip r:embed="rId10"/>
+                    <a:stretch>
+                      <a:fillRect/>
+                    </a:stretch>
+                  </pic:blipFill>
+                  <pic:spPr>
+                    <a:xfrm>
+                      <a:off x="0" y="0"/>
+                      <a:ext cx="5486400" cy="2834640"/>
+                    </a:xfrm>
+                    <a:prstGeom prst="rect"/>
+                  </pic:spPr>
+                </pic:pic>
+              </a:graphicData>
+            </a:graphic>
+          </wp:inline>
+        </w:drawing>
+      </w:r>
+    </w:p>
+    <w:p>
+      <w:pPr>
+        <w:spacing w:line="336" w:lineRule="auto" w:after="180"/>
+      </w:pPr>
+      <w:r>
+        <w:rPr>
+          <w:b/>
+        </w:rPr>
+        <w:t>Queue</w:t>
+      </w:r>
+      <w:r>
+        <w:rPr>
+          <w:b w:val="0"/>
+        </w:rPr>
+        <w:t xml:space="preserve">d is not complete. A conversion service </w:t>
+      </w:r>
+      <w:r>
+        <w:rPr>
+          <w:b/>
+        </w:rPr>
+        <w:t>queue</w:t>
+      </w:r>
+      <w:r>
+        <w:rPr>
+          <w:b w:val="0"/>
+        </w:rPr>
+        <w:t xml:space="preserve">s job J12 rather than </w:t>
+      </w:r>
+      <w:r>
+        <w:rPr>
+          <w:b/>
+        </w:rPr>
+        <w:t>process</w:t>
+      </w:r>
+      <w:r>
+        <w:rPr>
+          <w:b w:val="0"/>
+        </w:rPr>
+        <w:t xml:space="preserve">ing it during submission. Supplied facts: States: </w:t>
+      </w:r>
+      <w:r>
+        <w:rPr>
+          <w:b/>
+        </w:rPr>
+        <w:t>queue</w:t>
+      </w:r>
+      <w:r>
+        <w:rPr>
+          <w:b w:val="0"/>
+        </w:rPr>
+        <w:t xml:space="preserve">d, running, succeeded, failed. Submission returns J12 with </w:t>
+      </w:r>
+      <w:r>
+        <w:rPr>
+          <w:b/>
+        </w:rPr>
+        <w:t>queue</w:t>
+      </w:r>
+      <w:r>
+        <w:rPr>
+          <w:b w:val="0"/>
+        </w:rPr>
+        <w:t>d status.</w:t>
+      </w:r>
+    </w:p>
+    <w:p>
+      <w:pPr>
+        <w:spacing w:line="336" w:lineRule="auto" w:after="180"/>
+        <w:shd w:fill="F5F1FB"/>
+      </w:pPr>
+      <w:r>
+        <w:rPr>
+          <w:b w:val="0"/>
+        </w:rPr>
+        <w:t>Point to the given fact that matters most. Explain why it matters.</w:t>
+      </w:r>
+    </w:p>
+    <w:p>
+      <w:pPr>
+        <w:pStyle w:val="Heading3"/>
+      </w:pPr>
+      <w:r>
+        <w:t>My picture explanation, deciding evidence and one limit</w:t>
+      </w:r>
+    </w:p>
+    <w:p>
+      <w:r>
+        <w:t>________________________________________________________________</w:t>
+      </w:r>
+    </w:p>
+    <w:p>
+      <w:r>
+        <w:t>________________________________________________________________</w:t>
+      </w:r>
+    </w:p>
+    <w:p>
+      <w:r>
+        <w:t>________________________________________________________________</w:t>
+      </w:r>
+    </w:p>
+    <w:p>
+      <w:r>
+        <w:t>________________________________________________________________</w:t>
+      </w:r>
+    </w:p>
+    <w:p>
+      <w:pPr>
+        <w:pStyle w:val="Heading3"/>
+      </w:pPr>
+      <w:r>
+        <w:t>02. Follow the deciding steps</w:t>
+      </w:r>
+    </w:p>
+    <w:p>
+      <w:r>
+        <w:drawing>
+          <wp:inline xmlns:a="http://schemas.openxmlformats.org/drawingml/2006/main" xmlns:pic="http://schemas.openxmlformats.org/drawingml/2006/picture">
+            <wp:extent cx="5486400" cy="3182112"/>
+            <wp:docPr id="3" name="Picture 3" descr="Accept request: J12 acknowledges receipt, not completed conversion. → Start worker: The worker marks J12 running before processing. → Publish checked result: Only a checked output permits succeeded status."/>
+            <wp:cNvGraphicFramePr>
+              <a:graphicFrameLocks noChangeAspect="1"/>
+            </wp:cNvGraphicFramePr>
+            <a:graphic>
+              <a:graphicData uri="http://schemas.openxmlformats.org/drawingml/2006/picture">
+                <pic:pic>
+                  <pic:nvPicPr>
+                    <pic:cNvPr id="0" name="academy-story-ai-6-22-02.png"/>
+                    <pic:cNvPicPr/>
+                  </pic:nvPicPr>
+                  <pic:blipFill>
+                    <a:blip r:embed="rId11"/>
+                    <a:stretch>
+                      <a:fillRect/>
+                    </a:stretch>
+                  </pic:blipFill>
+                  <pic:spPr>
+                    <a:xfrm>
+                      <a:off x="0" y="0"/>
+                      <a:ext cx="5486400" cy="3182112"/>
+                    </a:xfrm>
+                    <a:prstGeom prst="rect"/>
+                  </pic:spPr>
+                </pic:pic>
+              </a:graphicData>
+            </a:graphic>
+          </wp:inline>
+        </w:drawing>
+      </w:r>
+    </w:p>
+    <w:p>
+      <w:pPr>
+        <w:spacing w:line="336" w:lineRule="auto" w:after="180"/>
+      </w:pPr>
+      <w:r>
+        <w:rPr>
+          <w:b w:val="0"/>
+        </w:rPr>
+        <w:t xml:space="preserve">Accept request: J12 acknowledges receipt, not completed conversion. → Start worker: The worker marks J12 running before </w:t>
+      </w:r>
+      <w:r>
+        <w:rPr>
+          <w:b/>
+        </w:rPr>
+        <w:t>process</w:t>
+      </w:r>
+      <w:r>
+        <w:rPr>
+          <w:b w:val="0"/>
+        </w:rPr>
+        <w:t xml:space="preserve">ing. → Publish checked result: Only a checked </w:t>
+      </w:r>
+      <w:r>
+        <w:rPr>
+          <w:b/>
+        </w:rPr>
+        <w:t>output</w:t>
+      </w:r>
+      <w:r>
+        <w:rPr>
+          <w:b w:val="0"/>
+        </w:rPr>
+        <w:t xml:space="preserve"> permits succeeded status.</w:t>
+      </w:r>
+    </w:p>
+    <w:p>
+      <w:pPr>
+        <w:spacing w:line="336" w:lineRule="auto" w:after="180"/>
+        <w:shd w:fill="F5F1FB"/>
+      </w:pPr>
+      <w:r>
+        <w:rPr>
+          <w:b w:val="0"/>
+        </w:rPr>
+        <w:t xml:space="preserve">Point to each numbered stage and explain which recorded </w:t>
+      </w:r>
+      <w:r>
+        <w:rPr>
+          <w:b/>
+        </w:rPr>
+        <w:t>input</w:t>
+      </w:r>
+      <w:r>
+        <w:rPr>
+          <w:b w:val="0"/>
+        </w:rPr>
+        <w:t xml:space="preserve"> it uses.</w:t>
+      </w:r>
+    </w:p>
+    <w:p>
+      <w:pPr>
+        <w:pStyle w:val="Heading3"/>
+      </w:pPr>
+      <w:r>
+        <w:t>My picture explanation, deciding evidence and one limit</w:t>
+      </w:r>
+    </w:p>
+    <w:p>
+      <w:r>
+        <w:t>________________________________________________________________</w:t>
+      </w:r>
+    </w:p>
+    <w:p>
+      <w:r>
+        <w:t>________________________________________________________________</w:t>
+      </w:r>
+    </w:p>
+    <w:p>
+      <w:r>
+        <w:t>________________________________________________________________</w:t>
+      </w:r>
+    </w:p>
+    <w:p>
+      <w:r>
+        <w:t>________________________________________________________________</w:t>
+      </w:r>
+    </w:p>
+    <w:p>
+      <w:pPr>
+        <w:pStyle w:val="Heading3"/>
+      </w:pPr>
+      <w:r>
+        <w:t>03. Queues and asynchronous work — evidence trace</w:t>
+      </w:r>
+    </w:p>
+    <w:p>
+      <w:r>
+        <w:drawing>
+          <wp:inline xmlns:a="http://schemas.openxmlformats.org/drawingml/2006/main" xmlns:pic="http://schemas.openxmlformats.org/drawingml/2006/picture">
+            <wp:extent cx="5486400" cy="2996184"/>
+            <wp:docPr id="4" name="Picture 4" descr="Queues and asynchronous work — evidence trace. Worker commits job J then crashes before queue acknowledgement. J is delivered again. | A queued job is pending, running, completed or failed. Acknowledge only after the declared durable completion step. A repeated completed ID returns its prior result; unknown status needs reconciliation. | Consult durable job status; return committed result and acknowledge without repeating the effect. Delivery count is not effect count."/>
+            <wp:cNvGraphicFramePr>
+              <a:graphicFrameLocks noChangeAspect="1"/>
+            </wp:cNvGraphicFramePr>
+            <a:graphic>
+              <a:graphicData uri="http://schemas.openxmlformats.org/drawingml/2006/picture">
+                <pic:pic>
+                  <pic:nvPicPr>
+                    <pic:cNvPr id="0" name="academy-story-ai-6-22-03.png"/>
+                    <pic:cNvPicPr/>
+                  </pic:nvPicPr>
+                  <pic:blipFill>
+                    <a:blip r:embed="rId12"/>
+                    <a:stretch>
+                      <a:fillRect/>
+                    </a:stretch>
+                  </pic:blipFill>
+                  <pic:spPr>
+                    <a:xfrm>
+                      <a:off x="0" y="0"/>
+                      <a:ext cx="5486400" cy="2996184"/>
+                    </a:xfrm>
+                    <a:prstGeom prst="rect"/>
+                  </pic:spPr>
+                </pic:pic>
+              </a:graphicData>
+            </a:graphic>
+          </wp:inline>
+        </w:drawing>
+      </w:r>
+    </w:p>
+    <w:p>
+      <w:pPr>
+        <w:spacing w:line="336" w:lineRule="auto" w:after="180"/>
+      </w:pPr>
+      <w:r>
+        <w:rPr>
+          <w:b/>
+        </w:rPr>
+        <w:t>Queue</w:t>
+      </w:r>
+      <w:r>
+        <w:rPr>
+          <w:b w:val="0"/>
+        </w:rPr>
+        <w:t xml:space="preserve">s and asynchronous work — </w:t>
+      </w:r>
+      <w:r>
+        <w:rPr>
+          <w:b/>
+        </w:rPr>
+        <w:t>evidence</w:t>
+      </w:r>
+      <w:r>
+        <w:rPr>
+          <w:b w:val="0"/>
+        </w:rPr>
+        <w:t xml:space="preserve"> trace. Worker commits job J then crashes before </w:t>
+      </w:r>
+      <w:r>
+        <w:rPr>
+          <w:b/>
+        </w:rPr>
+        <w:t>queue</w:t>
+      </w:r>
+      <w:r>
+        <w:rPr>
+          <w:b w:val="0"/>
+        </w:rPr>
+        <w:t xml:space="preserve"> </w:t>
+      </w:r>
+      <w:r>
+        <w:rPr>
+          <w:b/>
+        </w:rPr>
+        <w:t>acknowledgement</w:t>
+      </w:r>
+      <w:r>
+        <w:rPr>
+          <w:b w:val="0"/>
+        </w:rPr>
+        <w:t xml:space="preserve">. J is delivered again. | A </w:t>
+      </w:r>
+      <w:r>
+        <w:rPr>
+          <w:b/>
+        </w:rPr>
+        <w:t>queue</w:t>
+      </w:r>
+      <w:r>
+        <w:rPr>
+          <w:b w:val="0"/>
+        </w:rPr>
+        <w:t>d job is pending, running, completed or failed.</w:t>
+      </w:r>
+    </w:p>
+    <w:p>
+      <w:pPr>
+        <w:spacing w:line="336" w:lineRule="auto" w:after="180"/>
+      </w:pPr>
+      <w:r>
+        <w:rPr>
+          <w:b w:val="0"/>
+        </w:rPr>
+        <w:t>Acknowledge only after the declared durable completion step.</w:t>
+      </w:r>
+    </w:p>
+    <w:p>
+      <w:pPr>
+        <w:spacing w:line="336" w:lineRule="auto" w:after="180"/>
+      </w:pPr>
+      <w:r>
+        <w:rPr>
+          <w:b w:val="0"/>
+        </w:rPr>
+        <w:t>A repeated completed ID returns its prior result; unknown status needs reconciliation. | Consult durable job status; return committed result and acknowledge without repeating the effect. Delivery count is not effect count.</w:t>
+      </w:r>
+    </w:p>
+    <w:p>
+      <w:pPr>
+        <w:spacing w:line="336" w:lineRule="auto" w:after="180"/>
+        <w:shd w:fill="F5F1FB"/>
+      </w:pPr>
+      <w:r>
+        <w:rPr>
+          <w:b w:val="0"/>
+        </w:rPr>
+        <w:t>Read the labels and values. Explain the relationship the model shows.</w:t>
+      </w:r>
+    </w:p>
+    <w:p>
+      <w:pPr>
+        <w:pStyle w:val="Heading3"/>
+      </w:pPr>
+      <w:r>
+        <w:t>My picture explanation, deciding evidence and one limit</w:t>
+      </w:r>
+    </w:p>
+    <w:p>
+      <w:r>
+        <w:t>________________________________________________________________</w:t>
+      </w:r>
+    </w:p>
+    <w:p>
+      <w:r>
+        <w:t>________________________________________________________________</w:t>
+      </w:r>
+    </w:p>
+    <w:p>
+      <w:r>
+        <w:t>________________________________________________________________</w:t>
+      </w:r>
+    </w:p>
+    <w:p>
+      <w:r>
+        <w:t>________________________________________________________________</w:t>
+      </w:r>
+    </w:p>
+    <w:p>
+      <w:pPr>
+        <w:pStyle w:val="Heading3"/>
+      </w:pPr>
+      <w:r>
+        <w:t>04. Change one thing. Trace what follows.</w:t>
+      </w:r>
+    </w:p>
+    <w:p>
+      <w:r>
+        <w:drawing>
+          <wp:inline xmlns:a="http://schemas.openxmlformats.org/drawingml/2006/main" xmlns:pic="http://schemas.openxmlformats.org/drawingml/2006/picture">
+            <wp:extent cx="5486400" cy="3026664"/>
+            <wp:docPr id="5" name="Picture 5" descr="Original case: Only a checked output permits succeeded status. Changed condition: The worker crashes before producing checked output. Expected result: The job is failed or awaiting a controlled retry, not succeeded. Reason: Receipt is not evidence that conversion finished."/>
+            <wp:cNvGraphicFramePr>
+              <a:graphicFrameLocks noChangeAspect="1"/>
+            </wp:cNvGraphicFramePr>
+            <a:graphic>
+              <a:graphicData uri="http://schemas.openxmlformats.org/drawingml/2006/picture">
+                <pic:pic>
+                  <pic:nvPicPr>
+                    <pic:cNvPr id="0" name="academy-story-ai-6-22-04.png"/>
+                    <pic:cNvPicPr/>
+                  </pic:nvPicPr>
+                  <pic:blipFill>
+                    <a:blip r:embed="rId13"/>
+                    <a:stretch>
+                      <a:fillRect/>
+                    </a:stretch>
+                  </pic:blipFill>
+                  <pic:spPr>
+                    <a:xfrm>
+                      <a:off x="0" y="0"/>
+                      <a:ext cx="5486400" cy="3026664"/>
+                    </a:xfrm>
+                    <a:prstGeom prst="rect"/>
+                  </pic:spPr>
+                </pic:pic>
+              </a:graphicData>
+            </a:graphic>
+          </wp:inline>
+        </w:drawing>
+      </w:r>
+    </w:p>
+    <w:p>
+      <w:pPr>
+        <w:spacing w:line="336" w:lineRule="auto" w:after="180"/>
+      </w:pPr>
+      <w:r>
+        <w:rPr>
+          <w:b w:val="0"/>
+        </w:rPr>
+        <w:t xml:space="preserve">Original case: Only a checked </w:t>
+      </w:r>
+      <w:r>
+        <w:rPr>
+          <w:b/>
+        </w:rPr>
+        <w:t>output</w:t>
+      </w:r>
+      <w:r>
+        <w:rPr>
+          <w:b w:val="0"/>
+        </w:rPr>
+        <w:t xml:space="preserve"> permits succeeded status. Changed condition: The worker crashes before producing checked </w:t>
+      </w:r>
+      <w:r>
+        <w:rPr>
+          <w:b/>
+        </w:rPr>
+        <w:t>output</w:t>
+      </w:r>
+      <w:r>
+        <w:rPr>
+          <w:b w:val="0"/>
+        </w:rPr>
+        <w:t>. Expected result: The job is failed or awaiting a controlled retry, not succeeded.</w:t>
+      </w:r>
+    </w:p>
+    <w:p>
+      <w:pPr>
+        <w:spacing w:line="336" w:lineRule="auto" w:after="180"/>
+      </w:pPr>
+      <w:r>
+        <w:rPr>
+          <w:b w:val="0"/>
+        </w:rPr>
+        <w:t xml:space="preserve">Reason: Receipt is not </w:t>
+      </w:r>
+      <w:r>
+        <w:rPr>
+          <w:b/>
+        </w:rPr>
+        <w:t>evidence</w:t>
+      </w:r>
+      <w:r>
+        <w:rPr>
+          <w:b w:val="0"/>
+        </w:rPr>
+        <w:t xml:space="preserve"> that conversion finished.</w:t>
+      </w:r>
+    </w:p>
+    <w:p>
+      <w:pPr>
+        <w:spacing w:line="336" w:lineRule="auto" w:after="180"/>
+        <w:shd w:fill="F5F1FB"/>
+      </w:pPr>
+      <w:r>
+        <w:rPr>
+          <w:b w:val="0"/>
+        </w:rPr>
+        <w:t>Predict before checking the worked changed-case result. Name what changed and what the supplied facts allow you to conclude.</w:t>
+      </w:r>
+    </w:p>
+    <w:p>
+      <w:pPr>
+        <w:pStyle w:val="Heading3"/>
+      </w:pPr>
+      <w:r>
+        <w:t>My picture explanation, deciding evidence and one limit</w:t>
+      </w:r>
+    </w:p>
+    <w:p>
+      <w:r>
+        <w:t>________________________________________________________________</w:t>
+      </w:r>
+    </w:p>
+    <w:p>
+      <w:r>
+        <w:t>________________________________________________________________</w:t>
+      </w:r>
+    </w:p>
+    <w:p>
+      <w:r>
+        <w:t>________________________________________________________________</w:t>
+      </w:r>
+    </w:p>
+    <w:p>
+      <w:r>
+        <w:t>________________________________________________________________</w:t>
+      </w:r>
+    </w:p>
+    <w:p>
+      <w:pPr>
+        <w:pStyle w:val="Heading3"/>
+      </w:pPr>
+      <w:r>
+        <w:t>05. Connect the explanation to its limit</w:t>
+      </w:r>
+    </w:p>
+    <w:p>
+      <w:r>
+        <w:drawing>
+          <wp:inline xmlns:a="http://schemas.openxmlformats.org/drawingml/2006/main" xmlns:pic="http://schemas.openxmlformats.org/drawingml/2006/picture">
+            <wp:extent cx="5486400" cy="2834640"/>
+            <wp:docPr id="6" name="Picture 6" descr="Asynchronous work separates submission from completion. Honest status and a job identifier let users track that difference. Limit: Queue delivery and duplicate handling need their own policies; this sequence does not guarantee completion."/>
+            <wp:cNvGraphicFramePr>
+              <a:graphicFrameLocks noChangeAspect="1"/>
+            </wp:cNvGraphicFramePr>
+            <a:graphic>
+              <a:graphicData uri="http://schemas.openxmlformats.org/drawingml/2006/picture">
+                <pic:pic>
+                  <pic:nvPicPr>
+                    <pic:cNvPr id="0" name="academy-story-ai-6-22-05.png"/>
+                    <pic:cNvPicPr/>
+                  </pic:nvPicPr>
+                  <pic:blipFill>
+                    <a:blip r:embed="rId14"/>
+                    <a:stretch>
+                      <a:fillRect/>
+                    </a:stretch>
+                  </pic:blipFill>
+                  <pic:spPr>
+                    <a:xfrm>
+                      <a:off x="0" y="0"/>
+                      <a:ext cx="5486400" cy="2834640"/>
+                    </a:xfrm>
+                    <a:prstGeom prst="rect"/>
+                  </pic:spPr>
+                </pic:pic>
+              </a:graphicData>
+            </a:graphic>
+          </wp:inline>
+        </w:drawing>
+      </w:r>
+    </w:p>
+    <w:p>
+      <w:pPr>
+        <w:spacing w:line="336" w:lineRule="auto" w:after="180"/>
+      </w:pPr>
+      <w:r>
+        <w:rPr>
+          <w:b w:val="0"/>
+        </w:rPr>
+        <w:t>Asynchronous work separates submission from completion. Honest status and a job identifier let users track that difference.</w:t>
+      </w:r>
+    </w:p>
+    <w:p>
+      <w:pPr>
+        <w:spacing w:line="336" w:lineRule="auto" w:after="180"/>
+      </w:pPr>
+      <w:r>
+        <w:rPr>
+          <w:b w:val="0"/>
+        </w:rPr>
+        <w:t xml:space="preserve">Limit: </w:t>
+      </w:r>
+      <w:r>
+        <w:rPr>
+          <w:b/>
+        </w:rPr>
+        <w:t>Queue</w:t>
+      </w:r>
+      <w:r>
+        <w:rPr>
+          <w:b w:val="0"/>
+        </w:rPr>
+        <w:t xml:space="preserve"> delivery and duplicate handling need their own policies; this sequence does not guarantee completion.</w:t>
+      </w:r>
+    </w:p>
+    <w:p>
+      <w:pPr>
+        <w:spacing w:line="336" w:lineRule="auto" w:after="180"/>
+        <w:shd w:fill="F5F1FB"/>
+      </w:pPr>
+      <w:r>
+        <w:rPr>
+          <w:b w:val="0"/>
+        </w:rPr>
+        <w:t>Explain the case, then point to a limit on the claim.</w:t>
+      </w:r>
+    </w:p>
+    <w:p>
+      <w:pPr>
+        <w:pStyle w:val="Heading3"/>
+      </w:pPr>
+      <w:r>
+        <w:t>My picture explanation, deciding evidence and one limit</w:t>
+      </w:r>
+    </w:p>
+    <w:p>
+      <w:r>
+        <w:t>________________________________________________________________</w:t>
+      </w:r>
+    </w:p>
+    <w:p>
+      <w:r>
+        <w:t>________________________________________________________________</w:t>
+      </w:r>
+    </w:p>
+    <w:p>
+      <w:r>
+        <w:t>________________________________________________________________</w:t>
+      </w:r>
+    </w:p>
+    <w:p>
+      <w:r>
+        <w:t>________________________________________________________________</w:t>
+      </w:r>
+    </w:p>
+    <w:p>
+      <w:pPr>
+        <w:pStyle w:val="Heading3"/>
+      </w:pPr>
+      <w:r>
+        <w:t>06. Make the idea visible in your project</w:t>
+      </w:r>
+    </w:p>
+    <w:p>
+      <w:r>
+        <w:drawing>
+          <wp:inline xmlns:a="http://schemas.openxmlformats.org/drawingml/2006/main" xmlns:pic="http://schemas.openxmlformats.org/drawingml/2006/picture">
+            <wp:extent cx="5486400" cy="3529584"/>
+            <wp:docPr id="7" name="Picture 7" descr="For the Grounded Learning Service, retain an annotated trace and the changed-case result. Name the contract or evidence that makes the deciding step valid, so another team can review it. Draw your input, deciding step, result and limit. Supported question: Explain what the queued J12 submission response proves and what it does not. Which event permits succeeded status, and what status is honest after a worker crash?"/>
+            <wp:cNvGraphicFramePr>
+              <a:graphicFrameLocks noChangeAspect="1"/>
+            </wp:cNvGraphicFramePr>
+            <a:graphic>
+              <a:graphicData uri="http://schemas.openxmlformats.org/drawingml/2006/picture">
+                <pic:pic>
+                  <pic:nvPicPr>
+                    <pic:cNvPr id="0" name="academy-story-ai-6-22-06.png"/>
+                    <pic:cNvPicPr/>
+                  </pic:nvPicPr>
+                  <pic:blipFill>
+                    <a:blip r:embed="rId15"/>
+                    <a:stretch>
+                      <a:fillRect/>
+                    </a:stretch>
+                  </pic:blipFill>
+                  <pic:spPr>
+                    <a:xfrm>
+                      <a:off x="0" y="0"/>
+                      <a:ext cx="5486400" cy="3529584"/>
+                    </a:xfrm>
+                    <a:prstGeom prst="rect"/>
+                  </pic:spPr>
+                </pic:pic>
+              </a:graphicData>
+            </a:graphic>
+          </wp:inline>
+        </w:drawing>
+      </w:r>
+    </w:p>
+    <w:p>
+      <w:pPr>
+        <w:spacing w:line="336" w:lineRule="auto" w:after="180"/>
+      </w:pPr>
+      <w:r>
+        <w:rPr>
+          <w:b w:val="0"/>
+        </w:rPr>
+        <w:t xml:space="preserve">For the Grounded Learning Service, retain an annotated trace and the changed-case result. Name the contract or </w:t>
+      </w:r>
+      <w:r>
+        <w:rPr>
+          <w:b/>
+        </w:rPr>
+        <w:t>evidence</w:t>
+      </w:r>
+      <w:r>
+        <w:rPr>
+          <w:b w:val="0"/>
+        </w:rPr>
+        <w:t xml:space="preserve"> that makes the deciding step valid, so another team can review it.</w:t>
+      </w:r>
+    </w:p>
+    <w:p>
+      <w:pPr>
+        <w:spacing w:line="336" w:lineRule="auto" w:after="180"/>
+      </w:pPr>
+      <w:r>
+        <w:rPr>
+          <w:b w:val="0"/>
+        </w:rPr>
+        <w:t xml:space="preserve">Draw your </w:t>
+      </w:r>
+      <w:r>
+        <w:rPr>
+          <w:b/>
+        </w:rPr>
+        <w:t>input</w:t>
+      </w:r>
+      <w:r>
+        <w:rPr>
+          <w:b w:val="0"/>
+        </w:rPr>
+        <w:t xml:space="preserve">, deciding step, result and limit. Supported question: Explain what the </w:t>
+      </w:r>
+      <w:r>
+        <w:rPr>
+          <w:b/>
+        </w:rPr>
+        <w:t>queue</w:t>
+      </w:r>
+      <w:r>
+        <w:rPr>
+          <w:b w:val="0"/>
+        </w:rPr>
+        <w:t>d J12 submission response proves and what it does not.</w:t>
+      </w:r>
+    </w:p>
+    <w:p>
+      <w:pPr>
+        <w:spacing w:line="336" w:lineRule="auto" w:after="180"/>
+      </w:pPr>
+      <w:r>
+        <w:rPr>
+          <w:b w:val="0"/>
+        </w:rPr>
+        <w:t>Which event permits succeeded status, and what status is honest after a worker crash?</w:t>
+      </w:r>
+    </w:p>
+    <w:p>
+      <w:pPr>
+        <w:spacing w:line="336" w:lineRule="auto" w:after="180"/>
+        <w:shd w:fill="F5F1FB"/>
+      </w:pPr>
+      <w:r>
+        <w:rPr>
+          <w:b w:val="0"/>
+        </w:rPr>
+        <w:t xml:space="preserve">Draw your project trace and justify the deciding step using </w:t>
+      </w:r>
+      <w:r>
+        <w:rPr>
+          <w:b/>
+        </w:rPr>
+        <w:t>evidence</w:t>
+      </w:r>
+      <w:r>
+        <w:rPr>
+          <w:b w:val="0"/>
+        </w:rPr>
+        <w:t>.</w:t>
+      </w:r>
+    </w:p>
+    <w:p>
+      <w:pPr>
+        <w:pStyle w:val="Heading3"/>
+      </w:pPr>
+      <w:r>
+        <w:t>My picture explanation, deciding evidence and one limit</w:t>
       </w:r>
     </w:p>
     <w:p>

--- a/downloads/workbook/ai-6-week-22.docx
+++ b/downloads/workbook/ai-6-week-22.docx
@@ -168,6 +168,66 @@
     <w:p>
       <w:r>
         <w:t>________________________________________________________________</w:t>
+      </w:r>
+    </w:p>
+    <w:p>
+      <w:pPr>
+        <w:pStyle w:val="Heading3"/>
+      </w:pPr>
+      <w:r>
+        <w:t>Lesson reference for workbook practice</w:t>
+      </w:r>
+    </w:p>
+    <w:p>
+      <w:pPr>
+        <w:spacing w:line="336" w:lineRule="auto" w:after="180"/>
+        <w:shd w:fill="F1F6F8"/>
+      </w:pPr>
+      <w:r>
+        <w:rPr>
+          <w:b w:val="0"/>
+        </w:rPr>
+        <w:t>Use this reference for the original W1–W3 and W5 exercises. The separately named independent case supplies its own changed facts; use those facts for that attempt before feedback.</w:t>
+      </w:r>
+    </w:p>
+    <w:p>
+      <w:pPr>
+        <w:spacing w:line="336" w:lineRule="auto" w:after="180"/>
+      </w:pPr>
+      <w:r>
+        <w:rPr>
+          <w:b/>
+        </w:rPr>
+        <w:t>Queue</w:t>
+      </w:r>
+      <w:r>
+        <w:rPr>
+          <w:b w:val="0"/>
+        </w:rPr>
+        <w:t>s separate acceptance from completion. Work may be redelivered, so consumers must preserve operation IDs and deduplicate committed effects.</w:t>
+      </w:r>
+    </w:p>
+    <w:p>
+      <w:pPr>
+        <w:spacing w:line="336" w:lineRule="auto" w:after="180"/>
+      </w:pPr>
+      <w:r>
+        <w:rPr>
+          <w:b w:val="0"/>
+        </w:rPr>
+        <w:t xml:space="preserve">A </w:t>
+      </w:r>
+      <w:r>
+        <w:rPr>
+          <w:b/>
+        </w:rPr>
+        <w:t>queue</w:t>
+      </w:r>
+      <w:r>
+        <w:rPr>
+          <w:b w:val="0"/>
+        </w:rPr>
+        <w:t>d job is pending, running, completed or failed. Acknowledge only after the declared durable completion step. A repeated completed ID returns its prior result; unknown status needs reconciliation.</w:t>
       </w:r>
     </w:p>
     <w:p>
@@ -2104,7 +2164,7 @@
         <w:rPr>
           <w:b w:val="0"/>
         </w:rPr>
-        <w:t>What should the first version-5 request return, and what permits a later version-5 cache hit?. Return to this week and explain what you changed.</w:t>
+        <w:t>What should the first version -5 request return, and what permits a later version -5 cache hit?. Return to this week and explain what you changed.</w:t>
       </w:r>
     </w:p>
     <w:p>

--- a/downloads/workbook/ai-6-week-22.docx
+++ b/downloads/workbook/ai-6-week-22.docx
@@ -25,22 +25,45 @@
         <w:pStyle w:val="Heading1"/>
       </w:pPr>
       <w:r>
-        <w:t>01. Recall and choose your starting point</w:t>
-      </w:r>
-    </w:p>
-    <w:p>
-      <w:r>
-        <w:t>Record your starting explanation for Queues and asynchronous work before opening notes. Show any later correction separately.</w:t>
-      </w:r>
-    </w:p>
-    <w:p>
-      <w:pPr>
-        <w:spacing w:line="336" w:lineRule="auto" w:after="180"/>
-      </w:pPr>
-      <w:r>
-        <w:rPr>
-          <w:b w:val="0"/>
-        </w:rPr>
+        <w:t>One complete queue-state and recovery record.</w:t>
+      </w:r>
+    </w:p>
+    <w:p>
+      <w:r>
+        <w:t>Keep job ID, payload identity, state evidence, commit, acknowledgement and separate delivery/effect counts together.</w:t>
+      </w:r>
+    </w:p>
+    <w:p>
+      <w:r>
+        <w:t>Recall → W1–W3/W5 → independent three-job case → job-state project → delayed return.</w:t>
+      </w:r>
+    </w:p>
+    <w:p>
+      <w:pPr>
+        <w:pStyle w:val="Heading1"/>
+      </w:pPr>
+      <w:r>
+        <w:t>01. Recall · Retrieve before notes</w:t>
+      </w:r>
+    </w:p>
+    <w:p>
+      <w:r>
+        <w:t>Keep this task’s inputs,rule and response together.</w:t>
+      </w:r>
+    </w:p>
+    <w:p>
+      <w:pPr>
+        <w:pStyle w:val="Heading2"/>
+      </w:pPr>
+      <w:r>
+        <w:t>Complete task and evidence</w:t>
+      </w:r>
+    </w:p>
+    <w:p>
+      <w:pPr>
+        <w:pStyle w:val="ListBullet"/>
+      </w:pPr>
+      <w:r>
         <w:t>Try the recall before opening notes. Then use a different colour or a labelled second line to correct your explanation.</w:t>
       </w:r>
     </w:p>
@@ -54,12 +77,9 @@
     </w:p>
     <w:p>
       <w:pPr>
-        <w:spacing w:line="336" w:lineRule="auto" w:after="180"/>
-      </w:pPr>
-      <w:r>
-        <w:rPr>
-          <w:b w:val="0"/>
-        </w:rPr>
+        <w:pStyle w:val="ListBullet"/>
+      </w:pPr>
+      <w:r>
         <w:t>Without opening the old lesson, explain one key idea from Caching and stale information. Give an example and a mistake that the idea helps you avoid.</w:t>
       </w:r>
     </w:p>
@@ -96,12 +116,9 @@
     </w:p>
     <w:p>
       <w:pPr>
-        <w:spacing w:line="336" w:lineRule="auto" w:after="180"/>
-      </w:pPr>
-      <w:r>
-        <w:rPr>
-          <w:b w:val="0"/>
-        </w:rPr>
+        <w:pStyle w:val="ListBullet"/>
+      </w:pPr>
+      <w:r>
         <w:t>Without opening the old lesson, explain one key idea from Sandboxing and resource limits. Give an example and a mistake that the idea helps you avoid.</w:t>
       </w:r>
     </w:p>
@@ -138,12 +155,9 @@
     </w:p>
     <w:p>
       <w:pPr>
-        <w:spacing w:line="336" w:lineRule="auto" w:after="180"/>
-      </w:pPr>
-      <w:r>
-        <w:rPr>
-          <w:b w:val="0"/>
-        </w:rPr>
+        <w:pStyle w:val="ListBullet"/>
+      </w:pPr>
+      <w:r>
         <w:t>Without opening the old lesson, explain one key idea from Timeouts retries and cancellation. Give an example and a mistake that the idea helps you avoid.</w:t>
       </w:r>
     </w:p>
@@ -180,54 +194,26 @@
     </w:p>
     <w:p>
       <w:pPr>
-        <w:spacing w:line="336" w:lineRule="auto" w:after="180"/>
-        <w:shd w:fill="F1F6F8"/>
-      </w:pPr>
-      <w:r>
-        <w:rPr>
-          <w:b w:val="0"/>
-        </w:rPr>
+        <w:pStyle w:val="ListBullet"/>
+      </w:pPr>
+      <w:r>
         <w:t>Use this reference for the original W1–W3 and W5 exercises. The separately named independent case supplies its own changed facts; use those facts for that attempt before feedback.</w:t>
       </w:r>
     </w:p>
     <w:p>
       <w:pPr>
-        <w:spacing w:line="336" w:lineRule="auto" w:after="180"/>
-      </w:pPr>
-      <w:r>
-        <w:rPr>
-          <w:b/>
-        </w:rPr>
-        <w:t>Queue</w:t>
-      </w:r>
-      <w:r>
-        <w:rPr>
-          <w:b w:val="0"/>
-        </w:rPr>
-        <w:t>s separate acceptance from completion. Work may be redelivered, so consumers must preserve operation IDs and deduplicate committed effects.</w:t>
-      </w:r>
-    </w:p>
-    <w:p>
-      <w:pPr>
-        <w:spacing w:line="336" w:lineRule="auto" w:after="180"/>
-      </w:pPr>
-      <w:r>
-        <w:rPr>
-          <w:b w:val="0"/>
-        </w:rPr>
-        <w:t xml:space="preserve">A </w:t>
-      </w:r>
-      <w:r>
-        <w:rPr>
-          <w:b/>
-        </w:rPr>
-        <w:t>queue</w:t>
-      </w:r>
-      <w:r>
-        <w:rPr>
-          <w:b w:val="0"/>
-        </w:rPr>
-        <w:t>d job is pending, running, completed or failed. Acknowledge only after the declared durable completion step. A repeated completed ID returns its prior result; unknown status needs reconciliation.</w:t>
+        <w:pStyle w:val="ListBullet"/>
+      </w:pPr>
+      <w:r>
+        <w:t>Queues separate acceptance from completion. Work may be redelivered, so consumers must preserve operation IDs and deduplicate committed effects.</w:t>
+      </w:r>
+    </w:p>
+    <w:p>
+      <w:pPr>
+        <w:pStyle w:val="ListBullet"/>
+      </w:pPr>
+      <w:r>
+        <w:t>A queued job is pending, running, completed or failed. Acknowledge only after the declared durable completion step. A repeated completed ID returns its prior result; unknown status needs reconciliation.</w:t>
       </w:r>
     </w:p>
     <w:p>
@@ -235,135 +221,44 @@
         <w:pStyle w:val="Heading1"/>
       </w:pPr>
       <w:r>
-        <w:t>02. Practise with fading help</w:t>
-      </w:r>
-    </w:p>
-    <w:p>
-      <w:r>
-        <w:t>Complete the supported Queues and asynchronous work trace and record the first step you can explain without help.</w:t>
-      </w:r>
-    </w:p>
-    <w:p>
-      <w:pPr>
-        <w:spacing w:line="336" w:lineRule="auto" w:after="180"/>
-      </w:pPr>
-      <w:r>
-        <w:rPr>
-          <w:b w:val="0"/>
-        </w:rPr>
-        <w:t xml:space="preserve">Use W2: Trace the worked case for </w:t>
-      </w:r>
-      <w:r>
-        <w:rPr>
-          <w:b/>
-        </w:rPr>
-        <w:t>Queue</w:t>
-      </w:r>
-      <w:r>
-        <w:rPr>
-          <w:b w:val="0"/>
-        </w:rPr>
-        <w:t>s and asynchronous work. Record the answer once; the lesson and workbook refer to the same attempt.</w:t>
-      </w:r>
-    </w:p>
-    <w:tbl>
-      <w:tblPr>
-        <w:tblStyle w:val="LightShading-Accent1"/>
-        <w:tblW w:type="auto" w:w="0"/>
-        <w:tblLook w:firstColumn="1" w:firstRow="1" w:lastColumn="0" w:lastRow="0" w:noHBand="0" w:noVBand="1" w:val="04A0"/>
-      </w:tblPr>
-      <w:tblGrid>
-        <w:gridCol w:w="2556"/>
-        <w:gridCol w:w="2556"/>
-        <w:gridCol w:w="2556"/>
-        <w:gridCol w:w="2556"/>
-      </w:tblGrid>
-      <w:tr>
-        <w:trPr>
-          <w:tblHeader/>
-        </w:trPr>
-        <w:tc>
-          <w:tcPr>
-            <w:tcW w:type="dxa" w:w="2556"/>
-          </w:tcPr>
-          <w:p>
-            <w:r>
-              <w:t>Given inputs</w:t>
-            </w:r>
-          </w:p>
-        </w:tc>
-        <w:tc>
-          <w:tcPr>
-            <w:tcW w:type="dxa" w:w="2556"/>
-          </w:tcPr>
-          <w:p>
-            <w:r>
-              <w:t>Procedure I chose</w:t>
-            </w:r>
-          </w:p>
-        </w:tc>
-        <w:tc>
-          <w:tcPr>
-            <w:tcW w:type="dxa" w:w="2556"/>
-          </w:tcPr>
-          <w:p>
-            <w:r>
-              <w:t>Middle steps</w:t>
-            </w:r>
-          </w:p>
-        </w:tc>
-        <w:tc>
-          <w:tcPr>
-            <w:tcW w:type="dxa" w:w="2556"/>
-          </w:tcPr>
-          <w:p>
-            <w:r>
-              <w:t>Result and check</w:t>
-            </w:r>
-          </w:p>
-        </w:tc>
-      </w:tr>
-      <w:tr>
-        <w:tc>
-          <w:tcPr>
-            <w:tcW w:type="dxa" w:w="2556"/>
-          </w:tcPr>
-          <w:p>
-            <w:r/>
-          </w:p>
-        </w:tc>
-        <w:tc>
-          <w:tcPr>
-            <w:tcW w:type="dxa" w:w="2556"/>
-          </w:tcPr>
-          <w:p>
-            <w:r/>
-          </w:p>
-        </w:tc>
-        <w:tc>
-          <w:tcPr>
-            <w:tcW w:type="dxa" w:w="2556"/>
-          </w:tcPr>
-          <w:p>
-            <w:r/>
-          </w:p>
-        </w:tc>
-        <w:tc>
-          <w:tcPr>
-            <w:tcW w:type="dxa" w:w="2556"/>
-          </w:tcPr>
-          <w:p>
-            <w:r/>
-          </w:p>
-        </w:tc>
-      </w:tr>
-    </w:tbl>
+        <w:t>05. W1 · Explain the current example</w:t>
+      </w:r>
+    </w:p>
+    <w:p>
+      <w:r>
+        <w:t>Keep this task’s inputs,rule and response together.</w:t>
+      </w:r>
+    </w:p>
+    <w:p>
+      <w:pPr>
+        <w:pStyle w:val="Heading2"/>
+      </w:pPr>
+      <w:r>
+        <w:t>Complete task and evidence</w:t>
+      </w:r>
+    </w:p>
+    <w:p>
+      <w:pPr>
+        <w:pStyle w:val="ListBullet"/>
+      </w:pPr>
+      <w:r>
+        <w:t>A queue separates accepting work from completing it. Main states are pending, running, completed and failed. Picture vocabulary queued/succeeded corresponds to pending/completed. A submission receipt proves acceptance; a worker acknowledgement is a separate signal after the declared durable completion step. Main job J commits a checked result then crashes before acknowledgement. Redelivery with the same ID and payload consults reliable completion evidence, returns the prior result and acknowledges without another effect: two deliveries, one mock effect. Unknown or running-only status requires reconciliation; same-ID changed payload is a conflict. Separate J12 receipt proves queued only; checked output permits succeeded. An observed pre-output crash permits failed status, while an unobserved crash may leave stale running status. No retry policy is implied. Reliable effect/status correspondence is an explicit assumption. The code is sequential in-memory fiction with copied snapshots; it implements no broker, durable commit, concurrency or exactly-once delivery. Losing history can lead to a repeated mock effect.</w:t>
+      </w:r>
+    </w:p>
+    <w:p>
+      <w:pPr>
+        <w:pStyle w:val="ListBullet"/>
+      </w:pPr>
+      <w:r>
+        <w:t>Explain the weekly mechanism in your own words. Use the worked scenario to name its input, decision rule and output.</w:t>
+      </w:r>
+    </w:p>
     <w:p>
       <w:pPr>
         <w:pStyle w:val="Heading3"/>
       </w:pPr>
       <w:r>
-        <w:t>The step I completed without help, and the hint I needed</w:t>
+        <w:t>My reasoning and evidence</w:t>
       </w:r>
     </w:p>
     <w:p>
@@ -382,50 +277,55 @@
       </w:r>
     </w:p>
     <w:p>
+      <w:r>
+        <w:t>________________________________________________________________</w:t>
+      </w:r>
+    </w:p>
+    <w:p>
+      <w:r>
+        <w:t>________________________________________________________________</w:t>
+      </w:r>
+    </w:p>
+    <w:p>
+      <w:r>
+        <w:t>________________________________________________________________</w:t>
+      </w:r>
+    </w:p>
+    <w:p>
       <w:pPr>
         <w:pStyle w:val="Heading1"/>
       </w:pPr>
       <w:r>
-        <w:t>03. Individual reasoning check</w:t>
-      </w:r>
-    </w:p>
-    <w:p>
-      <w:r>
-        <w:t>Check the proposed Queues and asynchronous work explanation against the supplied facts before discussing it.</w:t>
-      </w:r>
-    </w:p>
-    <w:p>
-      <w:pPr>
-        <w:spacing w:line="336" w:lineRule="auto" w:after="180"/>
-      </w:pPr>
-      <w:r>
-        <w:rPr>
-          <w:b w:val="0"/>
-        </w:rPr>
-        <w:t xml:space="preserve">Use the worked case for </w:t>
-      </w:r>
-      <w:r>
-        <w:rPr>
-          <w:b/>
-        </w:rPr>
-        <w:t>Queue</w:t>
-      </w:r>
-      <w:r>
-        <w:rPr>
-          <w:b w:val="0"/>
-        </w:rPr>
-        <w:t>s and asynchronous work. Proposed explanation: “The worked result establishes every future case”. Decide whether this explanation is supported.</w:t>
-      </w:r>
-    </w:p>
-    <w:p>
-      <w:pPr>
-        <w:spacing w:line="336" w:lineRule="auto" w:after="180"/>
-      </w:pPr>
-      <w:r>
-        <w:rPr>
-          <w:b w:val="0"/>
-        </w:rPr>
-        <w:t>Point to the step or supplied fact that decides; explain your repair if needed.</w:t>
+        <w:t>06. W2 · Trace the calculation</w:t>
+      </w:r>
+    </w:p>
+    <w:p>
+      <w:r>
+        <w:t>Keep this task’s inputs,rule and response together.</w:t>
+      </w:r>
+    </w:p>
+    <w:p>
+      <w:pPr>
+        <w:pStyle w:val="Heading2"/>
+      </w:pPr>
+      <w:r>
+        <w:t>Complete task and evidence</w:t>
+      </w:r>
+    </w:p>
+    <w:p>
+      <w:pPr>
+        <w:pStyle w:val="ListBullet"/>
+      </w:pPr>
+      <w:r>
+        <w:t>A queue separates accepting work from completing it. Main states are pending, running, completed and failed. Picture vocabulary queued/succeeded corresponds to pending/completed. A submission receipt proves acceptance; a worker acknowledgement is a separate signal after the declared durable completion step. Main job J commits a checked result then crashes before acknowledgement. Redelivery with the same ID and payload consults reliable completion evidence, returns the prior result and acknowledges without another effect: two deliveries, one mock effect. Unknown or running-only status requires reconciliation; same-ID changed payload is a conflict. Separate J12 receipt proves queued only; checked output permits succeeded. An observed pre-output crash permits failed status, while an unobserved crash may leave stale running status. No retry policy is implied. Reliable effect/status correspondence is an explicit assumption. The code is sequential in-memory fiction with copied snapshots; it implements no broker, durable commit, concurrency or exactly-once delivery. Losing history can lead to a repeated mock effect.</w:t>
+      </w:r>
+    </w:p>
+    <w:p>
+      <w:pPr>
+        <w:pStyle w:val="ListBullet"/>
+      </w:pPr>
+      <w:r>
+        <w:t>Worker commits job J then crashes before queue acknowledgement. J is delivered again. Show the intermediate steps and give the conclusion with its scope.</w:t>
       </w:r>
     </w:p>
     <w:p>
@@ -433,7 +333,7 @@
         <w:pStyle w:val="Heading3"/>
       </w:pPr>
       <w:r>
-        <w:t>My explanation before partner discussion</w:t>
+        <w:t>My reasoning and evidence</w:t>
       </w:r>
     </w:p>
     <w:p>
@@ -457,16 +357,55 @@
       </w:r>
     </w:p>
     <w:p>
+      <w:r>
+        <w:t>________________________________________________________________</w:t>
+      </w:r>
+    </w:p>
+    <w:p>
+      <w:r>
+        <w:t>________________________________________________________________</w:t>
+      </w:r>
+    </w:p>
+    <w:p>
+      <w:r>
+        <w:t>________________________________________________________________</w:t>
+      </w:r>
+    </w:p>
+    <w:p>
       <w:pPr>
         <w:pStyle w:val="Heading1"/>
       </w:pPr>
       <w:r>
-        <w:t>04. Independent transfer case</w:t>
-      </w:r>
-    </w:p>
-    <w:p>
-      <w:r>
-        <w:t>Write one first attempt at the reserved independent case before feedback. Repeated copies of that case refer to the same recorded attempt.</w:t>
+        <w:t>07. W3 · Repair a misconception</w:t>
+      </w:r>
+    </w:p>
+    <w:p>
+      <w:r>
+        <w:t>Keep this task’s inputs,rule and response together.</w:t>
+      </w:r>
+    </w:p>
+    <w:p>
+      <w:pPr>
+        <w:pStyle w:val="Heading2"/>
+      </w:pPr>
+      <w:r>
+        <w:t>Complete task and evidence</w:t>
+      </w:r>
+    </w:p>
+    <w:p>
+      <w:pPr>
+        <w:pStyle w:val="ListBullet"/>
+      </w:pPr>
+      <w:r>
+        <w:t>A queue separates accepting work from completing it. Main states are pending, running, completed and failed. Picture vocabulary queued/succeeded corresponds to pending/completed. A submission receipt proves acceptance; a worker acknowledgement is a separate signal after the declared durable completion step. Main job J commits a checked result then crashes before acknowledgement. Redelivery with the same ID and payload consults reliable completion evidence, returns the prior result and acknowledges without another effect: two deliveries, one mock effect. Unknown or running-only status requires reconciliation; same-ID changed payload is a conflict. Separate J12 receipt proves queued only; checked output permits succeeded. An observed pre-output crash permits failed status, while an unobserved crash may leave stale running status. No retry policy is implied. Reliable effect/status correspondence is an explicit assumption. The code is sequential in-memory fiction with copied snapshots; it implements no broker, durable commit, concurrency or exactly-once delivery. Losing history can lead to a repeated mock effect.</w:t>
+      </w:r>
+    </w:p>
+    <w:p>
+      <w:pPr>
+        <w:pStyle w:val="ListBullet"/>
+      </w:pPr>
+      <w:r>
+        <w:t>A report omits this qualification: Queue ordering and exactly-once properties must be declared, not assumed from a simple mock. Explain how omitting it could change a reader's interpretation, and write an accurate replacement.</w:t>
       </w:r>
     </w:p>
     <w:p>
@@ -474,18 +413,153 @@
         <w:pStyle w:val="Heading3"/>
       </w:pPr>
       <w:r>
+        <w:t>My reasoning and evidence</w:t>
+      </w:r>
+    </w:p>
+    <w:p>
+      <w:r>
+        <w:t>________________________________________________________________</w:t>
+      </w:r>
+    </w:p>
+    <w:p>
+      <w:r>
+        <w:t>________________________________________________________________</w:t>
+      </w:r>
+    </w:p>
+    <w:p>
+      <w:r>
+        <w:t>________________________________________________________________</w:t>
+      </w:r>
+    </w:p>
+    <w:p>
+      <w:r>
+        <w:t>________________________________________________________________</w:t>
+      </w:r>
+    </w:p>
+    <w:p>
+      <w:r>
+        <w:t>________________________________________________________________</w:t>
+      </w:r>
+    </w:p>
+    <w:p>
+      <w:r>
+        <w:t>________________________________________________________________</w:t>
+      </w:r>
+    </w:p>
+    <w:p>
+      <w:pPr>
+        <w:pStyle w:val="Heading1"/>
+      </w:pPr>
+      <w:r>
+        <w:t>09. W5 · Explain the limitation</w:t>
+      </w:r>
+    </w:p>
+    <w:p>
+      <w:r>
+        <w:t>Keep this task’s inputs,rule and response together.</w:t>
+      </w:r>
+    </w:p>
+    <w:p>
+      <w:pPr>
+        <w:pStyle w:val="Heading2"/>
+      </w:pPr>
+      <w:r>
+        <w:t>Complete task and evidence</w:t>
+      </w:r>
+    </w:p>
+    <w:p>
+      <w:pPr>
+        <w:pStyle w:val="ListBullet"/>
+      </w:pPr>
+      <w:r>
+        <w:t>A queue separates accepting work from completing it. Main states are pending, running, completed and failed. Picture vocabulary queued/succeeded corresponds to pending/completed. A submission receipt proves acceptance; a worker acknowledgement is a separate signal after the declared durable completion step. Main job J commits a checked result then crashes before acknowledgement. Redelivery with the same ID and payload consults reliable completion evidence, returns the prior result and acknowledges without another effect: two deliveries, one mock effect. Unknown or running-only status requires reconciliation; same-ID changed payload is a conflict. Separate J12 receipt proves queued only; checked output permits succeeded. An observed pre-output crash permits failed status, while an unobserved crash may leave stale running status. No retry policy is implied. Reliable effect/status correspondence is an explicit assumption. The code is sequential in-memory fiction with copied snapshots; it implements no broker, durable commit, concurrency or exactly-once delivery. Losing history can lead to a repeated mock effect.</w:t>
+      </w:r>
+    </w:p>
+    <w:p>
+      <w:pPr>
+        <w:pStyle w:val="ListBullet"/>
+      </w:pPr>
+      <w:r>
+        <w:t>For the worked scenario, propose one additional case that could reveal a failure, describe its expected outcome before running it, and explain what would need to remain fixed for a fair comparison. Do not reuse W4 as a new final test after receiving feedback.</w:t>
+      </w:r>
+    </w:p>
+    <w:p>
+      <w:pPr>
+        <w:pStyle w:val="Heading3"/>
+      </w:pPr>
+      <w:r>
+        <w:t>My reasoning and evidence</w:t>
+      </w:r>
+    </w:p>
+    <w:p>
+      <w:r>
+        <w:t>________________________________________________________________</w:t>
+      </w:r>
+    </w:p>
+    <w:p>
+      <w:r>
+        <w:t>________________________________________________________________</w:t>
+      </w:r>
+    </w:p>
+    <w:p>
+      <w:r>
+        <w:t>________________________________________________________________</w:t>
+      </w:r>
+    </w:p>
+    <w:p>
+      <w:r>
+        <w:t>________________________________________________________________</w:t>
+      </w:r>
+    </w:p>
+    <w:p>
+      <w:r>
+        <w:t>________________________________________________________________</w:t>
+      </w:r>
+    </w:p>
+    <w:p>
+      <w:r>
+        <w:t>________________________________________________________________</w:t>
+      </w:r>
+    </w:p>
+    <w:p>
+      <w:r>
+        <w:t>________________________________________________________________</w:t>
+      </w:r>
+    </w:p>
+    <w:p>
+      <w:pPr>
+        <w:pStyle w:val="Heading1"/>
+      </w:pPr>
+      <w:r>
+        <w:t>04. Try alone · Selected transfer</w:t>
+      </w:r>
+    </w:p>
+    <w:p>
+      <w:r>
+        <w:t>Keep this task’s inputs,rule and response together.</w:t>
+      </w:r>
+    </w:p>
+    <w:p>
+      <w:pPr>
+        <w:pStyle w:val="Heading2"/>
+      </w:pPr>
+      <w:r>
+        <w:t>Complete task and evidence</w:t>
+      </w:r>
+    </w:p>
+    <w:p>
+      <w:pPr>
+        <w:pStyle w:val="Heading3"/>
+      </w:pPr>
+      <w:r>
         <w:t>Independent case: Apply a new case independently</w:t>
       </w:r>
     </w:p>
     <w:p>
       <w:pPr>
-        <w:spacing w:line="336" w:lineRule="auto" w:after="180"/>
-        <w:shd w:fill="F5F1FB"/>
-      </w:pPr>
-      <w:r>
-        <w:rPr>
-          <w:b w:val="0"/>
-        </w:rPr>
+        <w:pStyle w:val="ListBullet"/>
+      </w:pPr>
+      <w:r>
         <w:t>Jobs A, B, C accepted; A completed, B failed, C pending. How many completed, and may success be claimed for all accepted?</w:t>
       </w:r>
     </w:p>
@@ -534,12 +608,9 @@
     </w:p>
     <w:p>
       <w:pPr>
-        <w:spacing w:line="336" w:lineRule="auto" w:after="180"/>
-      </w:pPr>
-      <w:r>
-        <w:rPr>
-          <w:b w:val="0"/>
-        </w:rPr>
+        <w:pStyle w:val="ListBullet"/>
+      </w:pPr>
+      <w:r>
         <w:t>Attempt this case before feedback. Record any help. Earlier examples below are further practice; a case already practised with feedback cannot establish fresh transfer.</w:t>
       </w:r>
     </w:p>
@@ -548,59 +619,28 @@
         <w:pStyle w:val="Heading1"/>
       </w:pPr>
       <w:r>
-        <w:t>05. W1 Explain the mechanism</w:t>
-      </w:r>
-    </w:p>
-    <w:p>
-      <w:r>
-        <w:t>Explain the mechanism. Apply the supplied Queues and asynchronous work facts and keep your reasoning.</w:t>
-      </w:r>
-    </w:p>
-    <w:p>
-      <w:pPr>
-        <w:spacing w:line="336" w:lineRule="auto" w:after="180"/>
-      </w:pPr>
-      <w:r>
-        <w:rPr>
-          <w:b w:val="0"/>
-        </w:rPr>
-        <w:t xml:space="preserve">Explain the weekly </w:t>
-      </w:r>
-      <w:r>
-        <w:rPr>
-          <w:b/>
-        </w:rPr>
-        <w:t>mechanism</w:t>
-      </w:r>
-      <w:r>
-        <w:rPr>
-          <w:b w:val="0"/>
-        </w:rPr>
-        <w:t xml:space="preserve"> in your own words. Use the worked scenario to name its </w:t>
-      </w:r>
-      <w:r>
-        <w:rPr>
-          <w:b/>
-        </w:rPr>
-        <w:t>input</w:t>
-      </w:r>
-      <w:r>
-        <w:rPr>
-          <w:b w:val="0"/>
-        </w:rPr>
-        <w:t xml:space="preserve">, decision rule and </w:t>
-      </w:r>
-      <w:r>
-        <w:rPr>
-          <w:b/>
-        </w:rPr>
-        <w:t>output</w:t>
-      </w:r>
-      <w:r>
-        <w:rPr>
-          <w:b w:val="0"/>
-        </w:rPr>
-        <w:t>.</w:t>
+        <w:t>10. Project · Keep the service evidence</w:t>
+      </w:r>
+    </w:p>
+    <w:p>
+      <w:r>
+        <w:t>Preserve the contract, inputs, observed outcomes and limits.</w:t>
+      </w:r>
+    </w:p>
+    <w:p>
+      <w:pPr>
+        <w:pStyle w:val="Heading2"/>
+      </w:pPr>
+      <w:r>
+        <w:t>Complete task and evidence</w:t>
+      </w:r>
+    </w:p>
+    <w:p>
+      <w:pPr>
+        <w:pStyle w:val="ListBullet"/>
+      </w:pPr>
+      <w:r>
+        <w:t>Add a labelled queues and asynchronous work evidence sheet to Grounded Learning Service. Show how you can explain the mechanism and terminology of queues and asynchronous work. Use the supplied fictional case and keep its inputs, intermediate steps, calculation or prediction, and limitation. Connect this record to last week’s record; a matching answer without a trace is insufficient.</w:t>
       </w:r>
     </w:p>
     <w:p>
@@ -608,7 +648,7 @@
         <w:pStyle w:val="Heading3"/>
       </w:pPr>
       <w:r>
-        <w:t>My reasoning and evidence</w:t>
+        <w:t>My project change, supporting evidence and remaining limit</w:t>
       </w:r>
     </w:p>
     <w:p>
@@ -646,473 +686,20 @@
         <w:pStyle w:val="Heading1"/>
       </w:pPr>
       <w:r>
-        <w:t>06. W2 Trace the worked case</w:t>
-      </w:r>
-    </w:p>
-    <w:p>
-      <w:r>
-        <w:t>Trace the worked case. Apply the supplied Queues and asynchronous work facts and keep your reasoning.</w:t>
-      </w:r>
-    </w:p>
-    <w:p>
-      <w:pPr>
-        <w:spacing w:line="336" w:lineRule="auto" w:after="180"/>
-      </w:pPr>
-      <w:r>
-        <w:rPr>
-          <w:b w:val="0"/>
-        </w:rPr>
-        <w:t xml:space="preserve">Worker commits job J then crashes before </w:t>
-      </w:r>
-      <w:r>
-        <w:rPr>
-          <w:b/>
-        </w:rPr>
-        <w:t>queue</w:t>
-      </w:r>
-      <w:r>
-        <w:rPr>
-          <w:b w:val="0"/>
-        </w:rPr>
-        <w:t xml:space="preserve"> </w:t>
-      </w:r>
-      <w:r>
-        <w:rPr>
-          <w:b/>
-        </w:rPr>
-        <w:t>acknowledgement</w:t>
-      </w:r>
-      <w:r>
-        <w:rPr>
-          <w:b w:val="0"/>
-        </w:rPr>
-        <w:t>. J is delivered again. Show the intermediate steps and give the conclusion with its scope.</w:t>
-      </w:r>
-    </w:p>
-    <w:p>
-      <w:pPr>
-        <w:pStyle w:val="Heading3"/>
-      </w:pPr>
-      <w:r>
-        <w:t>My reasoning and evidence</w:t>
-      </w:r>
-    </w:p>
-    <w:p>
-      <w:r>
-        <w:t>________________________________________________________________</w:t>
-      </w:r>
-    </w:p>
-    <w:p>
-      <w:r>
-        <w:t>________________________________________________________________</w:t>
-      </w:r>
-    </w:p>
-    <w:p>
-      <w:r>
-        <w:t>________________________________________________________________</w:t>
-      </w:r>
-    </w:p>
-    <w:p>
-      <w:r>
-        <w:t>________________________________________________________________</w:t>
-      </w:r>
-    </w:p>
-    <w:p>
-      <w:r>
-        <w:t>________________________________________________________________</w:t>
-      </w:r>
-    </w:p>
-    <w:p>
-      <w:r>
-        <w:t>________________________________________________________________</w:t>
-      </w:r>
-    </w:p>
-    <w:p>
-      <w:r>
-        <w:t>________________________________________________________________</w:t>
-      </w:r>
-    </w:p>
-    <w:p>
-      <w:pPr>
-        <w:pStyle w:val="Heading1"/>
-      </w:pPr>
-      <w:r>
-        <w:t>07. W3 Audit the limit</w:t>
-      </w:r>
-    </w:p>
-    <w:p>
-      <w:r>
-        <w:t>Audit the limit. Apply the supplied Queues and asynchronous work facts and keep your reasoning.</w:t>
-      </w:r>
-    </w:p>
-    <w:p>
-      <w:pPr>
-        <w:spacing w:line="336" w:lineRule="auto" w:after="180"/>
-      </w:pPr>
-      <w:r>
-        <w:rPr>
-          <w:b w:val="0"/>
-        </w:rPr>
-        <w:t xml:space="preserve">A report omits this qualification: </w:t>
-      </w:r>
-      <w:r>
-        <w:rPr>
-          <w:b/>
-        </w:rPr>
-        <w:t>Queue</w:t>
-      </w:r>
-      <w:r>
-        <w:rPr>
-          <w:b w:val="0"/>
-        </w:rPr>
-        <w:t xml:space="preserve"> ordering and exactly-once properties must be declared, not assumed from a simple mock. Explain how omitting it could change a reader's interpretation, and write an accurate replacement.</w:t>
-      </w:r>
-    </w:p>
-    <w:p>
-      <w:pPr>
-        <w:pStyle w:val="Heading3"/>
-      </w:pPr>
-      <w:r>
-        <w:t>My reasoning and evidence</w:t>
-      </w:r>
-    </w:p>
-    <w:p>
-      <w:r>
-        <w:t>________________________________________________________________</w:t>
-      </w:r>
-    </w:p>
-    <w:p>
-      <w:r>
-        <w:t>________________________________________________________________</w:t>
-      </w:r>
-    </w:p>
-    <w:p>
-      <w:r>
-        <w:t>________________________________________________________________</w:t>
-      </w:r>
-    </w:p>
-    <w:p>
-      <w:r>
-        <w:t>________________________________________________________________</w:t>
-      </w:r>
-    </w:p>
-    <w:p>
-      <w:r>
-        <w:t>________________________________________________________________</w:t>
-      </w:r>
-    </w:p>
-    <w:p>
-      <w:r>
-        <w:t>________________________________________________________________</w:t>
-      </w:r>
-    </w:p>
-    <w:p>
-      <w:pPr>
-        <w:pStyle w:val="Heading1"/>
-      </w:pPr>
-      <w:r>
-        <w:t>08. W4 Apply a new case independently</w:t>
-      </w:r>
-    </w:p>
-    <w:p>
-      <w:r>
-        <w:t>Attempt before feedback. If this repeats the selected independent case, reuse that first attempt; otherwise keep a separate record. Apply a new case independently. Apply the supplied Queues and asynchronous work facts and keep your reasoning.</w:t>
-      </w:r>
-    </w:p>
-    <w:p>
-      <w:pPr>
-        <w:spacing w:line="336" w:lineRule="auto" w:after="180"/>
-        <w:shd w:fill="F5F1FB"/>
-      </w:pPr>
-      <w:r>
-        <w:rPr>
-          <w:b w:val="0"/>
-        </w:rPr>
-        <w:t>Jobs A, B, C accepted; A completed, B failed, C pending. How many completed, and may success be claimed for all accepted?</w:t>
-      </w:r>
-    </w:p>
-    <w:p>
-      <w:pPr>
-        <w:pStyle w:val="Heading3"/>
-      </w:pPr>
-      <w:r>
-        <w:t>My reasoning and evidence</w:t>
-      </w:r>
-    </w:p>
-    <w:p>
-      <w:r>
-        <w:t>________________________________________________________________</w:t>
-      </w:r>
-    </w:p>
-    <w:p>
-      <w:r>
-        <w:t>________________________________________________________________</w:t>
-      </w:r>
-    </w:p>
-    <w:p>
-      <w:r>
-        <w:t>________________________________________________________________</w:t>
-      </w:r>
-    </w:p>
-    <w:p>
-      <w:r>
-        <w:t>________________________________________________________________</w:t>
-      </w:r>
-    </w:p>
-    <w:p>
-      <w:r>
-        <w:t>________________________________________________________________</w:t>
-      </w:r>
-    </w:p>
-    <w:p>
-      <w:r>
-        <w:t>________________________________________________________________</w:t>
-      </w:r>
-    </w:p>
-    <w:p>
-      <w:r>
-        <w:t>________________________________________________________________</w:t>
-      </w:r>
-    </w:p>
-    <w:p>
-      <w:r>
-        <w:t>________________________________________________________________</w:t>
-      </w:r>
-    </w:p>
-    <w:p>
-      <w:pPr>
-        <w:pStyle w:val="Heading1"/>
-      </w:pPr>
-      <w:r>
-        <w:t>09. W5 Design a revealing follow-up</w:t>
-      </w:r>
-    </w:p>
-    <w:p>
-      <w:r>
-        <w:t>Design a revealing follow-up. Apply the supplied Queues and asynchronous work facts and keep your reasoning.</w:t>
-      </w:r>
-    </w:p>
-    <w:p>
-      <w:pPr>
-        <w:spacing w:line="336" w:lineRule="auto" w:after="180"/>
-      </w:pPr>
-      <w:r>
-        <w:rPr>
-          <w:b w:val="0"/>
-        </w:rPr>
-        <w:t>For the worked scenario, propose one additional case that could reveal a failure, describe its expected outcome before running it, and explain what would need to remain fixed for a fair comparison.</w:t>
-      </w:r>
-    </w:p>
-    <w:p>
-      <w:pPr>
-        <w:spacing w:line="336" w:lineRule="auto" w:after="180"/>
-      </w:pPr>
-      <w:r>
-        <w:rPr>
-          <w:b w:val="0"/>
-        </w:rPr>
-        <w:t>Do not reuse W4 as a new final test after receiving feedback.</w:t>
-      </w:r>
-    </w:p>
-    <w:p>
-      <w:pPr>
-        <w:pStyle w:val="Heading3"/>
-      </w:pPr>
-      <w:r>
-        <w:t>My reasoning and evidence</w:t>
-      </w:r>
-    </w:p>
-    <w:p>
-      <w:r>
-        <w:t>________________________________________________________________</w:t>
-      </w:r>
-    </w:p>
-    <w:p>
-      <w:r>
-        <w:t>________________________________________________________________</w:t>
-      </w:r>
-    </w:p>
-    <w:p>
-      <w:r>
-        <w:t>________________________________________________________________</w:t>
-      </w:r>
-    </w:p>
-    <w:p>
-      <w:r>
-        <w:t>________________________________________________________________</w:t>
-      </w:r>
-    </w:p>
-    <w:p>
-      <w:r>
-        <w:t>________________________________________________________________</w:t>
-      </w:r>
-    </w:p>
-    <w:p>
-      <w:r>
-        <w:t>________________________________________________________________</w:t>
-      </w:r>
-    </w:p>
-    <w:p>
-      <w:r>
-        <w:t>________________________________________________________________</w:t>
-      </w:r>
-    </w:p>
-    <w:p>
-      <w:pPr>
-        <w:pStyle w:val="Heading1"/>
-      </w:pPr>
-      <w:r>
-        <w:t>10. Project checkpoint and reflection</w:t>
-      </w:r>
-    </w:p>
-    <w:p>
-      <w:r>
-        <w:t>Connect Queues and asynchronous work to Grounded Learning Service, identify a limit and choose the next useful test.</w:t>
-      </w:r>
-    </w:p>
-    <w:p>
-      <w:pPr>
-        <w:spacing w:line="336" w:lineRule="auto" w:after="180"/>
-      </w:pPr>
-      <w:r>
-        <w:rPr>
-          <w:b w:val="0"/>
-        </w:rPr>
-        <w:t xml:space="preserve">Add a labelled </w:t>
-      </w:r>
-      <w:r>
-        <w:rPr>
-          <w:b/>
-        </w:rPr>
-        <w:t>queue</w:t>
-      </w:r>
-      <w:r>
-        <w:rPr>
-          <w:b w:val="0"/>
-        </w:rPr>
-        <w:t xml:space="preserve">s and asynchronous work </w:t>
-      </w:r>
-      <w:r>
-        <w:rPr>
-          <w:b/>
-        </w:rPr>
-        <w:t>evidence</w:t>
-      </w:r>
-      <w:r>
-        <w:rPr>
-          <w:b w:val="0"/>
-        </w:rPr>
-        <w:t xml:space="preserve"> sheet to Grounded Learning Service. Show how you can explain the </w:t>
-      </w:r>
-      <w:r>
-        <w:rPr>
-          <w:b/>
-        </w:rPr>
-        <w:t>mechanism</w:t>
-      </w:r>
-      <w:r>
-        <w:rPr>
-          <w:b w:val="0"/>
-        </w:rPr>
-        <w:t xml:space="preserve"> and terminology of </w:t>
-      </w:r>
-      <w:r>
-        <w:rPr>
-          <w:b/>
-        </w:rPr>
-        <w:t>queue</w:t>
-      </w:r>
-      <w:r>
-        <w:rPr>
-          <w:b w:val="0"/>
-        </w:rPr>
-        <w:t>s and asynchronous work.</w:t>
-      </w:r>
-    </w:p>
-    <w:p>
-      <w:pPr>
-        <w:spacing w:line="336" w:lineRule="auto" w:after="180"/>
-      </w:pPr>
-      <w:r>
-        <w:rPr>
-          <w:b w:val="0"/>
-        </w:rPr>
-        <w:t xml:space="preserve">Use the supplied fictional case and keep its </w:t>
-      </w:r>
-      <w:r>
-        <w:rPr>
-          <w:b/>
-        </w:rPr>
-        <w:t>input</w:t>
-      </w:r>
-      <w:r>
-        <w:rPr>
-          <w:b w:val="0"/>
-        </w:rPr>
-        <w:t xml:space="preserve">s, intermediate steps, calculation or </w:t>
-      </w:r>
-      <w:r>
-        <w:rPr>
-          <w:b/>
-        </w:rPr>
-        <w:t>prediction</w:t>
-      </w:r>
-      <w:r>
-        <w:rPr>
-          <w:b w:val="0"/>
-        </w:rPr>
-        <w:t>, and limitation. Connect this record to last week’s record; a matching answer without a trace is insufficient.</w:t>
-      </w:r>
-    </w:p>
-    <w:p>
-      <w:pPr>
-        <w:pStyle w:val="Heading3"/>
-      </w:pPr>
-      <w:r>
-        <w:t>My project change, supporting evidence and remaining limit</w:t>
-      </w:r>
-    </w:p>
-    <w:p>
-      <w:r>
-        <w:t>________________________________________________________________</w:t>
-      </w:r>
-    </w:p>
-    <w:p>
-      <w:r>
-        <w:t>________________________________________________________________</w:t>
-      </w:r>
-    </w:p>
-    <w:p>
-      <w:r>
-        <w:t>________________________________________________________________</w:t>
-      </w:r>
-    </w:p>
-    <w:p>
-      <w:r>
-        <w:t>________________________________________________________________</w:t>
-      </w:r>
-    </w:p>
-    <w:p>
-      <w:r>
-        <w:t>________________________________________________________________</w:t>
-      </w:r>
-    </w:p>
-    <w:p>
-      <w:r>
-        <w:t>________________________________________________________________</w:t>
-      </w:r>
-    </w:p>
-    <w:p>
-      <w:pPr>
-        <w:pStyle w:val="Heading1"/>
-      </w:pPr>
-      <w:r>
-        <w:t>11. Feedback, return check and learning record</w:t>
-      </w:r>
-    </w:p>
-    <w:p>
-      <w:r>
-        <w:t>Record the first repaired step and a different case to revisit after a delay.</w:t>
+        <w:t>11. Feedback · Repair and return</w:t>
+      </w:r>
+    </w:p>
+    <w:p>
+      <w:r>
+        <w:t>Keep this task’s inputs,rule and response together.</w:t>
+      </w:r>
+    </w:p>
+    <w:p>
+      <w:pPr>
+        <w:pStyle w:val="Heading2"/>
+      </w:pPr>
+      <w:r>
+        <w:t>Complete task and evidence</w:t>
       </w:r>
     </w:p>
     <w:tbl>
@@ -1253,12 +840,9 @@
     </w:tbl>
     <w:p>
       <w:pPr>
-        <w:spacing w:line="336" w:lineRule="auto" w:after="180"/>
-      </w:pPr>
-      <w:r>
-        <w:rPr>
-          <w:b w:val="0"/>
-        </w:rPr>
+        <w:pStyle w:val="ListBullet"/>
+      </w:pPr>
+      <w:r>
         <w:t>Revisit this idea with your teacher after a delay. Familiarity is different from explaining and using it on a changed case.</w:t>
       </w:r>
     </w:p>
@@ -1267,88 +851,322 @@
         <w:pStyle w:val="Heading1"/>
       </w:pPr>
       <w:r>
-        <w:t>12. Pictorial case practice: Queues and asynchronous work</w:t>
-      </w:r>
-    </w:p>
-    <w:p>
-      <w:r>
-        <w:t>Queued is not complete. A conversion service queues job J12 rather than processing it during submission. Explain the labelled step before checking the changed condition.</w:t>
-      </w:r>
-    </w:p>
-    <w:p>
-      <w:pPr>
-        <w:spacing w:line="336" w:lineRule="auto" w:after="180"/>
-      </w:pPr>
-      <w:r>
-        <w:rPr>
-          <w:b/>
-        </w:rPr>
-        <w:t>Queue</w:t>
-      </w:r>
-      <w:r>
-        <w:rPr>
-          <w:b w:val="0"/>
-        </w:rPr>
-        <w:t xml:space="preserve">d is not complete. A conversion service </w:t>
-      </w:r>
-      <w:r>
-        <w:rPr>
-          <w:b/>
-        </w:rPr>
-        <w:t>queue</w:t>
-      </w:r>
-      <w:r>
-        <w:rPr>
-          <w:b w:val="0"/>
-        </w:rPr>
-        <w:t xml:space="preserve">s job J12 rather than </w:t>
-      </w:r>
-      <w:r>
-        <w:rPr>
-          <w:b/>
-        </w:rPr>
-        <w:t>process</w:t>
-      </w:r>
-      <w:r>
-        <w:rPr>
-          <w:b w:val="0"/>
-        </w:rPr>
-        <w:t>ing it during submission.</w:t>
-      </w:r>
-    </w:p>
-    <w:p>
-      <w:pPr>
-        <w:spacing w:line="336" w:lineRule="auto" w:after="180"/>
-      </w:pPr>
-      <w:r>
-        <w:rPr>
-          <w:b w:val="0"/>
-        </w:rPr>
-        <w:t xml:space="preserve">States: </w:t>
-      </w:r>
-      <w:r>
-        <w:rPr>
-          <w:b/>
-        </w:rPr>
-        <w:t>queue</w:t>
-      </w:r>
-      <w:r>
-        <w:rPr>
-          <w:b w:val="0"/>
-        </w:rPr>
-        <w:t xml:space="preserve">d, running, succeeded, failed. Submission returns J12 with </w:t>
-      </w:r>
-      <w:r>
-        <w:rPr>
-          <w:b/>
-        </w:rPr>
-        <w:t>queue</w:t>
-      </w:r>
-      <w:r>
-        <w:rPr>
-          <w:b w:val="0"/>
-        </w:rPr>
-        <w:t>d status.</w:t>
+        <w:t>Reference bank and extra practice</w:t>
+      </w:r>
+    </w:p>
+    <w:p>
+      <w:pPr>
+        <w:pStyle w:val="Heading1"/>
+      </w:pPr>
+      <w:r>
+        <w:t>02. Reference · Supported W2 record</w:t>
+      </w:r>
+    </w:p>
+    <w:p>
+      <w:r>
+        <w:t>Keep this task’s inputs,rule and response together.</w:t>
+      </w:r>
+    </w:p>
+    <w:p>
+      <w:pPr>
+        <w:pStyle w:val="Heading2"/>
+      </w:pPr>
+      <w:r>
+        <w:t>Complete task and evidence</w:t>
+      </w:r>
+    </w:p>
+    <w:p>
+      <w:pPr>
+        <w:pStyle w:val="ListBullet"/>
+      </w:pPr>
+      <w:r>
+        <w:t>Use W2: Trace the worked case for Queues and asynchronous work. Record the answer once; the lesson and workbook refer to the same attempt.</w:t>
+      </w:r>
+    </w:p>
+    <w:tbl>
+      <w:tblPr>
+        <w:tblStyle w:val="LightShading-Accent1"/>
+        <w:tblW w:type="auto" w:w="0"/>
+        <w:tblLook w:firstColumn="1" w:firstRow="1" w:lastColumn="0" w:lastRow="0" w:noHBand="0" w:noVBand="1" w:val="04A0"/>
+      </w:tblPr>
+      <w:tblGrid>
+        <w:gridCol w:w="2556"/>
+        <w:gridCol w:w="2556"/>
+        <w:gridCol w:w="2556"/>
+        <w:gridCol w:w="2556"/>
+      </w:tblGrid>
+      <w:tr>
+        <w:trPr>
+          <w:tblHeader/>
+        </w:trPr>
+        <w:tc>
+          <w:tcPr>
+            <w:tcW w:type="dxa" w:w="2556"/>
+          </w:tcPr>
+          <w:p>
+            <w:r>
+              <w:t>Given inputs</w:t>
+            </w:r>
+          </w:p>
+        </w:tc>
+        <w:tc>
+          <w:tcPr>
+            <w:tcW w:type="dxa" w:w="2556"/>
+          </w:tcPr>
+          <w:p>
+            <w:r>
+              <w:t>Procedure I chose</w:t>
+            </w:r>
+          </w:p>
+        </w:tc>
+        <w:tc>
+          <w:tcPr>
+            <w:tcW w:type="dxa" w:w="2556"/>
+          </w:tcPr>
+          <w:p>
+            <w:r>
+              <w:t>Middle steps</w:t>
+            </w:r>
+          </w:p>
+        </w:tc>
+        <w:tc>
+          <w:tcPr>
+            <w:tcW w:type="dxa" w:w="2556"/>
+          </w:tcPr>
+          <w:p>
+            <w:r>
+              <w:t>Result and check</w:t>
+            </w:r>
+          </w:p>
+        </w:tc>
+      </w:tr>
+      <w:tr>
+        <w:tc>
+          <w:tcPr>
+            <w:tcW w:type="dxa" w:w="2556"/>
+          </w:tcPr>
+          <w:p>
+            <w:r/>
+          </w:p>
+        </w:tc>
+        <w:tc>
+          <w:tcPr>
+            <w:tcW w:type="dxa" w:w="2556"/>
+          </w:tcPr>
+          <w:p>
+            <w:r/>
+          </w:p>
+        </w:tc>
+        <w:tc>
+          <w:tcPr>
+            <w:tcW w:type="dxa" w:w="2556"/>
+          </w:tcPr>
+          <w:p>
+            <w:r/>
+          </w:p>
+        </w:tc>
+        <w:tc>
+          <w:tcPr>
+            <w:tcW w:type="dxa" w:w="2556"/>
+          </w:tcPr>
+          <w:p>
+            <w:r/>
+          </w:p>
+        </w:tc>
+      </w:tr>
+    </w:tbl>
+    <w:p>
+      <w:pPr>
+        <w:pStyle w:val="Heading3"/>
+      </w:pPr>
+      <w:r>
+        <w:t>The step I completed without help, and the hint I needed</w:t>
+      </w:r>
+    </w:p>
+    <w:p>
+      <w:r>
+        <w:t>________________________________________________________________</w:t>
+      </w:r>
+    </w:p>
+    <w:p>
+      <w:r>
+        <w:t>________________________________________________________________</w:t>
+      </w:r>
+    </w:p>
+    <w:p>
+      <w:r>
+        <w:t>________________________________________________________________</w:t>
+      </w:r>
+    </w:p>
+    <w:p>
+      <w:pPr>
+        <w:pStyle w:val="Heading1"/>
+      </w:pPr>
+      <w:r>
+        <w:t>03. Extra practice · Individual reasoning check</w:t>
+      </w:r>
+    </w:p>
+    <w:p>
+      <w:r>
+        <w:t>Keep this task’s inputs,rule and response together.</w:t>
+      </w:r>
+    </w:p>
+    <w:p>
+      <w:pPr>
+        <w:pStyle w:val="Heading2"/>
+      </w:pPr>
+      <w:r>
+        <w:t>Complete task and evidence</w:t>
+      </w:r>
+    </w:p>
+    <w:p>
+      <w:pPr>
+        <w:pStyle w:val="ListBullet"/>
+      </w:pPr>
+      <w:r>
+        <w:t>Use the worked case for Queues and asynchronous work. Proposed explanation: “The worked result establishes every future case”. Decide whether this explanation is supported. Point to the step or supplied fact that decides; explain your repair if needed.</w:t>
+      </w:r>
+    </w:p>
+    <w:p>
+      <w:pPr>
+        <w:pStyle w:val="Heading3"/>
+      </w:pPr>
+      <w:r>
+        <w:t>My explanation before partner discussion</w:t>
+      </w:r>
+    </w:p>
+    <w:p>
+      <w:r>
+        <w:t>________________________________________________________________</w:t>
+      </w:r>
+    </w:p>
+    <w:p>
+      <w:r>
+        <w:t>________________________________________________________________</w:t>
+      </w:r>
+    </w:p>
+    <w:p>
+      <w:r>
+        <w:t>________________________________________________________________</w:t>
+      </w:r>
+    </w:p>
+    <w:p>
+      <w:r>
+        <w:t>________________________________________________________________</w:t>
+      </w:r>
+    </w:p>
+    <w:p>
+      <w:pPr>
+        <w:pStyle w:val="Heading1"/>
+      </w:pPr>
+      <w:r>
+        <w:t>08. Reference · Earlier W4 response copy</w:t>
+      </w:r>
+    </w:p>
+    <w:p>
+      <w:r>
+        <w:t>Keep this task’s inputs,rule and response together.</w:t>
+      </w:r>
+    </w:p>
+    <w:p>
+      <w:pPr>
+        <w:pStyle w:val="Heading2"/>
+      </w:pPr>
+      <w:r>
+        <w:t>Complete task and evidence</w:t>
+      </w:r>
+    </w:p>
+    <w:p>
+      <w:pPr>
+        <w:pStyle w:val="ListBullet"/>
+      </w:pPr>
+      <w:r>
+        <w:t>Jobs A, B, C accepted; A completed, B failed, C pending. How many completed, and may success be claimed for all accepted?</w:t>
+      </w:r>
+    </w:p>
+    <w:p>
+      <w:pPr>
+        <w:pStyle w:val="Heading3"/>
+      </w:pPr>
+      <w:r>
+        <w:t>My reasoning and evidence</w:t>
+      </w:r>
+    </w:p>
+    <w:p>
+      <w:r>
+        <w:t>________________________________________________________________</w:t>
+      </w:r>
+    </w:p>
+    <w:p>
+      <w:r>
+        <w:t>________________________________________________________________</w:t>
+      </w:r>
+    </w:p>
+    <w:p>
+      <w:r>
+        <w:t>________________________________________________________________</w:t>
+      </w:r>
+    </w:p>
+    <w:p>
+      <w:r>
+        <w:t>________________________________________________________________</w:t>
+      </w:r>
+    </w:p>
+    <w:p>
+      <w:r>
+        <w:t>________________________________________________________________</w:t>
+      </w:r>
+    </w:p>
+    <w:p>
+      <w:r>
+        <w:t>________________________________________________________________</w:t>
+      </w:r>
+    </w:p>
+    <w:p>
+      <w:r>
+        <w:t>________________________________________________________________</w:t>
+      </w:r>
+    </w:p>
+    <w:p>
+      <w:r>
+        <w:t>________________________________________________________________</w:t>
+      </w:r>
+    </w:p>
+    <w:p>
+      <w:pPr>
+        <w:pStyle w:val="Heading1"/>
+      </w:pPr>
+      <w:r>
+        <w:t>12. Extra practice · Pictured case</w:t>
+      </w:r>
+    </w:p>
+    <w:p>
+      <w:r>
+        <w:t>Keep this task’s inputs,rule and response together.</w:t>
+      </w:r>
+    </w:p>
+    <w:p>
+      <w:pPr>
+        <w:pStyle w:val="Heading2"/>
+      </w:pPr>
+      <w:r>
+        <w:t>Complete task and evidence</w:t>
+      </w:r>
+    </w:p>
+    <w:p>
+      <w:pPr>
+        <w:pStyle w:val="ListBullet"/>
+      </w:pPr>
+      <w:r>
+        <w:t>Queued is not complete. A conversion service queues job J12 rather than processing it during submission.</w:t>
+      </w:r>
+    </w:p>
+    <w:p>
+      <w:pPr>
+        <w:pStyle w:val="ListBullet"/>
+      </w:pPr>
+      <w:r>
+        <w:t>States: queued, running, succeeded, failed. Submission returns J12 with queued status.</w:t>
       </w:r>
     </w:p>
     <w:p>
@@ -1389,26 +1207,10 @@
     </w:p>
     <w:p>
       <w:pPr>
-        <w:spacing w:line="336" w:lineRule="auto" w:after="180"/>
-        <w:shd w:fill="F5F1FB"/>
-      </w:pPr>
-      <w:r>
-        <w:rPr>
-          <w:b w:val="0"/>
-        </w:rPr>
-        <w:t xml:space="preserve">Explain what the </w:t>
-      </w:r>
-      <w:r>
-        <w:rPr>
-          <w:b/>
-        </w:rPr>
-        <w:t>queue</w:t>
-      </w:r>
-      <w:r>
-        <w:rPr>
-          <w:b w:val="0"/>
-        </w:rPr>
-        <w:t>d J12 submission response proves and what it does not. Which event permits succeeded status, and what status is honest after a worker crash?</w:t>
+        <w:pStyle w:val="ListBullet"/>
+      </w:pPr>
+      <w:r>
+        <w:t>Explain what the queued J12 submission response proves and what it does not. Which event permits succeeded status, and what status is honest after a worker crash?</w:t>
       </w:r>
     </w:p>
     <w:p>
@@ -1451,57 +1253,18 @@
     </w:p>
     <w:p>
       <w:pPr>
-        <w:pStyle w:val="Heading3"/>
-      </w:pPr>
-      <w:r>
-        <w:t>Record the help used</w:t>
-      </w:r>
-    </w:p>
-    <w:p>
-      <w:pPr>
-        <w:spacing w:line="336" w:lineRule="auto" w:after="180"/>
-        <w:shd w:fill="F1F6F8"/>
-      </w:pPr>
-      <w:r>
-        <w:rPr>
-          <w:b w:val="0"/>
-        </w:rPr>
-        <w:t xml:space="preserve">Support used: alone / hint / worked example. This record is practice </w:t>
-      </w:r>
-      <w:r>
-        <w:rPr>
-          <w:b/>
-        </w:rPr>
-        <w:t>evidence</w:t>
-      </w:r>
-      <w:r>
-        <w:rPr>
-          <w:b w:val="0"/>
-        </w:rPr>
-        <w:t>.</w:t>
-      </w:r>
-    </w:p>
-    <w:p>
-      <w:pPr>
-        <w:spacing w:line="336" w:lineRule="auto" w:after="180"/>
-      </w:pPr>
-      <w:r>
-        <w:rPr>
-          <w:b w:val="0"/>
-        </w:rPr>
-        <w:t xml:space="preserve">Project connection: For the Grounded Learning Service, retain an annotated trace and the changed-case result. Name the contract or </w:t>
-      </w:r>
-      <w:r>
-        <w:rPr>
-          <w:b/>
-        </w:rPr>
-        <w:t>evidence</w:t>
-      </w:r>
-      <w:r>
-        <w:rPr>
-          <w:b w:val="0"/>
-        </w:rPr>
-        <w:t xml:space="preserve"> that makes the deciding step valid, so another team can review it.</w:t>
+        <w:pStyle w:val="ListBullet"/>
+      </w:pPr>
+      <w:r>
+        <w:t>Support used: alone / hint / worked example. This record is practice evidence.</w:t>
+      </w:r>
+    </w:p>
+    <w:p>
+      <w:pPr>
+        <w:pStyle w:val="ListBullet"/>
+      </w:pPr>
+      <w:r>
+        <w:t>Project connection: For the Grounded Learning Service, retain an annotated trace and the changed-case result. Name the contract or evidence that makes the deciding step valid, so another team can review it.</w:t>
       </w:r>
     </w:p>
     <w:p>
@@ -1509,57 +1272,44 @@
         <w:pStyle w:val="Heading1"/>
       </w:pPr>
       <w:r>
-        <w:t>13. Project portfolio milestone</w:t>
-      </w:r>
-    </w:p>
-    <w:p>
-      <w:r>
-        <w:t>Keep this week’s input, deciding step, result and limit together in the Grounded Learning Service record.</w:t>
-      </w:r>
-    </w:p>
-    <w:p>
-      <w:pPr>
-        <w:spacing w:line="336" w:lineRule="auto" w:after="180"/>
-      </w:pPr>
-      <w:r>
-        <w:rPr>
-          <w:b w:val="0"/>
-        </w:rPr>
+        <w:t>13. Reference · Project milestone</w:t>
+      </w:r>
+    </w:p>
+    <w:p>
+      <w:r>
+        <w:t>Keep this task’s inputs,rule and response together.</w:t>
+      </w:r>
+    </w:p>
+    <w:p>
+      <w:pPr>
+        <w:pStyle w:val="Heading2"/>
+      </w:pPr>
+      <w:r>
+        <w:t>Complete task and evidence</w:t>
+      </w:r>
+    </w:p>
+    <w:p>
+      <w:pPr>
+        <w:pStyle w:val="ListBullet"/>
+      </w:pPr>
+      <w:r>
         <w:t>Project: Grounded Learning Service</w:t>
       </w:r>
     </w:p>
     <w:p>
       <w:pPr>
-        <w:spacing w:line="336" w:lineRule="auto" w:after="180"/>
-      </w:pPr>
-      <w:r>
-        <w:rPr>
-          <w:b w:val="0"/>
-        </w:rPr>
+        <w:pStyle w:val="ListBullet"/>
+      </w:pPr>
+      <w:r>
         <w:t>Current milestone: Evaluate and revise. Compare with your starting method, explain errors and record a justified revision.</w:t>
       </w:r>
     </w:p>
     <w:p>
       <w:pPr>
-        <w:spacing w:line="336" w:lineRule="auto" w:after="180"/>
-      </w:pPr>
-      <w:r>
-        <w:rPr>
-          <w:b w:val="0"/>
-        </w:rPr>
-        <w:t xml:space="preserve">For the Grounded Learning Service, retain an annotated trace and the changed-case result. Name the contract or </w:t>
-      </w:r>
-      <w:r>
-        <w:rPr>
-          <w:b/>
-        </w:rPr>
-        <w:t>evidence</w:t>
-      </w:r>
-      <w:r>
-        <w:rPr>
-          <w:b w:val="0"/>
-        </w:rPr>
-        <w:t xml:space="preserve"> that makes the deciding step valid, so another team can review it.</w:t>
+        <w:pStyle w:val="ListBullet"/>
+      </w:pPr>
+      <w:r>
+        <w:t>For the Grounded Learning Service, retain an annotated trace and the changed-case result. Name the contract or evidence that makes the deciding step valid, so another team can review it.</w:t>
       </w:r>
     </w:p>
     <w:tbl>
@@ -1716,12 +1466,479 @@
         <w:pStyle w:val="Heading1"/>
       </w:pPr>
       <w:r>
-        <w:t>14. Supported practice and learning evidence</w:t>
-      </w:r>
-    </w:p>
-    <w:p>
-      <w:r>
-        <w:t>Try the supported questions before comparing with hints and feedback. Record what you repaired and the evidence you retained.</w:t>
+        <w:t>14. Extra practice · Predict,check and repair</w:t>
+      </w:r>
+    </w:p>
+    <w:p>
+      <w:r>
+        <w:t>Keep supported feedback separate from the independent case.</w:t>
+      </w:r>
+    </w:p>
+    <w:p>
+      <w:pPr>
+        <w:pStyle w:val="Heading2"/>
+      </w:pPr>
+      <w:r>
+        <w:t>First supported question and optional hint</w:t>
+      </w:r>
+    </w:p>
+    <w:p>
+      <w:pPr>
+        <w:pStyle w:val="ListBullet"/>
+      </w:pPr>
+      <w:r>
+        <w:t>Queued is not complete. A conversion service queues job J12 rather than processing it during submission.</w:t>
+      </w:r>
+    </w:p>
+    <w:p>
+      <w:pPr>
+        <w:pStyle w:val="Heading3"/>
+      </w:pPr>
+      <w:r>
+        <w:t>Practice 1: explain the deciding evidence</w:t>
+      </w:r>
+    </w:p>
+    <w:p>
+      <w:pPr>
+        <w:pStyle w:val="ListBullet"/>
+      </w:pPr>
+      <w:r>
+        <w:t>Which labelled step matches this detail? Only a checked output permits succeeded status.</w:t>
+      </w:r>
+    </w:p>
+    <w:p>
+      <w:pPr>
+        <w:pStyle w:val="ListBullet"/>
+      </w:pPr>
+      <w:r>
+        <w:t>1. Start worker</w:t>
+      </w:r>
+    </w:p>
+    <w:p>
+      <w:pPr>
+        <w:pStyle w:val="ListBullet"/>
+      </w:pPr>
+      <w:r>
+        <w:t>2. Publish checked result</w:t>
+      </w:r>
+    </w:p>
+    <w:p>
+      <w:pPr>
+        <w:pStyle w:val="ListBullet"/>
+      </w:pPr>
+      <w:r>
+        <w:t>3. Accept request</w:t>
+      </w:r>
+    </w:p>
+    <w:p>
+      <w:pPr>
+        <w:pStyle w:val="Heading3"/>
+      </w:pPr>
+      <w:r>
+        <w:t>My selected conclusion, deciding fact and explanation</w:t>
+      </w:r>
+    </w:p>
+    <w:p>
+      <w:r>
+        <w:t>________________________________________________________________</w:t>
+      </w:r>
+    </w:p>
+    <w:p>
+      <w:r>
+        <w:t>________________________________________________________________</w:t>
+      </w:r>
+    </w:p>
+    <w:p>
+      <w:r>
+        <w:t>________________________________________________________________</w:t>
+      </w:r>
+    </w:p>
+    <w:p>
+      <w:r>
+        <w:t>________________________________________________________________</w:t>
+      </w:r>
+    </w:p>
+    <w:p>
+      <w:r>
+        <w:t>________________________________________________________________</w:t>
+      </w:r>
+    </w:p>
+    <w:p>
+      <w:pPr>
+        <w:pStyle w:val="ListBullet"/>
+      </w:pPr>
+      <w:r>
+        <w:t>Hint if needed: Read the steps in the pictorial case. Match the supplied detail to the stage that performs or records it.</w:t>
+      </w:r>
+    </w:p>
+    <w:p>
+      <w:pPr>
+        <w:pStyle w:val="Heading2"/>
+      </w:pPr>
+      <w:r>
+        <w:t>Check after the first attempt · reference / check after trying</w:t>
+      </w:r>
+    </w:p>
+    <w:p>
+      <w:pPr>
+        <w:spacing w:line="336" w:lineRule="auto" w:after="180"/>
+      </w:pPr>
+      <w:r>
+        <w:rPr>
+          <w:b w:val="0"/>
+        </w:rPr>
+        <w:t xml:space="preserve">After your attempt, compare with the supported explanation: Publish checked result Only a checked </w:t>
+      </w:r>
+      <w:r>
+        <w:rPr>
+          <w:b/>
+        </w:rPr>
+        <w:t>output</w:t>
+      </w:r>
+      <w:r>
+        <w:rPr>
+          <w:b w:val="0"/>
+        </w:rPr>
+        <w:t xml:space="preserve"> permits succeeded status. Asynchronous work separates submission from completion.</w:t>
+      </w:r>
+    </w:p>
+    <w:p>
+      <w:pPr>
+        <w:spacing w:line="336" w:lineRule="auto" w:after="180"/>
+      </w:pPr>
+      <w:r>
+        <w:rPr>
+          <w:b w:val="0"/>
+        </w:rPr>
+        <w:t>Honest status and a job identifier let users track that difference.</w:t>
+      </w:r>
+    </w:p>
+    <w:p>
+      <w:pPr>
+        <w:pStyle w:val="Heading2"/>
+      </w:pPr>
+      <w:r>
+        <w:t>Changed-case question and optional hint</w:t>
+      </w:r>
+    </w:p>
+    <w:p>
+      <w:pPr>
+        <w:pStyle w:val="Heading3"/>
+      </w:pPr>
+      <w:r>
+        <w:t>Practice 2: explain the deciding evidence</w:t>
+      </w:r>
+    </w:p>
+    <w:p>
+      <w:pPr>
+        <w:pStyle w:val="ListBullet"/>
+      </w:pPr>
+      <w:r>
+        <w:t>Changed-case practice: The worker crashes before producing checked output. Which conclusion is supported by the supplied facts?</w:t>
+      </w:r>
+    </w:p>
+    <w:p>
+      <w:pPr>
+        <w:pStyle w:val="ListBullet"/>
+      </w:pPr>
+      <w:r>
+        <w:t>1. We can decide the result without examining the changed input or the procedure.</w:t>
+      </w:r>
+    </w:p>
+    <w:p>
+      <w:pPr>
+        <w:pStyle w:val="ListBullet"/>
+      </w:pPr>
+      <w:r>
+        <w:t>2. The job is failed or awaiting a controlled retry, not succeeded.</w:t>
+      </w:r>
+    </w:p>
+    <w:p>
+      <w:pPr>
+        <w:pStyle w:val="ListBullet"/>
+      </w:pPr>
+      <w:r>
+        <w:t>3. This one example guarantees correct results for every future input.</w:t>
+      </w:r>
+    </w:p>
+    <w:p>
+      <w:pPr>
+        <w:pStyle w:val="Heading3"/>
+      </w:pPr>
+      <w:r>
+        <w:t>My selected conclusion, deciding fact and explanation</w:t>
+      </w:r>
+    </w:p>
+    <w:p>
+      <w:r>
+        <w:t>________________________________________________________________</w:t>
+      </w:r>
+    </w:p>
+    <w:p>
+      <w:r>
+        <w:t>________________________________________________________________</w:t>
+      </w:r>
+    </w:p>
+    <w:p>
+      <w:r>
+        <w:t>________________________________________________________________</w:t>
+      </w:r>
+    </w:p>
+    <w:p>
+      <w:r>
+        <w:t>________________________________________________________________</w:t>
+      </w:r>
+    </w:p>
+    <w:p>
+      <w:r>
+        <w:t>________________________________________________________________</w:t>
+      </w:r>
+    </w:p>
+    <w:p>
+      <w:pPr>
+        <w:pStyle w:val="ListBullet"/>
+      </w:pPr>
+      <w:r>
+        <w:t>Hint if needed: Use the changed condition and the deciding step in the pictorial trace. The answer must say what follows from those facts.</w:t>
+      </w:r>
+    </w:p>
+    <w:p>
+      <w:pPr>
+        <w:pStyle w:val="Heading2"/>
+      </w:pPr>
+      <w:r>
+        <w:t>Check after the changed attempt · reference / check after trying</w:t>
+      </w:r>
+    </w:p>
+    <w:p>
+      <w:pPr>
+        <w:spacing w:line="336" w:lineRule="auto" w:after="180"/>
+      </w:pPr>
+      <w:r>
+        <w:rPr>
+          <w:b w:val="0"/>
+        </w:rPr>
+        <w:t xml:space="preserve">After your attempt, compare with the supported explanation: The job is failed or awaiting a controlled retry, not succeeded. Receipt is not </w:t>
+      </w:r>
+      <w:r>
+        <w:rPr>
+          <w:b/>
+        </w:rPr>
+        <w:t>evidence</w:t>
+      </w:r>
+      <w:r>
+        <w:rPr>
+          <w:b w:val="0"/>
+        </w:rPr>
+        <w:t xml:space="preserve"> that conversion finished.</w:t>
+      </w:r>
+    </w:p>
+    <w:p>
+      <w:pPr>
+        <w:pStyle w:val="Heading2"/>
+      </w:pPr>
+      <w:r>
+        <w:t>Repair and retain the record</w:t>
+      </w:r>
+    </w:p>
+    <w:p>
+      <w:pPr>
+        <w:spacing w:line="336" w:lineRule="auto" w:after="180"/>
+      </w:pPr>
+      <w:r>
+        <w:rPr>
+          <w:b w:val="0"/>
+        </w:rPr>
+        <w:t xml:space="preserve">Review Caching and stale information (ai-6/21). Goal: Explain the </w:t>
+      </w:r>
+      <w:r>
+        <w:rPr>
+          <w:b/>
+        </w:rPr>
+        <w:t>mechanism</w:t>
+      </w:r>
+      <w:r>
+        <w:rPr>
+          <w:b w:val="0"/>
+        </w:rPr>
+        <w:t xml:space="preserve"> and terminology of caching and stale information. Short practice: Identify the version mismatch in the cached 09:00 answer.</w:t>
+      </w:r>
+    </w:p>
+    <w:p>
+      <w:pPr>
+        <w:spacing w:line="336" w:lineRule="auto" w:after="180"/>
+      </w:pPr>
+      <w:r>
+        <w:rPr>
+          <w:b w:val="0"/>
+        </w:rPr>
+        <w:t>What should the first version -5 request return, and what permits a later version -5 cache hit?. Return to this week and explain what you changed.</w:t>
+      </w:r>
+    </w:p>
+    <w:p>
+      <w:pPr>
+        <w:spacing w:line="336" w:lineRule="auto" w:after="180"/>
+      </w:pPr>
+      <w:r>
+        <w:rPr>
+          <w:b w:val="0"/>
+        </w:rPr>
+        <w:t xml:space="preserve">Review Sandboxing and resource limits (ai-6/19). Goal: Explain the </w:t>
+      </w:r>
+      <w:r>
+        <w:rPr>
+          <w:b/>
+        </w:rPr>
+        <w:t>mechanism</w:t>
+      </w:r>
+      <w:r>
+        <w:rPr>
+          <w:b w:val="0"/>
+        </w:rPr>
+        <w:t xml:space="preserve"> and terminology of sandboxing and resource limits. Short practice: Check A against both resource limits and B against network isolation.</w:t>
+      </w:r>
+    </w:p>
+    <w:p>
+      <w:pPr>
+        <w:spacing w:line="336" w:lineRule="auto" w:after="180"/>
+      </w:pPr>
+      <w:r>
+        <w:rPr>
+          <w:b w:val="0"/>
+        </w:rPr>
+        <w:t xml:space="preserve">Why must A stop after three seconds even if its </w:t>
+      </w:r>
+      <w:r>
+        <w:rPr>
+          <w:b/>
+        </w:rPr>
+        <w:t>output</w:t>
+      </w:r>
+      <w:r>
+        <w:rPr>
+          <w:b w:val="0"/>
+        </w:rPr>
+        <w:t xml:space="preserve"> remains only 2 MB?. Return to this week and explain what you changed.</w:t>
+      </w:r>
+    </w:p>
+    <w:p>
+      <w:pPr>
+        <w:spacing w:line="336" w:lineRule="auto" w:after="180"/>
+      </w:pPr>
+      <w:r>
+        <w:rPr>
+          <w:b w:val="0"/>
+        </w:rPr>
+        <w:t xml:space="preserve">Review Timeouts retries and cancellation (ai-6/16). Goal: Explain the </w:t>
+      </w:r>
+      <w:r>
+        <w:rPr>
+          <w:b/>
+        </w:rPr>
+        <w:t>mechanism</w:t>
+      </w:r>
+      <w:r>
+        <w:rPr>
+          <w:b w:val="0"/>
+        </w:rPr>
+        <w:t xml:space="preserve"> and terminology of timeouts retries and cancellation.</w:t>
+      </w:r>
+    </w:p>
+    <w:p>
+      <w:pPr>
+        <w:spacing w:line="336" w:lineRule="auto" w:after="180"/>
+      </w:pPr>
+      <w:r>
+        <w:rPr>
+          <w:b w:val="0"/>
+        </w:rPr>
+        <w:t>Short practice: Calculate waiting time for a one-second timeout followed by a 0.4-second success. What changes if cancellation arrives after the first attempt but before the retry?.</w:t>
+      </w:r>
+    </w:p>
+    <w:p>
+      <w:pPr>
+        <w:spacing w:line="336" w:lineRule="auto" w:after="180"/>
+      </w:pPr>
+      <w:r>
+        <w:rPr>
+          <w:b w:val="0"/>
+        </w:rPr>
+        <w:t>Return to this week and explain what you changed.</w:t>
+      </w:r>
+    </w:p>
+    <w:p>
+      <w:pPr>
+        <w:spacing w:line="336" w:lineRule="auto" w:after="180"/>
+      </w:pPr>
+      <w:r>
+        <w:rPr>
+          <w:b w:val="0"/>
+        </w:rPr>
+        <w:t xml:space="preserve">Use Download completed work in the hosted lesson to export your answers, reflections, practice feedback and code-run </w:t>
+      </w:r>
+      <w:r>
+        <w:rPr>
+          <w:b/>
+        </w:rPr>
+        <w:t>evidence</w:t>
+      </w:r>
+      <w:r>
+        <w:rPr>
+          <w:b w:val="0"/>
+        </w:rPr>
+        <w:t>. Open the HTML copy to read or print it.</w:t>
+      </w:r>
+    </w:p>
+    <w:p>
+      <w:pPr>
+        <w:spacing w:line="336" w:lineRule="auto" w:after="180"/>
+      </w:pPr>
+      <w:r>
+        <w:rPr>
+          <w:b w:val="0"/>
+        </w:rPr>
+        <w:t>Drafts stay in this browser when storage is available; clear drafts on a shared device.</w:t>
+      </w:r>
+    </w:p>
+    <w:p>
+      <w:pPr>
+        <w:pStyle w:val="Heading3"/>
+      </w:pPr>
+      <w:r>
+        <w:t>What I repaired, the evidence I kept and the next test</w:t>
+      </w:r>
+    </w:p>
+    <w:p>
+      <w:r>
+        <w:t>________________________________________________________________</w:t>
+      </w:r>
+    </w:p>
+    <w:p>
+      <w:r>
+        <w:t>________________________________________________________________</w:t>
+      </w:r>
+    </w:p>
+    <w:p>
+      <w:r>
+        <w:t>________________________________________________________________</w:t>
+      </w:r>
+    </w:p>
+    <w:p>
+      <w:r>
+        <w:t>________________________________________________________________</w:t>
+      </w:r>
+    </w:p>
+    <w:p>
+      <w:r>
+        <w:t>________________________________________________________________</w:t>
+      </w:r>
+    </w:p>
+    <w:p>
+      <w:pPr>
+        <w:pStyle w:val="Heading2"/>
+      </w:pPr>
+      <w:r>
+        <w:t>Earlier wording, alternatives and picture transcripts · reference / check after trying</w:t>
       </w:r>
     </w:p>
     <w:p>
@@ -1737,110 +1954,10 @@
     </w:p>
     <w:p>
       <w:pPr>
-        <w:spacing w:line="336" w:lineRule="auto" w:after="180"/>
-      </w:pPr>
-      <w:r>
-        <w:rPr>
-          <w:b/>
-        </w:rPr>
-        <w:t>Queue</w:t>
-      </w:r>
-      <w:r>
-        <w:rPr>
-          <w:b w:val="0"/>
-        </w:rPr>
-        <w:t xml:space="preserve">d is not complete. A conversion service </w:t>
-      </w:r>
-      <w:r>
-        <w:rPr>
-          <w:b/>
-        </w:rPr>
-        <w:t>queue</w:t>
-      </w:r>
-      <w:r>
-        <w:rPr>
-          <w:b w:val="0"/>
-        </w:rPr>
-        <w:t xml:space="preserve">s job J12 rather than </w:t>
-      </w:r>
-      <w:r>
-        <w:rPr>
-          <w:b/>
-        </w:rPr>
-        <w:t>process</w:t>
-      </w:r>
-      <w:r>
-        <w:rPr>
-          <w:b w:val="0"/>
-        </w:rPr>
-        <w:t>ing it during submission.</w:t>
-      </w:r>
-    </w:p>
-    <w:p>
-      <w:pPr>
         <w:pStyle w:val="Heading3"/>
       </w:pPr>
       <w:r>
-        <w:t>Practice 1: explain the deciding evidence</w:t>
-      </w:r>
-    </w:p>
-    <w:p>
-      <w:pPr>
-        <w:spacing w:line="336" w:lineRule="auto" w:after="180"/>
-      </w:pPr>
-      <w:r>
-        <w:rPr>
-          <w:b w:val="0"/>
-        </w:rPr>
-        <w:t xml:space="preserve">Which labelled step matches this detail? Only a checked </w:t>
-      </w:r>
-      <w:r>
-        <w:rPr>
-          <w:b/>
-        </w:rPr>
-        <w:t>output</w:t>
-      </w:r>
-      <w:r>
-        <w:rPr>
-          <w:b w:val="0"/>
-        </w:rPr>
-        <w:t xml:space="preserve"> permits succeeded status.</w:t>
-      </w:r>
-    </w:p>
-    <w:p>
-      <w:pPr>
-        <w:spacing w:line="336" w:lineRule="auto" w:after="180"/>
-        <w:shd w:fill="F4F9FC"/>
-      </w:pPr>
-      <w:r>
-        <w:rPr>
-          <w:b w:val="0"/>
-        </w:rPr>
-        <w:t>1. Start worker</w:t>
-      </w:r>
-    </w:p>
-    <w:p>
-      <w:pPr>
-        <w:spacing w:line="336" w:lineRule="auto" w:after="180"/>
-        <w:shd w:fill="F4F9FC"/>
-      </w:pPr>
-      <w:r>
-        <w:rPr>
-          <w:b w:val="0"/>
-        </w:rPr>
-        <w:t>2. Publish checked result</w:t>
-      </w:r>
-    </w:p>
-    <w:p>
-      <w:pPr>
-        <w:spacing w:line="336" w:lineRule="auto" w:after="180"/>
-        <w:shd w:fill="F4F9FC"/>
-      </w:pPr>
-      <w:r>
-        <w:rPr>
-          <w:b w:val="0"/>
-        </w:rPr>
-        <w:t>3. Accept request</w:t>
+        <w:t>Repair a missing building block</w:t>
       </w:r>
     </w:p>
     <w:p>
@@ -1848,507 +1965,25 @@
         <w:pStyle w:val="Heading3"/>
       </w:pPr>
       <w:r>
-        <w:t>My selected conclusion, deciding fact and explanation</w:t>
-      </w:r>
-    </w:p>
-    <w:p>
-      <w:r>
-        <w:t>________________________________________________________________</w:t>
-      </w:r>
-    </w:p>
-    <w:p>
-      <w:r>
-        <w:t>________________________________________________________________</w:t>
-      </w:r>
-    </w:p>
-    <w:p>
-      <w:r>
-        <w:t>________________________________________________________________</w:t>
-      </w:r>
-    </w:p>
-    <w:p>
-      <w:r>
-        <w:t>________________________________________________________________</w:t>
-      </w:r>
-    </w:p>
-    <w:p>
-      <w:r>
-        <w:t>________________________________________________________________</w:t>
-      </w:r>
-    </w:p>
-    <w:p>
-      <w:pPr>
-        <w:pStyle w:val="Heading3"/>
-      </w:pPr>
-      <w:r>
-        <w:t>Hint · try first</w:t>
-      </w:r>
-    </w:p>
-    <w:p>
-      <w:pPr>
-        <w:spacing w:line="336" w:lineRule="auto" w:after="180"/>
-        <w:shd w:fill="F1F6F8"/>
-      </w:pPr>
-      <w:r>
-        <w:rPr>
-          <w:b w:val="0"/>
-        </w:rPr>
-        <w:t>Hint if needed: Read the steps in the pictorial case. Match the supplied detail to the stage that performs or records it.</w:t>
-      </w:r>
-    </w:p>
-    <w:p>
-      <w:pPr>
-        <w:pStyle w:val="Heading3"/>
-      </w:pPr>
-      <w:r>
-        <w:t>Feedback · compare after trying</w:t>
-      </w:r>
-    </w:p>
-    <w:p>
-      <w:pPr>
-        <w:spacing w:line="336" w:lineRule="auto" w:after="180"/>
-        <w:shd w:fill="F1F6FC"/>
-      </w:pPr>
-      <w:r>
-        <w:rPr>
-          <w:b w:val="0"/>
-        </w:rPr>
-        <w:t xml:space="preserve">After your attempt, compare with the supported explanation: Publish checked result Only a checked </w:t>
-      </w:r>
-      <w:r>
-        <w:rPr>
-          <w:b/>
-        </w:rPr>
-        <w:t>output</w:t>
-      </w:r>
-      <w:r>
-        <w:rPr>
-          <w:b w:val="0"/>
-        </w:rPr>
-        <w:t xml:space="preserve"> permits succeeded status. Asynchronous work separates submission from completion.</w:t>
-      </w:r>
-    </w:p>
-    <w:p>
-      <w:pPr>
-        <w:spacing w:line="336" w:lineRule="auto" w:after="180"/>
-        <w:shd w:fill="F1F6FC"/>
-      </w:pPr>
-      <w:r>
-        <w:rPr>
-          <w:b w:val="0"/>
-        </w:rPr>
-        <w:t>Honest status and a job identifier let users track that difference.</w:t>
-      </w:r>
-    </w:p>
-    <w:p>
-      <w:pPr>
-        <w:pStyle w:val="Heading3"/>
-      </w:pPr>
-      <w:r>
-        <w:t>Practice 2: explain the deciding evidence</w:t>
-      </w:r>
-    </w:p>
-    <w:p>
-      <w:pPr>
-        <w:pStyle w:val="Heading3"/>
-      </w:pPr>
-      <w:r>
-        <w:t>Changed case · predict first</w:t>
-      </w:r>
-    </w:p>
-    <w:p>
-      <w:pPr>
-        <w:spacing w:line="336" w:lineRule="auto" w:after="180"/>
-        <w:shd w:fill="F5F1FB"/>
-      </w:pPr>
-      <w:r>
-        <w:rPr>
-          <w:b w:val="0"/>
-        </w:rPr>
-        <w:t xml:space="preserve">Changed-case practice: The worker crashes before producing checked </w:t>
-      </w:r>
-      <w:r>
-        <w:rPr>
-          <w:b/>
-        </w:rPr>
-        <w:t>output</w:t>
-      </w:r>
-      <w:r>
-        <w:rPr>
-          <w:b w:val="0"/>
-        </w:rPr>
-        <w:t>. Which conclusion is supported by the supplied facts?</w:t>
-      </w:r>
-    </w:p>
-    <w:p>
-      <w:pPr>
-        <w:spacing w:line="336" w:lineRule="auto" w:after="180"/>
-        <w:shd w:fill="F4F9FC"/>
-      </w:pPr>
-      <w:r>
-        <w:rPr>
-          <w:b w:val="0"/>
-        </w:rPr>
-        <w:t xml:space="preserve">1. We can decide the result without examining the changed </w:t>
-      </w:r>
-      <w:r>
-        <w:rPr>
-          <w:b/>
-        </w:rPr>
-        <w:t>input</w:t>
-      </w:r>
-      <w:r>
-        <w:rPr>
-          <w:b w:val="0"/>
-        </w:rPr>
-        <w:t xml:space="preserve"> or the procedure.</w:t>
-      </w:r>
-    </w:p>
-    <w:p>
-      <w:pPr>
-        <w:spacing w:line="336" w:lineRule="auto" w:after="180"/>
-        <w:shd w:fill="F4F9FC"/>
-      </w:pPr>
-      <w:r>
-        <w:rPr>
-          <w:b w:val="0"/>
-        </w:rPr>
-        <w:t>2. The job is failed or awaiting a controlled retry, not succeeded.</w:t>
-      </w:r>
-    </w:p>
-    <w:p>
-      <w:pPr>
-        <w:spacing w:line="336" w:lineRule="auto" w:after="180"/>
-        <w:shd w:fill="F4F9FC"/>
-      </w:pPr>
-      <w:r>
-        <w:rPr>
-          <w:b w:val="0"/>
-        </w:rPr>
-        <w:t xml:space="preserve">3. This one example guarantees correct results for every future </w:t>
-      </w:r>
-      <w:r>
-        <w:rPr>
-          <w:b/>
-        </w:rPr>
-        <w:t>input</w:t>
-      </w:r>
-      <w:r>
-        <w:rPr>
-          <w:b w:val="0"/>
-        </w:rPr>
-        <w:t>.</w:t>
-      </w:r>
-    </w:p>
-    <w:p>
-      <w:pPr>
-        <w:pStyle w:val="Heading3"/>
-      </w:pPr>
-      <w:r>
-        <w:t>My selected conclusion, deciding fact and explanation</w:t>
-      </w:r>
-    </w:p>
-    <w:p>
-      <w:r>
-        <w:t>________________________________________________________________</w:t>
-      </w:r>
-    </w:p>
-    <w:p>
-      <w:r>
-        <w:t>________________________________________________________________</w:t>
-      </w:r>
-    </w:p>
-    <w:p>
-      <w:r>
-        <w:t>________________________________________________________________</w:t>
-      </w:r>
-    </w:p>
-    <w:p>
-      <w:r>
-        <w:t>________________________________________________________________</w:t>
-      </w:r>
-    </w:p>
-    <w:p>
-      <w:r>
-        <w:t>________________________________________________________________</w:t>
-      </w:r>
-    </w:p>
-    <w:p>
-      <w:pPr>
-        <w:pStyle w:val="Heading3"/>
-      </w:pPr>
-      <w:r>
-        <w:t>Hint · try first</w:t>
-      </w:r>
-    </w:p>
-    <w:p>
-      <w:pPr>
-        <w:spacing w:line="336" w:lineRule="auto" w:after="180"/>
-        <w:shd w:fill="F1F6F8"/>
-      </w:pPr>
-      <w:r>
-        <w:rPr>
-          <w:b w:val="0"/>
-        </w:rPr>
-        <w:t>Hint if needed: Use the changed condition and the deciding step in the pictorial trace. The answer must say what follows from those facts.</w:t>
-      </w:r>
-    </w:p>
-    <w:p>
-      <w:pPr>
-        <w:pStyle w:val="Heading3"/>
-      </w:pPr>
-      <w:r>
-        <w:t>Feedback · compare after trying</w:t>
-      </w:r>
-    </w:p>
-    <w:p>
-      <w:pPr>
-        <w:spacing w:line="336" w:lineRule="auto" w:after="180"/>
-        <w:shd w:fill="F1F6FC"/>
-      </w:pPr>
-      <w:r>
-        <w:rPr>
-          <w:b w:val="0"/>
-        </w:rPr>
-        <w:t xml:space="preserve">After your attempt, compare with the supported explanation: The job is failed or awaiting a controlled retry, not succeeded. Receipt is not </w:t>
-      </w:r>
-      <w:r>
-        <w:rPr>
-          <w:b/>
-        </w:rPr>
-        <w:t>evidence</w:t>
-      </w:r>
-      <w:r>
-        <w:rPr>
-          <w:b w:val="0"/>
-        </w:rPr>
-        <w:t xml:space="preserve"> that conversion finished.</w:t>
-      </w:r>
-    </w:p>
-    <w:p>
-      <w:pPr>
-        <w:pStyle w:val="Heading3"/>
-      </w:pPr>
-      <w:r>
-        <w:t>Repair a missing building block</w:t>
-      </w:r>
-    </w:p>
-    <w:p>
-      <w:pPr>
-        <w:spacing w:line="336" w:lineRule="auto" w:after="180"/>
-      </w:pPr>
-      <w:r>
-        <w:rPr>
-          <w:b w:val="0"/>
-        </w:rPr>
-        <w:t xml:space="preserve">Review Caching and stale information (ai-6/21). Goal: Explain the </w:t>
-      </w:r>
-      <w:r>
-        <w:rPr>
-          <w:b/>
-        </w:rPr>
-        <w:t>mechanism</w:t>
-      </w:r>
-      <w:r>
-        <w:rPr>
-          <w:b w:val="0"/>
-        </w:rPr>
-        <w:t xml:space="preserve"> and terminology of caching and stale information. Short practice: Identify the version mismatch in the cached 09:00 answer.</w:t>
-      </w:r>
-    </w:p>
-    <w:p>
-      <w:pPr>
-        <w:spacing w:line="336" w:lineRule="auto" w:after="180"/>
-      </w:pPr>
-      <w:r>
-        <w:rPr>
-          <w:b w:val="0"/>
-        </w:rPr>
-        <w:t>What should the first version -5 request return, and what permits a later version -5 cache hit?. Return to this week and explain what you changed.</w:t>
-      </w:r>
-    </w:p>
-    <w:p>
-      <w:pPr>
-        <w:spacing w:line="336" w:lineRule="auto" w:after="180"/>
-      </w:pPr>
-      <w:r>
-        <w:rPr>
-          <w:b w:val="0"/>
-        </w:rPr>
-        <w:t xml:space="preserve">Review Sandboxing and resource limits (ai-6/19). Goal: Explain the </w:t>
-      </w:r>
-      <w:r>
-        <w:rPr>
-          <w:b/>
-        </w:rPr>
-        <w:t>mechanism</w:t>
-      </w:r>
-      <w:r>
-        <w:rPr>
-          <w:b w:val="0"/>
-        </w:rPr>
-        <w:t xml:space="preserve"> and terminology of sandboxing and resource limits. Short practice: Check A against both resource limits and B against network isolation.</w:t>
-      </w:r>
-    </w:p>
-    <w:p>
-      <w:pPr>
-        <w:spacing w:line="336" w:lineRule="auto" w:after="180"/>
-      </w:pPr>
-      <w:r>
-        <w:rPr>
-          <w:b w:val="0"/>
-        </w:rPr>
-        <w:t xml:space="preserve">Why must A stop after three seconds even if its </w:t>
-      </w:r>
-      <w:r>
-        <w:rPr>
-          <w:b/>
-        </w:rPr>
-        <w:t>output</w:t>
-      </w:r>
-      <w:r>
-        <w:rPr>
-          <w:b w:val="0"/>
-        </w:rPr>
-        <w:t xml:space="preserve"> remains only 2 MB?. Return to this week and explain what you changed.</w:t>
-      </w:r>
-    </w:p>
-    <w:p>
-      <w:pPr>
-        <w:spacing w:line="336" w:lineRule="auto" w:after="180"/>
-      </w:pPr>
-      <w:r>
-        <w:rPr>
-          <w:b w:val="0"/>
-        </w:rPr>
-        <w:t xml:space="preserve">Review Timeouts retries and cancellation (ai-6/16). Goal: Explain the </w:t>
-      </w:r>
-      <w:r>
-        <w:rPr>
-          <w:b/>
-        </w:rPr>
-        <w:t>mechanism</w:t>
-      </w:r>
-      <w:r>
-        <w:rPr>
-          <w:b w:val="0"/>
-        </w:rPr>
-        <w:t xml:space="preserve"> and terminology of timeouts retries and cancellation.</w:t>
-      </w:r>
-    </w:p>
-    <w:p>
-      <w:pPr>
-        <w:spacing w:line="336" w:lineRule="auto" w:after="180"/>
-      </w:pPr>
-      <w:r>
-        <w:rPr>
-          <w:b w:val="0"/>
-        </w:rPr>
-        <w:t>Short practice: Calculate waiting time for a one-second timeout followed by a 0.4-second success. What changes if cancellation arrives after the first attempt but before the retry?.</w:t>
-      </w:r>
-    </w:p>
-    <w:p>
-      <w:pPr>
-        <w:spacing w:line="336" w:lineRule="auto" w:after="180"/>
-      </w:pPr>
-      <w:r>
-        <w:rPr>
-          <w:b w:val="0"/>
-        </w:rPr>
-        <w:t>Return to this week and explain what you changed.</w:t>
-      </w:r>
-    </w:p>
-    <w:p>
-      <w:pPr>
-        <w:pStyle w:val="Heading3"/>
-      </w:pPr>
-      <w:r>
         <w:t>Keep your completed work</w:t>
       </w:r>
     </w:p>
     <w:p>
       <w:pPr>
-        <w:spacing w:line="336" w:lineRule="auto" w:after="180"/>
-      </w:pPr>
-      <w:r>
-        <w:rPr>
-          <w:b w:val="0"/>
-        </w:rPr>
-        <w:t xml:space="preserve">Use Download completed work in the hosted lesson to export your answers, reflections, practice feedback and code-run </w:t>
-      </w:r>
-      <w:r>
-        <w:rPr>
-          <w:b/>
-        </w:rPr>
-        <w:t>evidence</w:t>
-      </w:r>
-      <w:r>
-        <w:rPr>
-          <w:b w:val="0"/>
-        </w:rPr>
-        <w:t>. Open the HTML copy to read or print it.</w:t>
-      </w:r>
-    </w:p>
-    <w:p>
-      <w:pPr>
-        <w:spacing w:line="336" w:lineRule="auto" w:after="180"/>
-      </w:pPr>
-      <w:r>
-        <w:rPr>
-          <w:b w:val="0"/>
-        </w:rPr>
-        <w:t>Drafts stay in this browser when storage is available; clear drafts on a shared device.</w:t>
-      </w:r>
-    </w:p>
-    <w:p>
-      <w:pPr>
-        <w:pStyle w:val="Heading3"/>
-      </w:pPr>
-      <w:r>
-        <w:t>What I repaired, the evidence I kept and the next test</w:t>
-      </w:r>
-    </w:p>
-    <w:p>
-      <w:r>
-        <w:t>________________________________________________________________</w:t>
-      </w:r>
-    </w:p>
-    <w:p>
-      <w:r>
-        <w:t>________________________________________________________________</w:t>
-      </w:r>
-    </w:p>
-    <w:p>
-      <w:r>
-        <w:t>________________________________________________________________</w:t>
-      </w:r>
-    </w:p>
-    <w:p>
-      <w:r>
-        <w:t>________________________________________________________________</w:t>
-      </w:r>
-    </w:p>
-    <w:p>
-      <w:r>
-        <w:t>________________________________________________________________</w:t>
-      </w:r>
-    </w:p>
-    <w:p>
-      <w:pPr>
         <w:pStyle w:val="Heading1"/>
       </w:pPr>
       <w:r>
-        <w:t>15. Visual concept journey</w:t>
-      </w:r>
-    </w:p>
-    <w:p>
-      <w:r>
-        <w:t>Explain each Queues and asynchronous work picture from its labels, then record a relevant limit.</w:t>
-      </w:r>
-    </w:p>
-    <w:p>
-      <w:pPr>
-        <w:pStyle w:val="Heading3"/>
+        <w:t>15. Reference · Six-picture response sheets</w:t>
+      </w:r>
+    </w:p>
+    <w:p>
+      <w:r>
+        <w:t>Choose the picture that helps explain the current step.</w:t>
+      </w:r>
+    </w:p>
+    <w:p>
+      <w:pPr>
+        <w:pStyle w:val="Heading2"/>
       </w:pPr>
       <w:r>
         <w:t>01. Queues and asynchronous work: the case</w:t>
@@ -2458,7 +2093,6 @@
     <w:p>
       <w:pPr>
         <w:spacing w:line="336" w:lineRule="auto" w:after="180"/>
-        <w:shd w:fill="F5F1FB"/>
       </w:pPr>
       <w:r>
         <w:rPr>
@@ -2497,7 +2131,7 @@
     </w:p>
     <w:p>
       <w:pPr>
-        <w:pStyle w:val="Heading3"/>
+        <w:pStyle w:val="Heading2"/>
       </w:pPr>
       <w:r>
         <w:t>02. Follow the deciding steps</w:t>
@@ -2577,7 +2211,6 @@
     <w:p>
       <w:pPr>
         <w:spacing w:line="336" w:lineRule="auto" w:after="180"/>
-        <w:shd w:fill="F5F1FB"/>
       </w:pPr>
       <w:r>
         <w:rPr>
@@ -2628,7 +2261,7 @@
     </w:p>
     <w:p>
       <w:pPr>
-        <w:pStyle w:val="Heading3"/>
+        <w:pStyle w:val="Heading2"/>
       </w:pPr>
       <w:r>
         <w:t>03. Queues and asynchronous work — evidence trace</w:t>
@@ -2760,7 +2393,6 @@
     <w:p>
       <w:pPr>
         <w:spacing w:line="336" w:lineRule="auto" w:after="180"/>
-        <w:shd w:fill="F5F1FB"/>
       </w:pPr>
       <w:r>
         <w:rPr>
@@ -2799,7 +2431,7 @@
     </w:p>
     <w:p>
       <w:pPr>
-        <w:pStyle w:val="Heading3"/>
+        <w:pStyle w:val="Heading2"/>
       </w:pPr>
       <w:r>
         <w:t>04. Change one thing. Trace what follows.</w:t>
@@ -2902,7 +2534,6 @@
     <w:p>
       <w:pPr>
         <w:spacing w:line="336" w:lineRule="auto" w:after="180"/>
-        <w:shd w:fill="F5F1FB"/>
       </w:pPr>
       <w:r>
         <w:rPr>
@@ -2941,7 +2572,7 @@
     </w:p>
     <w:p>
       <w:pPr>
-        <w:pStyle w:val="Heading3"/>
+        <w:pStyle w:val="Heading2"/>
       </w:pPr>
       <w:r>
         <w:t>05. Connect the explanation to its limit</w:t>
@@ -3020,7 +2651,6 @@
     <w:p>
       <w:pPr>
         <w:spacing w:line="336" w:lineRule="auto" w:after="180"/>
-        <w:shd w:fill="F5F1FB"/>
       </w:pPr>
       <w:r>
         <w:rPr>
@@ -3059,7 +2689,7 @@
     </w:p>
     <w:p>
       <w:pPr>
-        <w:pStyle w:val="Heading3"/>
+        <w:pStyle w:val="Heading2"/>
       </w:pPr>
       <w:r>
         <w:t>06. Make the idea visible in your project</w:t>
@@ -3173,7 +2803,6 @@
     <w:p>
       <w:pPr>
         <w:spacing w:line="336" w:lineRule="auto" w:after="180"/>
-        <w:shd w:fill="F5F1FB"/>
       </w:pPr>
       <w:r>
         <w:rPr>
@@ -3220,6 +2849,62 @@
     <w:p>
       <w:r>
         <w:t>________________________________________________________________</w:t>
+      </w:r>
+    </w:p>
+    <w:p>
+      <w:pPr>
+        <w:pStyle w:val="Heading2"/>
+      </w:pPr>
+      <w:r>
+        <w:t>Earlier wording, alternatives and picture transcripts · reference / check after trying</w:t>
+      </w:r>
+    </w:p>
+    <w:p>
+      <w:pPr>
+        <w:pStyle w:val="Heading3"/>
+      </w:pPr>
+      <w:r>
+        <w:t>01. Queues and asynchronous work: the case</w:t>
+      </w:r>
+    </w:p>
+    <w:p>
+      <w:pPr>
+        <w:pStyle w:val="Heading3"/>
+      </w:pPr>
+      <w:r>
+        <w:t>02. Follow the deciding steps</w:t>
+      </w:r>
+    </w:p>
+    <w:p>
+      <w:pPr>
+        <w:pStyle w:val="Heading3"/>
+      </w:pPr>
+      <w:r>
+        <w:t>03. Queues and asynchronous work — evidence trace</w:t>
+      </w:r>
+    </w:p>
+    <w:p>
+      <w:pPr>
+        <w:pStyle w:val="Heading3"/>
+      </w:pPr>
+      <w:r>
+        <w:t>04. Change one thing. Trace what follows.</w:t>
+      </w:r>
+    </w:p>
+    <w:p>
+      <w:pPr>
+        <w:pStyle w:val="Heading3"/>
+      </w:pPr>
+      <w:r>
+        <w:t>05. Connect the explanation to its limit</w:t>
+      </w:r>
+    </w:p>
+    <w:p>
+      <w:pPr>
+        <w:pStyle w:val="Heading3"/>
+      </w:pPr>
+      <w:r>
+        <w:t>06. Make the idea visible in your project</w:t>
       </w:r>
     </w:p>
     <w:sectPr>
